--- a/06-学生侧材料/讲义/学生专用版/4-分析化学/有效数字与误差分析-超级充实版（学生专用版）.docx
+++ b/06-学生侧材料/讲义/学生专用版/4-分析化学/有效数字与误差分析-超级充实版（学生专用版）.docx
@@ -2,51 +2,628 @@
 <file path=word/document.xml><?xml version="1.0" encoding="utf-8"?>
 <w:document xmlns:w="http://schemas.openxmlformats.org/wordprocessingml/2006/main" xmlns:m="http://schemas.openxmlformats.org/officeDocument/2006/math" xmlns:r="http://schemas.openxmlformats.org/officeDocument/2006/relationships" xmlns:o="urn:schemas-microsoft-com:office:office" xmlns:v="urn:schemas-microsoft-com:vml" xmlns:w10="urn:schemas-microsoft-com:office:word" xmlns:a="http://schemas.openxmlformats.org/drawingml/2006/main" xmlns:pic="http://schemas.openxmlformats.org/drawingml/2006/picture" xmlns:wp="http://schemas.openxmlformats.org/drawingml/2006/wordprocessingDrawing">
   <w:body>
-    <w:bookmarkStart w:id="29" w:name="有效数字与误差分析-超级充实版自学完整"/>
+    <w:bookmarkStart w:id="9" w:name="学习目标与考纲锚点"/>
     <w:p>
       <w:pPr>
-        <w:pStyle w:val="Heading1"/>
+        <w:pStyle w:val="Heading2"/>
         <w:spacing w:before="280" w:after="120"/>
+      </w:pPr>
+      <w:r>
+        <w:rPr>
+          <w:rFonts w:hint="eastAsia" w:ascii="Times New Roman" w:hAnsi="Times New Roman" w:eastAsia="SimHei" w:cs="Times New Roman"/>
+        </w:rPr>
+        <w:t xml:space="preserve">学习目标与考纲锚点</w:t>
+      </w:r>
+    </w:p>
+    <w:p>
+      <w:pPr>
+        <w:pStyle w:val="BlockText"/>
+        <w:spacing w:after="80"/>
+        <w:ind w:firstLine="420"/>
+      </w:pPr>
+      <w:r>
+        <w:rPr>
+          <w:rFonts w:hint="eastAsia" w:ascii="Times New Roman" w:hAnsi="Times New Roman" w:eastAsia="FangSong" w:cs="Times New Roman"/>
+        </w:rPr>
+        <w:t>对齐考纲</w:t>
+      </w:r>
+      <w:r>
+        <w:rPr>
+          <w:rFonts w:hint="eastAsia" w:ascii="Times New Roman" w:hAnsi="Times New Roman" w:eastAsia="Times New Roman" w:cs="Times New Roman"/>
+        </w:rPr>
+        <w:t>：§01</w:t>
+      </w:r>
+      <w:r>
+        <w:rPr>
+          <w:rFonts w:ascii="Times New Roman" w:hAnsi="Times New Roman" w:eastAsia="Times New Roman" w:cs="Times New Roman"/>
+        </w:rPr>
+        <w:t xml:space="preserve"> </w:t>
+      </w:r>
+      <w:r>
+        <w:rPr>
+          <w:rFonts w:hint="eastAsia" w:ascii="Times New Roman" w:hAnsi="Times New Roman" w:eastAsia="FangSong" w:cs="Times New Roman"/>
+        </w:rPr>
+        <w:t xml:space="preserve">有效数字</w:t>
+      </w:r>
+      <w:r>
+        <w:rPr>
+          <w:rFonts w:ascii="Times New Roman" w:hAnsi="Times New Roman" w:eastAsia="Times New Roman" w:cs="Times New Roman"/>
+        </w:rPr>
+        <w:t xml:space="preserve"> · §19 </w:t>
+      </w:r>
+      <w:r>
+        <w:rPr>
+          <w:rFonts w:hint="eastAsia" w:ascii="Times New Roman" w:hAnsi="Times New Roman" w:eastAsia="FangSong" w:cs="Times New Roman"/>
+        </w:rPr>
+        <w:t xml:space="preserve">误差分析</w:t>
+      </w:r>
+    </w:p>
+    <w:tbl>
+      <w:tblPr>
+        <w:tblStyle w:val="Table"/>
+        <w:tblW w:type="pct" w:w="5000"/>
+        <w:tblLayout w:type="fixed"/>
+        <w:tblLook w:firstRow="1" w:lastRow="0" w:firstColumn="0" w:lastColumn="0" w:noHBand="0" w:noVBand="0" w:val="0020"/>
         <w:jc w:val="center"/>
+        <w:tblBorders>
+          <w:top w:val="single" w:sz="12" w:space="0" w:color="333333"/>
+          <w:bottom w:val="single" w:sz="12" w:space="0" w:color="333333"/>
+          <w:left w:val="none"/>
+          <w:right w:val="none"/>
+          <w:insideH w:val="none"/>
+          <w:insideV w:val="none"/>
+        </w:tblBorders>
+      </w:tblPr>
+      <w:tblGrid>
+        <w:gridCol w:w="3960"/>
+        <w:gridCol w:w="3960"/>
+      </w:tblGrid>
+      <w:tr>
+        <w:trPr>
+          <w:tblHeader w:val="on"/>
+        </w:trPr>
+        <w:tc>
+          <w:tcPr>
+            <w:tcBorders>
+              <w:bottom w:val="single" w:sz="6" w:space="0" w:color="333333"/>
+            </w:tcBorders>
+          </w:tcPr>
+          <w:p>
+            <w:pPr>
+              <w:pStyle w:val="Compact"/>
+              <w:jc w:val="center"/>
+            </w:pPr>
+            <w:r>
+              <w:rPr>
+                <w:rFonts w:hint="eastAsia" w:ascii="Times New Roman" w:hAnsi="Times New Roman" w:eastAsia="SimHei" w:cs="Times New Roman"/>
+                <w:b/>
+              </w:rPr>
+              <w:t xml:space="preserve">考纲条目</w:t>
+            </w:r>
+          </w:p>
+        </w:tc>
+        <w:tc>
+          <w:tcPr>
+            <w:tcBorders>
+              <w:bottom w:val="single" w:sz="6" w:space="0" w:color="333333"/>
+            </w:tcBorders>
+          </w:tcPr>
+          <w:p>
+            <w:pPr>
+              <w:pStyle w:val="Compact"/>
+              <w:jc w:val="center"/>
+            </w:pPr>
+            <w:r>
+              <w:rPr>
+                <w:rFonts w:hint="eastAsia" w:ascii="Times New Roman" w:hAnsi="Times New Roman" w:eastAsia="SimHei" w:cs="Times New Roman"/>
+                <w:b/>
+              </w:rPr>
+              <w:t xml:space="preserve">学完本讲应能</w:t>
+            </w:r>
+          </w:p>
+        </w:tc>
+      </w:tr>
+      <w:tr>
+        <w:tc>
+          <w:tcPr/>
+          <w:p>
+            <w:pPr>
+              <w:pStyle w:val="Compact"/>
+              <w:jc w:val="center"/>
+            </w:pPr>
+            <w:r>
+              <w:rPr>
+                <w:rFonts w:ascii="Times New Roman" w:hAnsi="Times New Roman" w:eastAsia="Times New Roman" w:cs="Times New Roman"/>
+              </w:rPr>
+              <w:t xml:space="preserve">§01 </w:t>
+            </w:r>
+            <w:r>
+              <w:rPr>
+                <w:rFonts w:hint="eastAsia" w:ascii="Times New Roman" w:hAnsi="Times New Roman" w:eastAsia="FangSong" w:cs="Times New Roman"/>
+              </w:rPr>
+              <w:t xml:space="preserve">有效数字</w:t>
+            </w:r>
+            <w:r>
+              <w:rPr>
+                <w:rFonts w:ascii="Times New Roman" w:hAnsi="Times New Roman" w:eastAsia="Times New Roman" w:cs="Times New Roman"/>
+              </w:rPr>
+              <w:t xml:space="preserve"> · </w:t>
+            </w:r>
+            <w:r>
+              <w:rPr>
+                <w:rFonts w:hint="eastAsia" w:ascii="Times New Roman" w:hAnsi="Times New Roman" w:eastAsia="FangSong" w:cs="Times New Roman"/>
+              </w:rPr>
+              <w:t xml:space="preserve">位数辨识与修约</w:t>
+            </w:r>
+          </w:p>
+        </w:tc>
+        <w:tc>
+          <w:tcPr/>
+          <w:p>
+            <w:pPr>
+              <w:pStyle w:val="Compact"/>
+              <w:jc w:val="center"/>
+            </w:pPr>
+            <w:r>
+              <w:rPr>
+                <w:rFonts w:hint="eastAsia" w:ascii="Times New Roman" w:hAnsi="Times New Roman" w:eastAsia="FangSong" w:cs="Times New Roman"/>
+              </w:rPr>
+              <w:t>准确辨识各类数值</w:t>
+            </w:r>
+            <w:r>
+              <w:rPr>
+                <w:rFonts w:hint="eastAsia" w:ascii="Times New Roman" w:hAnsi="Times New Roman" w:eastAsia="Times New Roman" w:cs="Times New Roman"/>
+              </w:rPr>
+              <w:t>（</w:t>
+            </w:r>
+            <w:r>
+              <w:rPr>
+                <w:rFonts w:hint="eastAsia" w:ascii="Times New Roman" w:hAnsi="Times New Roman" w:eastAsia="FangSong" w:cs="Times New Roman"/>
+              </w:rPr>
+              <w:t>含对数</w:t>
+            </w:r>
+            <w:r>
+              <w:rPr>
+                <w:rFonts w:hint="eastAsia" w:ascii="Times New Roman" w:hAnsi="Times New Roman" w:eastAsia="Times New Roman" w:cs="Times New Roman"/>
+              </w:rPr>
+              <w:t>、</w:t>
+            </w:r>
+            <m:oMath>
+              <m:r>
+                <m:rPr>
+                  <m:sty m:val="p"/>
+                </m:rPr>
+                <m:t>p</m:t>
+              </m:r>
+              <m:r>
+                <m:rPr>
+                  <m:sty m:val="p"/>
+                </m:rPr>
+                <m:t>H</m:t>
+              </m:r>
+            </m:oMath>
+            <w:r>
+              <w:rPr>
+                <w:rFonts w:hint="eastAsia" w:ascii="Times New Roman" w:hAnsi="Times New Roman" w:eastAsia="Times New Roman" w:cs="Times New Roman"/>
+              </w:rPr>
+              <w:t>、</w:t>
+            </w:r>
+            <w:r>
+              <w:rPr>
+                <w:rFonts w:hint="eastAsia" w:ascii="Times New Roman" w:hAnsi="Times New Roman" w:eastAsia="FangSong" w:cs="Times New Roman"/>
+              </w:rPr>
+              <w:t>指数形式</w:t>
+            </w:r>
+            <w:r>
+              <w:rPr>
+                <w:rFonts w:hint="eastAsia" w:ascii="Times New Roman" w:hAnsi="Times New Roman" w:eastAsia="Times New Roman" w:cs="Times New Roman"/>
+              </w:rPr>
+              <w:t>）</w:t>
+            </w:r>
+            <w:r>
+              <w:rPr>
+                <w:rFonts w:hint="eastAsia" w:ascii="Times New Roman" w:hAnsi="Times New Roman" w:eastAsia="FangSong" w:cs="Times New Roman"/>
+              </w:rPr>
+              <w:t>的有效数字位数</w:t>
+            </w:r>
+            <w:r>
+              <w:rPr>
+                <w:rFonts w:hint="eastAsia" w:ascii="Times New Roman" w:hAnsi="Times New Roman" w:eastAsia="Times New Roman" w:cs="Times New Roman"/>
+              </w:rPr>
+              <w:t>，</w:t>
+            </w:r>
+            <w:r>
+              <w:rPr>
+                <w:rFonts w:hint="eastAsia" w:ascii="Times New Roman" w:hAnsi="Times New Roman" w:eastAsia="FangSong" w:cs="Times New Roman"/>
+              </w:rPr>
+              <w:t>按</w:t>
+            </w:r>
+            <w:r>
+              <w:rPr>
+                <w:rFonts w:ascii="Times New Roman" w:hAnsi="Times New Roman" w:eastAsia="Times New Roman" w:cs="Times New Roman"/>
+              </w:rPr>
+              <w:t xml:space="preserve"> GB/T 8170 </w:t>
+            </w:r>
+            <w:r>
+              <w:rPr>
+                <w:rFonts w:hint="eastAsia" w:ascii="Times New Roman" w:hAnsi="Times New Roman" w:eastAsia="FangSong" w:cs="Times New Roman"/>
+              </w:rPr>
+              <w:t xml:space="preserve">规则完成四舍五入与一次性修约</w:t>
+            </w:r>
+          </w:p>
+        </w:tc>
+      </w:tr>
+      <w:tr>
+        <w:tc>
+          <w:tcPr/>
+          <w:p>
+            <w:pPr>
+              <w:pStyle w:val="Compact"/>
+              <w:jc w:val="center"/>
+            </w:pPr>
+            <w:r>
+              <w:rPr>
+                <w:rFonts w:ascii="Times New Roman" w:hAnsi="Times New Roman" w:eastAsia="Times New Roman" w:cs="Times New Roman"/>
+              </w:rPr>
+              <w:t xml:space="preserve">§01 </w:t>
+            </w:r>
+            <w:r>
+              <w:rPr>
+                <w:rFonts w:hint="eastAsia" w:ascii="Times New Roman" w:hAnsi="Times New Roman" w:eastAsia="FangSong" w:cs="Times New Roman"/>
+              </w:rPr>
+              <w:t xml:space="preserve">有效数字</w:t>
+            </w:r>
+            <w:r>
+              <w:rPr>
+                <w:rFonts w:ascii="Times New Roman" w:hAnsi="Times New Roman" w:eastAsia="Times New Roman" w:cs="Times New Roman"/>
+              </w:rPr>
+              <w:t xml:space="preserve"> · </w:t>
+            </w:r>
+            <w:r>
+              <w:rPr>
+                <w:rFonts w:hint="eastAsia" w:ascii="Times New Roman" w:hAnsi="Times New Roman" w:eastAsia="FangSong" w:cs="Times New Roman"/>
+              </w:rPr>
+              <w:t xml:space="preserve">运算与精度保持</w:t>
+            </w:r>
+          </w:p>
+        </w:tc>
+        <w:tc>
+          <w:tcPr/>
+          <w:p>
+            <w:pPr>
+              <w:pStyle w:val="Compact"/>
+              <w:jc w:val="center"/>
+            </w:pPr>
+            <w:r>
+              <w:rPr>
+                <w:rFonts w:hint="eastAsia" w:ascii="Times New Roman" w:hAnsi="Times New Roman" w:eastAsia="FangSong" w:cs="Times New Roman"/>
+              </w:rPr>
+              <w:t>掌握加减法按小数位数</w:t>
+            </w:r>
+            <w:r>
+              <w:rPr>
+                <w:rFonts w:hint="eastAsia" w:ascii="Times New Roman" w:hAnsi="Times New Roman" w:eastAsia="Times New Roman" w:cs="Times New Roman"/>
+              </w:rPr>
+              <w:t>、</w:t>
+            </w:r>
+            <w:r>
+              <w:rPr>
+                <w:rFonts w:hint="eastAsia" w:ascii="Times New Roman" w:hAnsi="Times New Roman" w:eastAsia="FangSong" w:cs="Times New Roman"/>
+              </w:rPr>
+              <w:t>乘除法按有效位数最少的运算规则</w:t>
+            </w:r>
+            <w:r>
+              <w:rPr>
+                <w:rFonts w:hint="eastAsia" w:ascii="Times New Roman" w:hAnsi="Times New Roman" w:eastAsia="Times New Roman" w:cs="Times New Roman"/>
+              </w:rPr>
+              <w:t>，</w:t>
+            </w:r>
+            <w:r>
+              <w:rPr>
+                <w:rFonts w:hint="eastAsia" w:ascii="Times New Roman" w:hAnsi="Times New Roman" w:eastAsia="FangSong" w:cs="Times New Roman"/>
+              </w:rPr>
+              <w:t>理解中间过程多保留一位</w:t>
+            </w:r>
+            <w:r>
+              <w:rPr>
+                <w:rFonts w:hint="eastAsia" w:ascii="Times New Roman" w:hAnsi="Times New Roman" w:eastAsia="Times New Roman" w:cs="Times New Roman"/>
+              </w:rPr>
+              <w:t>、</w:t>
+            </w:r>
+            <w:r>
+              <w:rPr>
+                <w:rFonts w:hint="eastAsia" w:ascii="Times New Roman" w:hAnsi="Times New Roman" w:eastAsia="FangSong" w:cs="Times New Roman"/>
+              </w:rPr>
+              <w:t>结果再修约的精度控制</w:t>
+            </w:r>
+          </w:p>
+        </w:tc>
+      </w:tr>
+      <w:tr>
+        <w:tc>
+          <w:tcPr/>
+          <w:p>
+            <w:pPr>
+              <w:pStyle w:val="Compact"/>
+              <w:jc w:val="center"/>
+            </w:pPr>
+            <w:r>
+              <w:rPr>
+                <w:rFonts w:ascii="Times New Roman" w:hAnsi="Times New Roman" w:eastAsia="Times New Roman" w:cs="Times New Roman"/>
+              </w:rPr>
+              <w:t xml:space="preserve">§19 </w:t>
+            </w:r>
+            <w:r>
+              <w:rPr>
+                <w:rFonts w:hint="eastAsia" w:ascii="Times New Roman" w:hAnsi="Times New Roman" w:eastAsia="FangSong" w:cs="Times New Roman"/>
+              </w:rPr>
+              <w:t xml:space="preserve">误差分析</w:t>
+            </w:r>
+            <w:r>
+              <w:rPr>
+                <w:rFonts w:ascii="Times New Roman" w:hAnsi="Times New Roman" w:eastAsia="Times New Roman" w:cs="Times New Roman"/>
+              </w:rPr>
+              <w:t xml:space="preserve"> · </w:t>
+            </w:r>
+            <w:r>
+              <w:rPr>
+                <w:rFonts w:hint="eastAsia" w:ascii="Times New Roman" w:hAnsi="Times New Roman" w:eastAsia="FangSong" w:cs="Times New Roman"/>
+              </w:rPr>
+              <w:t xml:space="preserve">误差分类与来源</w:t>
+            </w:r>
+          </w:p>
+        </w:tc>
+        <w:tc>
+          <w:tcPr/>
+          <w:p>
+            <w:pPr>
+              <w:pStyle w:val="Compact"/>
+              <w:jc w:val="center"/>
+            </w:pPr>
+            <w:r>
+              <w:rPr>
+                <w:rFonts w:hint="eastAsia" w:ascii="Times New Roman" w:hAnsi="Times New Roman" w:eastAsia="FangSong" w:cs="Times New Roman"/>
+              </w:rPr>
+              <w:t>区分系统误差与随机误差</w:t>
+            </w:r>
+            <w:r>
+              <w:rPr>
+                <w:rFonts w:hint="eastAsia" w:ascii="Times New Roman" w:hAnsi="Times New Roman" w:eastAsia="Times New Roman" w:cs="Times New Roman"/>
+              </w:rPr>
+              <w:t>、</w:t>
+            </w:r>
+            <w:r>
+              <w:rPr>
+                <w:rFonts w:hint="eastAsia" w:ascii="Times New Roman" w:hAnsi="Times New Roman" w:eastAsia="FangSong" w:cs="Times New Roman"/>
+              </w:rPr>
+              <w:t>准确度与精密度</w:t>
+            </w:r>
+            <w:r>
+              <w:rPr>
+                <w:rFonts w:hint="eastAsia" w:ascii="Times New Roman" w:hAnsi="Times New Roman" w:eastAsia="Times New Roman" w:cs="Times New Roman"/>
+              </w:rPr>
+              <w:t>，</w:t>
+            </w:r>
+            <w:r>
+              <w:rPr>
+                <w:rFonts w:hint="eastAsia" w:ascii="Times New Roman" w:hAnsi="Times New Roman" w:eastAsia="FangSong" w:cs="Times New Roman"/>
+              </w:rPr>
+              <w:t>识别仪器</w:t>
+            </w:r>
+            <w:r>
+              <w:rPr>
+                <w:rFonts w:hint="eastAsia" w:ascii="Times New Roman" w:hAnsi="Times New Roman" w:eastAsia="Times New Roman" w:cs="Times New Roman"/>
+              </w:rPr>
+              <w:t>、</w:t>
+            </w:r>
+            <w:r>
+              <w:rPr>
+                <w:rFonts w:hint="eastAsia" w:ascii="Times New Roman" w:hAnsi="Times New Roman" w:eastAsia="FangSong" w:cs="Times New Roman"/>
+              </w:rPr>
+              <w:t>方法</w:t>
+            </w:r>
+            <w:r>
+              <w:rPr>
+                <w:rFonts w:hint="eastAsia" w:ascii="Times New Roman" w:hAnsi="Times New Roman" w:eastAsia="Times New Roman" w:cs="Times New Roman"/>
+              </w:rPr>
+              <w:t>、</w:t>
+            </w:r>
+            <w:r>
+              <w:rPr>
+                <w:rFonts w:hint="eastAsia" w:ascii="Times New Roman" w:hAnsi="Times New Roman" w:eastAsia="FangSong" w:cs="Times New Roman"/>
+              </w:rPr>
+              <w:t>操作与试剂等系统误差来源及其减免途径</w:t>
+            </w:r>
+          </w:p>
+        </w:tc>
+      </w:tr>
+      <w:tr>
+        <w:tc>
+          <w:tcPr/>
+          <w:p>
+            <w:pPr>
+              <w:pStyle w:val="Compact"/>
+              <w:jc w:val="center"/>
+            </w:pPr>
+            <w:r>
+              <w:rPr>
+                <w:rFonts w:ascii="Times New Roman" w:hAnsi="Times New Roman" w:eastAsia="Times New Roman" w:cs="Times New Roman"/>
+              </w:rPr>
+              <w:t xml:space="preserve">§19 </w:t>
+            </w:r>
+            <w:r>
+              <w:rPr>
+                <w:rFonts w:hint="eastAsia" w:ascii="Times New Roman" w:hAnsi="Times New Roman" w:eastAsia="FangSong" w:cs="Times New Roman"/>
+              </w:rPr>
+              <w:t xml:space="preserve">误差分析</w:t>
+            </w:r>
+            <w:r>
+              <w:rPr>
+                <w:rFonts w:ascii="Times New Roman" w:hAnsi="Times New Roman" w:eastAsia="Times New Roman" w:cs="Times New Roman"/>
+              </w:rPr>
+              <w:t xml:space="preserve"> · </w:t>
+            </w:r>
+            <w:r>
+              <w:rPr>
+                <w:rFonts w:hint="eastAsia" w:ascii="Times New Roman" w:hAnsi="Times New Roman" w:eastAsia="FangSong" w:cs="Times New Roman"/>
+              </w:rPr>
+              <w:t xml:space="preserve">误差传递与极值设计</w:t>
+            </w:r>
+          </w:p>
+        </w:tc>
+        <w:tc>
+          <w:tcPr/>
+          <w:p>
+            <w:pPr>
+              <w:pStyle w:val="Compact"/>
+              <w:jc w:val="center"/>
+            </w:pPr>
+            <w:r>
+              <w:rPr>
+                <w:rFonts w:hint="eastAsia" w:ascii="Times New Roman" w:hAnsi="Times New Roman" w:eastAsia="FangSong" w:cs="Times New Roman"/>
+              </w:rPr>
+              <w:t>掌握加减与乘除运算的误差传递公式</w:t>
+            </w:r>
+            <w:r>
+              <w:rPr>
+                <w:rFonts w:hint="eastAsia" w:ascii="Times New Roman" w:hAnsi="Times New Roman" w:eastAsia="Times New Roman" w:cs="Times New Roman"/>
+              </w:rPr>
+              <w:t>，</w:t>
+            </w:r>
+            <w:r>
+              <w:rPr>
+                <w:rFonts w:hint="eastAsia" w:ascii="Times New Roman" w:hAnsi="Times New Roman" w:eastAsia="FangSong" w:cs="Times New Roman"/>
+              </w:rPr>
+              <w:t>对天平</w:t>
+            </w:r>
+            <w:r>
+              <w:rPr>
+                <w:rFonts w:hint="eastAsia" w:ascii="Times New Roman" w:hAnsi="Times New Roman" w:eastAsia="Times New Roman" w:cs="Times New Roman"/>
+              </w:rPr>
+              <w:t>、</w:t>
+            </w:r>
+            <w:r>
+              <w:rPr>
+                <w:rFonts w:hint="eastAsia" w:ascii="Times New Roman" w:hAnsi="Times New Roman" w:eastAsia="FangSong" w:cs="Times New Roman"/>
+              </w:rPr>
+              <w:t>移液管等量器的极限相对误差作综合推算与取样量设计</w:t>
+            </w:r>
+          </w:p>
+        </w:tc>
+      </w:tr>
+      <w:tr>
+        <w:tc>
+          <w:tcPr/>
+          <w:p>
+            <w:pPr>
+              <w:pStyle w:val="Compact"/>
+              <w:jc w:val="center"/>
+            </w:pPr>
+            <w:r>
+              <w:rPr>
+                <w:rFonts w:ascii="Times New Roman" w:hAnsi="Times New Roman" w:eastAsia="Times New Roman" w:cs="Times New Roman"/>
+              </w:rPr>
+              <w:t xml:space="preserve">§19 </w:t>
+            </w:r>
+            <w:r>
+              <w:rPr>
+                <w:rFonts w:hint="eastAsia" w:ascii="Times New Roman" w:hAnsi="Times New Roman" w:eastAsia="FangSong" w:cs="Times New Roman"/>
+              </w:rPr>
+              <w:t xml:space="preserve">误差分析</w:t>
+            </w:r>
+            <w:r>
+              <w:rPr>
+                <w:rFonts w:ascii="Times New Roman" w:hAnsi="Times New Roman" w:eastAsia="Times New Roman" w:cs="Times New Roman"/>
+              </w:rPr>
+              <w:t xml:space="preserve"> · </w:t>
+            </w:r>
+            <w:r>
+              <w:rPr>
+                <w:rFonts w:hint="eastAsia" w:ascii="Times New Roman" w:hAnsi="Times New Roman" w:eastAsia="FangSong" w:cs="Times New Roman"/>
+              </w:rPr>
+              <w:t xml:space="preserve">数据处理与统计判据</w:t>
+            </w:r>
+          </w:p>
+        </w:tc>
+        <w:tc>
+          <w:tcPr/>
+          <w:p>
+            <w:pPr>
+              <w:pStyle w:val="Compact"/>
+              <w:jc w:val="center"/>
+            </w:pPr>
+            <w:r>
+              <w:rPr>
+                <w:rFonts w:hint="eastAsia" w:ascii="Times New Roman" w:hAnsi="Times New Roman" w:eastAsia="FangSong" w:cs="Times New Roman"/>
+              </w:rPr>
+              <w:t>掌握可疑值取舍</w:t>
+            </w:r>
+            <w:r>
+              <w:rPr>
+                <w:rFonts w:hint="eastAsia" w:ascii="Times New Roman" w:hAnsi="Times New Roman" w:eastAsia="Times New Roman" w:cs="Times New Roman"/>
+              </w:rPr>
+              <w:t>、</w:t>
+            </w:r>
+            <w:r>
+              <w:rPr>
+                <w:rFonts w:hint="eastAsia" w:ascii="Times New Roman" w:hAnsi="Times New Roman" w:eastAsia="FangSong" w:cs="Times New Roman"/>
+              </w:rPr>
+              <w:t>置信区间与最小二乘回归的适用条件</w:t>
+            </w:r>
+            <w:r>
+              <w:rPr>
+                <w:rFonts w:hint="eastAsia" w:ascii="Times New Roman" w:hAnsi="Times New Roman" w:eastAsia="Times New Roman" w:cs="Times New Roman"/>
+              </w:rPr>
+              <w:t>，</w:t>
+            </w:r>
+            <w:r>
+              <w:rPr>
+                <w:rFonts w:hint="eastAsia" w:ascii="Times New Roman" w:hAnsi="Times New Roman" w:eastAsia="FangSong" w:cs="Times New Roman"/>
+              </w:rPr>
+              <w:t>理解</w:t>
+            </w:r>
+            <w:r>
+              <w:rPr>
+                <w:rFonts w:ascii="Times New Roman" w:hAnsi="Times New Roman" w:eastAsia="Times New Roman" w:cs="Times New Roman"/>
+              </w:rPr>
+              <w:t xml:space="preserve"> </w:t>
+            </w:r>
+            <m:oMath>
+              <m:r>
+                <m:t>3</m:t>
+              </m:r>
+              <m:r>
+                <m:t>σ</m:t>
+              </m:r>
+            </m:oMath>
+            <w:r>
+              <w:rPr>
+                <w:rFonts w:ascii="Times New Roman" w:hAnsi="Times New Roman" w:eastAsia="Times New Roman" w:cs="Times New Roman"/>
+              </w:rPr>
+              <w:t xml:space="preserve"> </w:t>
+            </w:r>
+            <w:r>
+              <w:rPr>
+                <w:rFonts w:hint="eastAsia" w:ascii="Times New Roman" w:hAnsi="Times New Roman" w:eastAsia="FangSong" w:cs="Times New Roman"/>
+              </w:rPr>
+              <w:t xml:space="preserve">准则与检出限评价</w:t>
+            </w:r>
+          </w:p>
+        </w:tc>
+      </w:tr>
+    </w:tbl>
+    <w:p>
+      <w:pPr>
+        <w:spacing w:before="160" w:after="80"/>
       </w:pPr>
       <w:r>
-        <w:rPr>
-          <w:rFonts w:hint="eastAsia" w:ascii="Times New Roman" w:hAnsi="Times New Roman" w:eastAsia="SimHei" w:cs="Times New Roman"/>
-        </w:rPr>
-        <w:t>有效数字与误差分析</w:t>
-      </w:r>
-      <w:r>
-        <w:rPr>
-          <w:rFonts w:hint="eastAsia" w:ascii="Times New Roman" w:hAnsi="Times New Roman" w:eastAsia="Times New Roman" w:cs="Times New Roman"/>
-        </w:rPr>
-        <w:t>-</w:t>
-      </w:r>
-      <w:r>
-        <w:rPr>
-          <w:rFonts w:hint="eastAsia" w:ascii="Times New Roman" w:hAnsi="Times New Roman" w:eastAsia="SimHei" w:cs="Times New Roman"/>
-        </w:rPr>
-        <w:t>超级充实版</w:t>
-      </w:r>
-      <w:r>
-        <w:rPr>
-          <w:rFonts w:hint="eastAsia" w:ascii="Times New Roman" w:hAnsi="Times New Roman" w:eastAsia="Times New Roman" w:cs="Times New Roman"/>
-        </w:rPr>
-        <w:t>（</w:t>
-      </w:r>
-      <w:r>
-        <w:rPr>
-          <w:rFonts w:hint="eastAsia" w:ascii="Times New Roman" w:hAnsi="Times New Roman" w:eastAsia="SimHei" w:cs="Times New Roman"/>
-        </w:rPr>
-        <w:t>自学完整</w:t>
-      </w:r>
-      <w:r>
-        <w:rPr>
-          <w:rFonts w:hint="eastAsia" w:ascii="Times New Roman" w:hAnsi="Times New Roman" w:eastAsia="Times New Roman" w:cs="Times New Roman"/>
-        </w:rPr>
-        <w:t>）</w:t>
+        <w:pict>
+          <v:rect style="width:0;height:1.5pt" o:hralign="center" o:hrstd="t" o:hr="t"/>
+        </w:pict>
       </w:r>
     </w:p>
-    <w:bookmarkStart w:id="9" w:name="有效数字物理极限对数法则与数理修约"/>
+    <w:bookmarkEnd w:id="9"/>
+    <w:bookmarkStart w:id="10" w:name="有效数字物理极限对数法则与数理修约"/>
     <w:p>
       <w:pPr>
         <w:pStyle w:val="Heading2"/>
@@ -2647,8 +3224,8 @@
         <w:t>。</w:t>
       </w:r>
     </w:p>
-    <w:bookmarkEnd w:id="9"/>
-    <w:bookmarkStart w:id="10" w:name="运算法则与中间过程精度保持"/>
+    <w:bookmarkEnd w:id="10"/>
+    <w:bookmarkStart w:id="11" w:name="运算法则与中间过程精度保持"/>
     <w:p>
       <w:pPr>
         <w:pStyle w:val="Heading2"/>
@@ -3838,8 +4415,8 @@
         <w:t xml:space="preserve">。</w:t>
       </w:r>
     </w:p>
-    <w:bookmarkEnd w:id="10"/>
-    <w:bookmarkStart w:id="26" w:name="误差分类与测量范围极值优化"/>
+    <w:bookmarkEnd w:id="11"/>
+    <w:bookmarkStart w:id="27" w:name="误差分类与测量范围极值优化"/>
     <w:p>
       <w:pPr>
         <w:pStyle w:val="Heading2"/>
@@ -4304,18 +4881,18 @@
           <wp:inline>
             <wp:extent cx="2667000" cy="1582931"/>
             <wp:effectExtent b="0" l="0" r="0" t="0"/>
-            <wp:docPr descr="" title="" id="12" name="Picture"/>
+            <wp:docPr descr="" title="" id="13" name="Picture"/>
             <a:graphic>
               <a:graphicData uri="http://schemas.openxmlformats.org/drawingml/2006/picture">
                 <pic:pic>
                   <pic:nvPicPr>
-                    <pic:cNvPr descr="11a6ee0a0dd50419adaa854997a6f242c1c55c67eee06e9f0ba87038863049c5.jpg" id="13" name="Picture"/>
+                    <pic:cNvPr descr="11a6ee0a0dd50419adaa854997a6f242c1c55c67eee06e9f0ba87038863049c5.jpg" id="14" name="Picture"/>
                     <pic:cNvPicPr>
                       <a:picLocks noChangeArrowheads="1" noChangeAspect="1"/>
                     </pic:cNvPicPr>
                   </pic:nvPicPr>
                   <pic:blipFill>
-                    <a:blip r:embed="rId11"/>
+                    <a:blip r:embed="rId12"/>
                     <a:stretch>
                       <a:fillRect/>
                     </a:stretch>
@@ -4422,18 +4999,18 @@
           <wp:inline>
             <wp:extent cx="2667000" cy="810863"/>
             <wp:effectExtent b="0" l="0" r="0" t="0"/>
-            <wp:docPr descr="" title="" id="15" name="Picture"/>
+            <wp:docPr descr="" title="" id="16" name="Picture"/>
             <a:graphic>
               <a:graphicData uri="http://schemas.openxmlformats.org/drawingml/2006/picture">
                 <pic:pic>
                   <pic:nvPicPr>
-                    <pic:cNvPr descr="b065ecfdc21b739a5adc918a084d44e08b2774a393fa602a5109160bdb768f10.jpg" id="16" name="Picture"/>
+                    <pic:cNvPr descr="b065ecfdc21b739a5adc918a084d44e08b2774a393fa602a5109160bdb768f10.jpg" id="17" name="Picture"/>
                     <pic:cNvPicPr>
                       <a:picLocks noChangeArrowheads="1" noChangeAspect="1"/>
                     </pic:cNvPicPr>
                   </pic:nvPicPr>
                   <pic:blipFill>
-                    <a:blip r:embed="rId14"/>
+                    <a:blip r:embed="rId15"/>
                     <a:stretch>
                       <a:fillRect/>
                     </a:stretch>
@@ -5323,18 +5900,18 @@
           <wp:inline>
             <wp:extent cx="2667000" cy="1944311"/>
             <wp:effectExtent b="0" l="0" r="0" t="0"/>
-            <wp:docPr descr="" title="" id="18" name="Picture"/>
+            <wp:docPr descr="" title="" id="19" name="Picture"/>
             <a:graphic>
               <a:graphicData uri="http://schemas.openxmlformats.org/drawingml/2006/picture">
                 <pic:pic>
                   <pic:nvPicPr>
-                    <pic:cNvPr descr="f178263ac2b346af802a37db132484a685ddca027789e8092fdca25b72303ab7.jpg" id="19" name="Picture"/>
+                    <pic:cNvPr descr="f178263ac2b346af802a37db132484a685ddca027789e8092fdca25b72303ab7.jpg" id="20" name="Picture"/>
                     <pic:cNvPicPr>
                       <a:picLocks noChangeArrowheads="1" noChangeAspect="1"/>
                     </pic:cNvPicPr>
                   </pic:nvPicPr>
                   <pic:blipFill>
-                    <a:blip r:embed="rId17"/>
+                    <a:blip r:embed="rId18"/>
                     <a:stretch>
                       <a:fillRect/>
                     </a:stretch>
@@ -7861,18 +8438,18 @@
           <wp:inline>
             <wp:extent cx="2476500" cy="2003713"/>
             <wp:effectExtent b="0" l="0" r="0" t="0"/>
-            <wp:docPr descr="" title="" id="21" name="Picture"/>
+            <wp:docPr descr="" title="" id="22" name="Picture"/>
             <a:graphic>
               <a:graphicData uri="http://schemas.openxmlformats.org/drawingml/2006/picture">
                 <pic:pic>
                   <pic:nvPicPr>
-                    <pic:cNvPr descr="3d9b209febb741f06ee4cdf4d332767c9faa9924dddd40a153711145f7dde0f6.jpg" id="22" name="Picture"/>
+                    <pic:cNvPr descr="3d9b209febb741f06ee4cdf4d332767c9faa9924dddd40a153711145f7dde0f6.jpg" id="23" name="Picture"/>
                     <pic:cNvPicPr>
                       <a:picLocks noChangeArrowheads="1" noChangeAspect="1"/>
                     </pic:cNvPicPr>
                   </pic:nvPicPr>
                   <pic:blipFill>
-                    <a:blip r:embed="rId20"/>
+                    <a:blip r:embed="rId21"/>
                     <a:stretch>
                       <a:fillRect/>
                     </a:stretch>
@@ -7955,18 +8532,18 @@
           <wp:inline>
             <wp:extent cx="2667000" cy="2050427"/>
             <wp:effectExtent b="0" l="0" r="0" t="0"/>
-            <wp:docPr descr="" title="" id="24" name="Picture"/>
+            <wp:docPr descr="" title="" id="25" name="Picture"/>
             <a:graphic>
               <a:graphicData uri="http://schemas.openxmlformats.org/drawingml/2006/picture">
                 <pic:pic>
                   <pic:nvPicPr>
-                    <pic:cNvPr descr="a215b815fa6f6456ac8eb9758f085db2a18150f9a2cd64eb993d8a64a527bd98.jpg" id="25" name="Picture"/>
+                    <pic:cNvPr descr="a215b815fa6f6456ac8eb9758f085db2a18150f9a2cd64eb993d8a64a527bd98.jpg" id="26" name="Picture"/>
                     <pic:cNvPicPr>
                       <a:picLocks noChangeArrowheads="1" noChangeAspect="1"/>
                     </pic:cNvPicPr>
                   </pic:nvPicPr>
                   <pic:blipFill>
-                    <a:blip r:embed="rId23"/>
+                    <a:blip r:embed="rId24"/>
                     <a:stretch>
                       <a:fillRect/>
                     </a:stretch>
@@ -8047,8 +8624,8 @@
         <w:t>。</w:t>
       </w:r>
     </w:p>
-    <w:bookmarkEnd w:id="26"/>
-    <w:bookmarkStart w:id="27" w:name="常见失分陷阱辨析与赛场防错指南"/>
+    <w:bookmarkEnd w:id="27"/>
+    <w:bookmarkStart w:id="28" w:name="常见失分陷阱辨析与赛场防错指南"/>
     <w:p>
       <w:pPr>
         <w:pStyle w:val="Heading2"/>
@@ -9701,8 +10278,8 @@
         <w:t xml:space="preserve">。</w:t>
       </w:r>
     </w:p>
-    <w:bookmarkEnd w:id="27"/>
-    <w:bookmarkStart w:id="28" w:name="竞赛思考强化题与微观机理精解"/>
+    <w:bookmarkEnd w:id="28"/>
+    <w:bookmarkStart w:id="29" w:name="竞赛思考强化题与微观机理精解"/>
     <w:p>
       <w:pPr>
         <w:pStyle w:val="Heading2"/>
@@ -9733,42 +10310,6 @@
           <w:bCs/>
         </w:rPr>
         <w:t xml:space="preserve">1.</w:t>
-      </w:r>
-      <w:r>
-        <w:rPr>
-          <w:rFonts w:ascii="Times New Roman" w:hAnsi="Times New Roman" w:eastAsia="Times New Roman" w:cs="Times New Roman"/>
-        </w:rPr>
-        <w:t xml:space="preserve"> </w:t>
-      </w:r>
-      <w:r>
-        <w:rPr>
-          <w:rFonts w:hint="eastAsia" w:ascii="Times New Roman" w:hAnsi="Times New Roman" w:eastAsia="Times New Roman" w:cs="Times New Roman"/>
-        </w:rPr>
-        <w:t>[</w:t>
-      </w:r>
-      <w:r>
-        <w:rPr>
-          <w:rFonts w:hint="eastAsia" w:ascii="Times New Roman" w:hAnsi="Times New Roman" w:eastAsia="FangSong" w:cs="Times New Roman"/>
-        </w:rPr>
-        <w:t>讲义精编</w:t>
-      </w:r>
-      <w:r>
-        <w:rPr>
-          <w:rFonts w:hint="eastAsia" w:ascii="Times New Roman" w:hAnsi="Times New Roman" w:eastAsia="Times New Roman" w:cs="Times New Roman"/>
-        </w:rPr>
-        <w:t>·</w:t>
-      </w:r>
-      <w:r>
-        <w:rPr>
-          <w:rFonts w:hint="eastAsia" w:ascii="Times New Roman" w:hAnsi="Times New Roman" w:eastAsia="FangSong" w:cs="Times New Roman"/>
-        </w:rPr>
-        <w:t>有效数字位数辨识</w:t>
-      </w:r>
-      <w:r>
-        <w:rPr>
-          <w:rFonts w:hint="eastAsia" w:ascii="Times New Roman" w:hAnsi="Times New Roman" w:eastAsia="Times New Roman" w:cs="Times New Roman"/>
-        </w:rPr>
-        <w:t>]</w:t>
       </w:r>
       <w:r>
         <w:rPr>
@@ -10282,48 +10823,6 @@
       </w:r>
       <w:r>
         <w:rPr>
-          <w:rFonts w:hint="eastAsia" w:ascii="Times New Roman" w:hAnsi="Times New Roman" w:eastAsia="Times New Roman" w:cs="Times New Roman"/>
-        </w:rPr>
-        <w:t>[</w:t>
-      </w:r>
-      <w:r>
-        <w:rPr>
-          <w:rFonts w:hint="eastAsia" w:ascii="Times New Roman" w:hAnsi="Times New Roman" w:eastAsia="FangSong" w:cs="Times New Roman"/>
-        </w:rPr>
-        <w:t>讲义精编</w:t>
-      </w:r>
-      <w:r>
-        <w:rPr>
-          <w:rFonts w:hint="eastAsia" w:ascii="Times New Roman" w:hAnsi="Times New Roman" w:eastAsia="Times New Roman" w:cs="Times New Roman"/>
-        </w:rPr>
-        <w:t>·GB/T</w:t>
-      </w:r>
-      <w:r>
-        <w:rPr>
-          <w:rFonts w:ascii="Times New Roman" w:hAnsi="Times New Roman" w:eastAsia="Times New Roman" w:cs="Times New Roman"/>
-        </w:rPr>
-        <w:t xml:space="preserve"> 8170 </w:t>
-      </w:r>
-      <w:r>
-        <w:rPr>
-          <w:rFonts w:hint="eastAsia" w:ascii="Times New Roman" w:hAnsi="Times New Roman" w:eastAsia="FangSong" w:cs="Times New Roman"/>
-        </w:rPr>
-        <w:t>修约规则应用</w:t>
-      </w:r>
-      <w:r>
-        <w:rPr>
-          <w:rFonts w:hint="eastAsia" w:ascii="Times New Roman" w:hAnsi="Times New Roman" w:eastAsia="Times New Roman" w:cs="Times New Roman"/>
-        </w:rPr>
-        <w:t>]</w:t>
-      </w:r>
-      <w:r>
-        <w:rPr>
-          <w:rFonts w:ascii="Times New Roman" w:hAnsi="Times New Roman" w:eastAsia="Times New Roman" w:cs="Times New Roman"/>
-        </w:rPr>
-        <w:t xml:space="preserve"> </w:t>
-      </w:r>
-      <w:r>
-        <w:rPr>
           <w:rFonts w:hint="eastAsia" w:ascii="Times New Roman" w:hAnsi="Times New Roman" w:eastAsia="FangSong" w:cs="Times New Roman"/>
         </w:rPr>
         <w:t xml:space="preserve">严格依据国家标准</w:t>
@@ -10787,42 +11286,6 @@
           <w:bCs/>
         </w:rPr>
         <w:t xml:space="preserve">3.</w:t>
-      </w:r>
-      <w:r>
-        <w:rPr>
-          <w:rFonts w:ascii="Times New Roman" w:hAnsi="Times New Roman" w:eastAsia="Times New Roman" w:cs="Times New Roman"/>
-        </w:rPr>
-        <w:t xml:space="preserve"> </w:t>
-      </w:r>
-      <w:r>
-        <w:rPr>
-          <w:rFonts w:hint="eastAsia" w:ascii="Times New Roman" w:hAnsi="Times New Roman" w:eastAsia="Times New Roman" w:cs="Times New Roman"/>
-        </w:rPr>
-        <w:t>[</w:t>
-      </w:r>
-      <w:r>
-        <w:rPr>
-          <w:rFonts w:hint="eastAsia" w:ascii="Times New Roman" w:hAnsi="Times New Roman" w:eastAsia="FangSong" w:cs="Times New Roman"/>
-        </w:rPr>
-        <w:t>讲义精编</w:t>
-      </w:r>
-      <w:r>
-        <w:rPr>
-          <w:rFonts w:hint="eastAsia" w:ascii="Times New Roman" w:hAnsi="Times New Roman" w:eastAsia="Times New Roman" w:cs="Times New Roman"/>
-        </w:rPr>
-        <w:t>·</w:t>
-      </w:r>
-      <w:r>
-        <w:rPr>
-          <w:rFonts w:hint="eastAsia" w:ascii="Times New Roman" w:hAnsi="Times New Roman" w:eastAsia="FangSong" w:cs="Times New Roman"/>
-        </w:rPr>
-        <w:t>加减与乘除混合代数式有效数字运算</w:t>
-      </w:r>
-      <w:r>
-        <w:rPr>
-          <w:rFonts w:hint="eastAsia" w:ascii="Times New Roman" w:hAnsi="Times New Roman" w:eastAsia="Times New Roman" w:cs="Times New Roman"/>
-        </w:rPr>
-        <w:t>]</w:t>
       </w:r>
       <w:r>
         <w:rPr>
@@ -11001,42 +11464,6 @@
       </w:r>
       <w:r>
         <w:rPr>
-          <w:rFonts w:hint="eastAsia" w:ascii="Times New Roman" w:hAnsi="Times New Roman" w:eastAsia="Times New Roman" w:cs="Times New Roman"/>
-        </w:rPr>
-        <w:t>[</w:t>
-      </w:r>
-      <w:r>
-        <w:rPr>
-          <w:rFonts w:hint="eastAsia" w:ascii="Times New Roman" w:hAnsi="Times New Roman" w:eastAsia="FangSong" w:cs="Times New Roman"/>
-        </w:rPr>
-        <w:t>讲义精编</w:t>
-      </w:r>
-      <w:r>
-        <w:rPr>
-          <w:rFonts w:hint="eastAsia" w:ascii="Times New Roman" w:hAnsi="Times New Roman" w:eastAsia="Times New Roman" w:cs="Times New Roman"/>
-        </w:rPr>
-        <w:t>·</w:t>
-      </w:r>
-      <w:r>
-        <w:rPr>
-          <w:rFonts w:hint="eastAsia" w:ascii="Times New Roman" w:hAnsi="Times New Roman" w:eastAsia="FangSong" w:cs="Times New Roman"/>
-        </w:rPr>
-        <w:t>滴定分析结果计算与报数位数确定</w:t>
-      </w:r>
-      <w:r>
-        <w:rPr>
-          <w:rFonts w:hint="eastAsia" w:ascii="Times New Roman" w:hAnsi="Times New Roman" w:eastAsia="Times New Roman" w:cs="Times New Roman"/>
-        </w:rPr>
-        <w:t>]</w:t>
-      </w:r>
-      <w:r>
-        <w:rPr>
-          <w:rFonts w:ascii="Times New Roman" w:hAnsi="Times New Roman" w:eastAsia="Times New Roman" w:cs="Times New Roman"/>
-        </w:rPr>
-        <w:t xml:space="preserve"> </w:t>
-      </w:r>
-      <w:r>
-        <w:rPr>
           <w:rFonts w:hint="eastAsia" w:ascii="Times New Roman" w:hAnsi="Times New Roman" w:eastAsia="FangSong" w:cs="Times New Roman"/>
         </w:rPr>
         <w:t>称取分析纯基准物质邻苯二甲酸氢钾</w:t>
@@ -11549,42 +11976,6 @@
       </w:r>
       <w:r>
         <w:rPr>
-          <w:rFonts w:hint="eastAsia" w:ascii="Times New Roman" w:hAnsi="Times New Roman" w:eastAsia="Times New Roman" w:cs="Times New Roman"/>
-        </w:rPr>
-        <w:t>[</w:t>
-      </w:r>
-      <w:r>
-        <w:rPr>
-          <w:rFonts w:hint="eastAsia" w:ascii="Times New Roman" w:hAnsi="Times New Roman" w:eastAsia="FangSong" w:cs="Times New Roman"/>
-        </w:rPr>
-        <w:t>讲义精编</w:t>
-      </w:r>
-      <w:r>
-        <w:rPr>
-          <w:rFonts w:hint="eastAsia" w:ascii="Times New Roman" w:hAnsi="Times New Roman" w:eastAsia="Times New Roman" w:cs="Times New Roman"/>
-        </w:rPr>
-        <w:t>·</w:t>
-      </w:r>
-      <w:r>
-        <w:rPr>
-          <w:rFonts w:hint="eastAsia" w:ascii="Times New Roman" w:hAnsi="Times New Roman" w:eastAsia="FangSong" w:cs="Times New Roman"/>
-        </w:rPr>
-        <w:t>误差类型辨析与系统误差减免策略</w:t>
-      </w:r>
-      <w:r>
-        <w:rPr>
-          <w:rFonts w:hint="eastAsia" w:ascii="Times New Roman" w:hAnsi="Times New Roman" w:eastAsia="Times New Roman" w:cs="Times New Roman"/>
-        </w:rPr>
-        <w:t>]</w:t>
-      </w:r>
-      <w:r>
-        <w:rPr>
-          <w:rFonts w:ascii="Times New Roman" w:hAnsi="Times New Roman" w:eastAsia="Times New Roman" w:cs="Times New Roman"/>
-        </w:rPr>
-        <w:t xml:space="preserve"> </w:t>
-      </w:r>
-      <w:r>
-        <w:rPr>
           <w:rFonts w:hint="eastAsia" w:ascii="Times New Roman" w:hAnsi="Times New Roman" w:eastAsia="FangSong" w:cs="Times New Roman"/>
         </w:rPr>
         <w:t>分析下列分析测定过程中发生的异常或操作缺陷</w:t>
@@ -12057,42 +12448,6 @@
           <w:bCs/>
         </w:rPr>
         <w:t xml:space="preserve">6.</w:t>
-      </w:r>
-      <w:r>
-        <w:rPr>
-          <w:rFonts w:ascii="Times New Roman" w:hAnsi="Times New Roman" w:eastAsia="Times New Roman" w:cs="Times New Roman"/>
-        </w:rPr>
-        <w:t xml:space="preserve"> </w:t>
-      </w:r>
-      <w:r>
-        <w:rPr>
-          <w:rFonts w:hint="eastAsia" w:ascii="Times New Roman" w:hAnsi="Times New Roman" w:eastAsia="Times New Roman" w:cs="Times New Roman"/>
-        </w:rPr>
-        <w:t>[</w:t>
-      </w:r>
-      <w:r>
-        <w:rPr>
-          <w:rFonts w:hint="eastAsia" w:ascii="Times New Roman" w:hAnsi="Times New Roman" w:eastAsia="FangSong" w:cs="Times New Roman"/>
-        </w:rPr>
-        <w:t>讲义精编</w:t>
-      </w:r>
-      <w:r>
-        <w:rPr>
-          <w:rFonts w:hint="eastAsia" w:ascii="Times New Roman" w:hAnsi="Times New Roman" w:eastAsia="Times New Roman" w:cs="Times New Roman"/>
-        </w:rPr>
-        <w:t>·</w:t>
-      </w:r>
-      <w:r>
-        <w:rPr>
-          <w:rFonts w:hint="eastAsia" w:ascii="Times New Roman" w:hAnsi="Times New Roman" w:eastAsia="FangSong" w:cs="Times New Roman"/>
-        </w:rPr>
-        <w:t>准确度与精密度指标体系测算</w:t>
-      </w:r>
-      <w:r>
-        <w:rPr>
-          <w:rFonts w:hint="eastAsia" w:ascii="Times New Roman" w:hAnsi="Times New Roman" w:eastAsia="Times New Roman" w:cs="Times New Roman"/>
-        </w:rPr>
-        <w:t>]</w:t>
       </w:r>
       <w:r>
         <w:rPr>
@@ -12708,42 +13063,6 @@
       </w:r>
       <w:r>
         <w:rPr>
-          <w:rFonts w:hint="eastAsia" w:ascii="Times New Roman" w:hAnsi="Times New Roman" w:eastAsia="Times New Roman" w:cs="Times New Roman"/>
-        </w:rPr>
-        <w:t>[</w:t>
-      </w:r>
-      <w:r>
-        <w:rPr>
-          <w:rFonts w:hint="eastAsia" w:ascii="Times New Roman" w:hAnsi="Times New Roman" w:eastAsia="FangSong" w:cs="Times New Roman"/>
-        </w:rPr>
-        <w:t>讲义精编</w:t>
-      </w:r>
-      <w:r>
-        <w:rPr>
-          <w:rFonts w:hint="eastAsia" w:ascii="Times New Roman" w:hAnsi="Times New Roman" w:eastAsia="Times New Roman" w:cs="Times New Roman"/>
-        </w:rPr>
-        <w:t>·</w:t>
-      </w:r>
-      <w:r>
-        <w:rPr>
-          <w:rFonts w:hint="eastAsia" w:ascii="Times New Roman" w:hAnsi="Times New Roman" w:eastAsia="FangSong" w:cs="Times New Roman"/>
-        </w:rPr>
-        <w:t>分析天平与移液管极限相对误差及取样量设计</w:t>
-      </w:r>
-      <w:r>
-        <w:rPr>
-          <w:rFonts w:hint="eastAsia" w:ascii="Times New Roman" w:hAnsi="Times New Roman" w:eastAsia="Times New Roman" w:cs="Times New Roman"/>
-        </w:rPr>
-        <w:t>]</w:t>
-      </w:r>
-      <w:r>
-        <w:rPr>
-          <w:rFonts w:ascii="Times New Roman" w:hAnsi="Times New Roman" w:eastAsia="Times New Roman" w:cs="Times New Roman"/>
-        </w:rPr>
-        <w:t xml:space="preserve"> </w:t>
-      </w:r>
-      <w:r>
-        <w:rPr>
           <w:rFonts w:hint="eastAsia" w:ascii="Times New Roman" w:hAnsi="Times New Roman" w:eastAsia="FangSong" w:cs="Times New Roman"/>
         </w:rPr>
         <w:t>在经典化学分析定量实验中</w:t>
@@ -13304,42 +13623,6 @@
           <w:bCs/>
         </w:rPr>
         <w:t xml:space="preserve">8.</w:t>
-      </w:r>
-      <w:r>
-        <w:rPr>
-          <w:rFonts w:ascii="Times New Roman" w:hAnsi="Times New Roman" w:eastAsia="Times New Roman" w:cs="Times New Roman"/>
-        </w:rPr>
-        <w:t xml:space="preserve"> </w:t>
-      </w:r>
-      <w:r>
-        <w:rPr>
-          <w:rFonts w:hint="eastAsia" w:ascii="Times New Roman" w:hAnsi="Times New Roman" w:eastAsia="Times New Roman" w:cs="Times New Roman"/>
-        </w:rPr>
-        <w:t>[</w:t>
-      </w:r>
-      <w:r>
-        <w:rPr>
-          <w:rFonts w:hint="eastAsia" w:ascii="Times New Roman" w:hAnsi="Times New Roman" w:eastAsia="FangSong" w:cs="Times New Roman"/>
-        </w:rPr>
-        <w:t>讲义精编</w:t>
-      </w:r>
-      <w:r>
-        <w:rPr>
-          <w:rFonts w:hint="eastAsia" w:ascii="Times New Roman" w:hAnsi="Times New Roman" w:eastAsia="Times New Roman" w:cs="Times New Roman"/>
-        </w:rPr>
-        <w:t>·</w:t>
-      </w:r>
-      <w:r>
-        <w:rPr>
-          <w:rFonts w:hint="eastAsia" w:ascii="Times New Roman" w:hAnsi="Times New Roman" w:eastAsia="FangSong" w:cs="Times New Roman"/>
-        </w:rPr>
-        <w:t>滴定分析系统误差极值传递综合推导</w:t>
-      </w:r>
-      <w:r>
-        <w:rPr>
-          <w:rFonts w:hint="eastAsia" w:ascii="Times New Roman" w:hAnsi="Times New Roman" w:eastAsia="Times New Roman" w:cs="Times New Roman"/>
-        </w:rPr>
-        <w:t>]</w:t>
       </w:r>
       <w:r>
         <w:rPr>
@@ -14023,42 +14306,6 @@
       </w:r>
       <w:r>
         <w:rPr>
-          <w:rFonts w:hint="eastAsia" w:ascii="Times New Roman" w:hAnsi="Times New Roman" w:eastAsia="Times New Roman" w:cs="Times New Roman"/>
-        </w:rPr>
-        <w:t>[</w:t>
-      </w:r>
-      <w:r>
-        <w:rPr>
-          <w:rFonts w:hint="eastAsia" w:ascii="Times New Roman" w:hAnsi="Times New Roman" w:eastAsia="FangSong" w:cs="Times New Roman"/>
-        </w:rPr>
-        <w:t>讲义精编</w:t>
-      </w:r>
-      <w:r>
-        <w:rPr>
-          <w:rFonts w:hint="eastAsia" w:ascii="Times New Roman" w:hAnsi="Times New Roman" w:eastAsia="Times New Roman" w:cs="Times New Roman"/>
-        </w:rPr>
-        <w:t>·</w:t>
-      </w:r>
-      <w:r>
-        <w:rPr>
-          <w:rFonts w:hint="eastAsia" w:ascii="Times New Roman" w:hAnsi="Times New Roman" w:eastAsia="FangSong" w:cs="Times New Roman"/>
-        </w:rPr>
-        <w:t>凯氏定氮法复杂函数随机误差传递方差加和推导</w:t>
-      </w:r>
-      <w:r>
-        <w:rPr>
-          <w:rFonts w:hint="eastAsia" w:ascii="Times New Roman" w:hAnsi="Times New Roman" w:eastAsia="Times New Roman" w:cs="Times New Roman"/>
-        </w:rPr>
-        <w:t>]</w:t>
-      </w:r>
-      <w:r>
-        <w:rPr>
-          <w:rFonts w:ascii="Times New Roman" w:hAnsi="Times New Roman" w:eastAsia="Times New Roman" w:cs="Times New Roman"/>
-        </w:rPr>
-        <w:t xml:space="preserve"> </w:t>
-      </w:r>
-      <w:r>
-        <w:rPr>
           <w:rFonts w:hint="eastAsia" w:ascii="Times New Roman" w:hAnsi="Times New Roman" w:eastAsia="FangSong" w:cs="Times New Roman"/>
         </w:rPr>
         <w:t>在凯氏定氮法测定蛋白质样品中氮含量</w:t>
@@ -15182,42 +15429,6 @@
           <w:bCs/>
         </w:rPr>
         <w:t xml:space="preserve">10.</w:t>
-      </w:r>
-      <w:r>
-        <w:rPr>
-          <w:rFonts w:ascii="Times New Roman" w:hAnsi="Times New Roman" w:eastAsia="Times New Roman" w:cs="Times New Roman"/>
-        </w:rPr>
-        <w:t xml:space="preserve"> </w:t>
-      </w:r>
-      <w:r>
-        <w:rPr>
-          <w:rFonts w:hint="eastAsia" w:ascii="Times New Roman" w:hAnsi="Times New Roman" w:eastAsia="Times New Roman" w:cs="Times New Roman"/>
-        </w:rPr>
-        <w:t>[</w:t>
-      </w:r>
-      <w:r>
-        <w:rPr>
-          <w:rFonts w:hint="eastAsia" w:ascii="Times New Roman" w:hAnsi="Times New Roman" w:eastAsia="FangSong" w:cs="Times New Roman"/>
-        </w:rPr>
-        <w:t>讲义精编</w:t>
-      </w:r>
-      <w:r>
-        <w:rPr>
-          <w:rFonts w:hint="eastAsia" w:ascii="Times New Roman" w:hAnsi="Times New Roman" w:eastAsia="Times New Roman" w:cs="Times New Roman"/>
-        </w:rPr>
-        <w:t>·</w:t>
-      </w:r>
-      <w:r>
-        <w:rPr>
-          <w:rFonts w:hint="eastAsia" w:ascii="Times New Roman" w:hAnsi="Times New Roman" w:eastAsia="FangSong" w:cs="Times New Roman"/>
-        </w:rPr>
-        <w:t>分光光度法最佳吸光度区间数理推导</w:t>
-      </w:r>
-      <w:r>
-        <w:rPr>
-          <w:rFonts w:hint="eastAsia" w:ascii="Times New Roman" w:hAnsi="Times New Roman" w:eastAsia="Times New Roman" w:cs="Times New Roman"/>
-        </w:rPr>
-        <w:t>]</w:t>
       </w:r>
       <w:r>
         <w:rPr>
@@ -15830,68 +16041,6 @@
       </w:r>
       <w:r>
         <w:rPr>
-          <w:rFonts w:hint="eastAsia" w:ascii="Times New Roman" w:hAnsi="Times New Roman" w:eastAsia="Times New Roman" w:cs="Times New Roman"/>
-        </w:rPr>
-        <w:t>[</w:t>
-      </w:r>
-      <w:r>
-        <w:rPr>
-          <w:rFonts w:hint="eastAsia" w:ascii="Times New Roman" w:hAnsi="Times New Roman" w:eastAsia="FangSong" w:cs="Times New Roman"/>
-        </w:rPr>
-        <w:t>讲义精编</w:t>
-      </w:r>
-      <w:r>
-        <w:rPr>
-          <w:rFonts w:hint="eastAsia" w:ascii="Times New Roman" w:hAnsi="Times New Roman" w:eastAsia="Times New Roman" w:cs="Times New Roman"/>
-        </w:rPr>
-        <w:t>·</w:t>
-      </w:r>
-      <w:r>
-        <w:rPr>
-          <w:rFonts w:hint="eastAsia" w:ascii="Times New Roman" w:hAnsi="Times New Roman" w:eastAsia="FangSong" w:cs="Times New Roman"/>
-        </w:rPr>
-        <w:t>正态分布概率积分与</w:t>
-      </w:r>
-      <w:r>
-        <w:rPr>
-          <w:rFonts w:ascii="Times New Roman" w:hAnsi="Times New Roman" w:eastAsia="Times New Roman" w:cs="Times New Roman"/>
-        </w:rPr>
-        <w:t xml:space="preserve"> </w:t>
-      </w:r>
-      <m:oMath>
-        <m:r>
-          <m:t>3</m:t>
-        </m:r>
-        <m:r>
-          <m:t>σ</m:t>
-        </m:r>
-      </m:oMath>
-      <w:r>
-        <w:rPr>
-          <w:rFonts w:ascii="Times New Roman" w:hAnsi="Times New Roman" w:eastAsia="Times New Roman" w:cs="Times New Roman"/>
-        </w:rPr>
-        <w:t xml:space="preserve"> </w:t>
-      </w:r>
-      <w:r>
-        <w:rPr>
-          <w:rFonts w:hint="eastAsia" w:ascii="Times New Roman" w:hAnsi="Times New Roman" w:eastAsia="FangSong" w:cs="Times New Roman"/>
-        </w:rPr>
-        <w:t>准则</w:t>
-      </w:r>
-      <w:r>
-        <w:rPr>
-          <w:rFonts w:hint="eastAsia" w:ascii="Times New Roman" w:hAnsi="Times New Roman" w:eastAsia="Times New Roman" w:cs="Times New Roman"/>
-        </w:rPr>
-        <w:t>]</w:t>
-      </w:r>
-      <w:r>
-        <w:rPr>
-          <w:rFonts w:ascii="Times New Roman" w:hAnsi="Times New Roman" w:eastAsia="Times New Roman" w:cs="Times New Roman"/>
-        </w:rPr>
-        <w:t xml:space="preserve"> </w:t>
-      </w:r>
-      <w:r>
-        <w:rPr>
           <w:rFonts w:hint="eastAsia" w:ascii="Times New Roman" w:hAnsi="Times New Roman" w:eastAsia="FangSong" w:cs="Times New Roman"/>
         </w:rPr>
         <w:t>某分析方法在测量大量平行标准试样中铅含量时</w:t>
@@ -16455,42 +16604,6 @@
           <w:bCs/>
         </w:rPr>
         <w:t xml:space="preserve">12.</w:t>
-      </w:r>
-      <w:r>
-        <w:rPr>
-          <w:rFonts w:ascii="Times New Roman" w:hAnsi="Times New Roman" w:eastAsia="Times New Roman" w:cs="Times New Roman"/>
-        </w:rPr>
-        <w:t xml:space="preserve"> </w:t>
-      </w:r>
-      <w:r>
-        <w:rPr>
-          <w:rFonts w:hint="eastAsia" w:ascii="Times New Roman" w:hAnsi="Times New Roman" w:eastAsia="Times New Roman" w:cs="Times New Roman"/>
-        </w:rPr>
-        <w:t>[</w:t>
-      </w:r>
-      <w:r>
-        <w:rPr>
-          <w:rFonts w:hint="eastAsia" w:ascii="Times New Roman" w:hAnsi="Times New Roman" w:eastAsia="FangSong" w:cs="Times New Roman"/>
-        </w:rPr>
-        <w:t>讲义精编</w:t>
-      </w:r>
-      <w:r>
-        <w:rPr>
-          <w:rFonts w:hint="eastAsia" w:ascii="Times New Roman" w:hAnsi="Times New Roman" w:eastAsia="Times New Roman" w:cs="Times New Roman"/>
-        </w:rPr>
-        <w:t>·</w:t>
-      </w:r>
-      <w:r>
-        <w:rPr>
-          <w:rFonts w:hint="eastAsia" w:ascii="Times New Roman" w:hAnsi="Times New Roman" w:eastAsia="FangSong" w:cs="Times New Roman"/>
-        </w:rPr>
-        <w:t>均值抽样标准误差与平行测定次数设计</w:t>
-      </w:r>
-      <w:r>
-        <w:rPr>
-          <w:rFonts w:hint="eastAsia" w:ascii="Times New Roman" w:hAnsi="Times New Roman" w:eastAsia="Times New Roman" w:cs="Times New Roman"/>
-        </w:rPr>
-        <w:t>]</w:t>
       </w:r>
       <w:r>
         <w:rPr>
@@ -17014,42 +17127,6 @@
           <w:bCs/>
         </w:rPr>
         <w:t xml:space="preserve">13.</w:t>
-      </w:r>
-      <w:r>
-        <w:rPr>
-          <w:rFonts w:ascii="Times New Roman" w:hAnsi="Times New Roman" w:eastAsia="Times New Roman" w:cs="Times New Roman"/>
-        </w:rPr>
-        <w:t xml:space="preserve"> </w:t>
-      </w:r>
-      <w:r>
-        <w:rPr>
-          <w:rFonts w:hint="eastAsia" w:ascii="Times New Roman" w:hAnsi="Times New Roman" w:eastAsia="Times New Roman" w:cs="Times New Roman"/>
-        </w:rPr>
-        <w:t>[</w:t>
-      </w:r>
-      <w:r>
-        <w:rPr>
-          <w:rFonts w:hint="eastAsia" w:ascii="Times New Roman" w:hAnsi="Times New Roman" w:eastAsia="FangSong" w:cs="Times New Roman"/>
-        </w:rPr>
-        <w:t>讲义精编</w:t>
-      </w:r>
-      <w:r>
-        <w:rPr>
-          <w:rFonts w:hint="eastAsia" w:ascii="Times New Roman" w:hAnsi="Times New Roman" w:eastAsia="Times New Roman" w:cs="Times New Roman"/>
-        </w:rPr>
-        <w:t>·</w:t>
-      </w:r>
-      <w:r>
-        <w:rPr>
-          <w:rFonts w:hint="eastAsia" w:ascii="Times New Roman" w:hAnsi="Times New Roman" w:eastAsia="FangSong" w:cs="Times New Roman"/>
-        </w:rPr>
-        <w:t>小样本总体均值置信区间测算</w:t>
-      </w:r>
-      <w:r>
-        <w:rPr>
-          <w:rFonts w:hint="eastAsia" w:ascii="Times New Roman" w:hAnsi="Times New Roman" w:eastAsia="Times New Roman" w:cs="Times New Roman"/>
-        </w:rPr>
-        <w:t>]</w:t>
       </w:r>
       <w:r>
         <w:rPr>
@@ -17492,42 +17569,6 @@
       </w:r>
       <w:r>
         <w:rPr>
-          <w:rFonts w:hint="eastAsia" w:ascii="Times New Roman" w:hAnsi="Times New Roman" w:eastAsia="Times New Roman" w:cs="Times New Roman"/>
-        </w:rPr>
-        <w:t>[</w:t>
-      </w:r>
-      <w:r>
-        <w:rPr>
-          <w:rFonts w:hint="eastAsia" w:ascii="Times New Roman" w:hAnsi="Times New Roman" w:eastAsia="FangSong" w:cs="Times New Roman"/>
-        </w:rPr>
-        <w:t>讲义精编</w:t>
-      </w:r>
-      <w:r>
-        <w:rPr>
-          <w:rFonts w:hint="eastAsia" w:ascii="Times New Roman" w:hAnsi="Times New Roman" w:eastAsia="Times New Roman" w:cs="Times New Roman"/>
-        </w:rPr>
-        <w:t>·</w:t>
-      </w:r>
-      <w:r>
-        <w:rPr>
-          <w:rFonts w:hint="eastAsia" w:ascii="Times New Roman" w:hAnsi="Times New Roman" w:eastAsia="FangSong" w:cs="Times New Roman"/>
-        </w:rPr>
-        <w:t>不同置信度对置信区间宽度的影响分析</w:t>
-      </w:r>
-      <w:r>
-        <w:rPr>
-          <w:rFonts w:hint="eastAsia" w:ascii="Times New Roman" w:hAnsi="Times New Roman" w:eastAsia="Times New Roman" w:cs="Times New Roman"/>
-        </w:rPr>
-        <w:t>]</w:t>
-      </w:r>
-      <w:r>
-        <w:rPr>
-          <w:rFonts w:ascii="Times New Roman" w:hAnsi="Times New Roman" w:eastAsia="Times New Roman" w:cs="Times New Roman"/>
-        </w:rPr>
-        <w:t xml:space="preserve"> </w:t>
-      </w:r>
-      <w:r>
-        <w:rPr>
           <w:rFonts w:hint="eastAsia" w:ascii="Times New Roman" w:hAnsi="Times New Roman" w:eastAsia="FangSong" w:cs="Times New Roman"/>
         </w:rPr>
         <w:t xml:space="preserve">利用题</w:t>
@@ -18034,42 +18075,6 @@
           <w:bCs/>
         </w:rPr>
         <w:t xml:space="preserve">15.</w:t>
-      </w:r>
-      <w:r>
-        <w:rPr>
-          <w:rFonts w:ascii="Times New Roman" w:hAnsi="Times New Roman" w:eastAsia="Times New Roman" w:cs="Times New Roman"/>
-        </w:rPr>
-        <w:t xml:space="preserve"> </w:t>
-      </w:r>
-      <w:r>
-        <w:rPr>
-          <w:rFonts w:hint="eastAsia" w:ascii="Times New Roman" w:hAnsi="Times New Roman" w:eastAsia="Times New Roman" w:cs="Times New Roman"/>
-        </w:rPr>
-        <w:t>[</w:t>
-      </w:r>
-      <w:r>
-        <w:rPr>
-          <w:rFonts w:hint="eastAsia" w:ascii="Times New Roman" w:hAnsi="Times New Roman" w:eastAsia="FangSong" w:cs="Times New Roman"/>
-        </w:rPr>
-        <w:t>讲义精编</w:t>
-      </w:r>
-      <w:r>
-        <w:rPr>
-          <w:rFonts w:hint="eastAsia" w:ascii="Times New Roman" w:hAnsi="Times New Roman" w:eastAsia="Times New Roman" w:cs="Times New Roman"/>
-        </w:rPr>
-        <w:t>·</w:t>
-      </w:r>
-      <w:r>
-        <w:rPr>
-          <w:rFonts w:hint="eastAsia" w:ascii="Times New Roman" w:hAnsi="Times New Roman" w:eastAsia="FangSong" w:cs="Times New Roman"/>
-        </w:rPr>
-        <w:t>分光光度法标准工作曲线最小二乘法线性回归</w:t>
-      </w:r>
-      <w:r>
-        <w:rPr>
-          <w:rFonts w:hint="eastAsia" w:ascii="Times New Roman" w:hAnsi="Times New Roman" w:eastAsia="Times New Roman" w:cs="Times New Roman"/>
-        </w:rPr>
-        <w:t>]</w:t>
       </w:r>
       <w:r>
         <w:rPr>
@@ -19216,42 +19221,6 @@
       </w:r>
       <w:r>
         <w:rPr>
-          <w:rFonts w:hint="eastAsia" w:ascii="Times New Roman" w:hAnsi="Times New Roman" w:eastAsia="Times New Roman" w:cs="Times New Roman"/>
-        </w:rPr>
-        <w:t>[</w:t>
-      </w:r>
-      <w:r>
-        <w:rPr>
-          <w:rFonts w:hint="eastAsia" w:ascii="Times New Roman" w:hAnsi="Times New Roman" w:eastAsia="FangSong" w:cs="Times New Roman"/>
-        </w:rPr>
-        <w:t>讲义精编</w:t>
-      </w:r>
-      <w:r>
-        <w:rPr>
-          <w:rFonts w:hint="eastAsia" w:ascii="Times New Roman" w:hAnsi="Times New Roman" w:eastAsia="Times New Roman" w:cs="Times New Roman"/>
-        </w:rPr>
-        <w:t>·</w:t>
-      </w:r>
-      <w:r>
-        <w:rPr>
-          <w:rFonts w:hint="eastAsia" w:ascii="Times New Roman" w:hAnsi="Times New Roman" w:eastAsia="FangSong" w:cs="Times New Roman"/>
-        </w:rPr>
-        <w:t>重铬酸钾法标定硫酸亚铁铵综合不确定度分量评估</w:t>
-      </w:r>
-      <w:r>
-        <w:rPr>
-          <w:rFonts w:hint="eastAsia" w:ascii="Times New Roman" w:hAnsi="Times New Roman" w:eastAsia="Times New Roman" w:cs="Times New Roman"/>
-        </w:rPr>
-        <w:t>]</w:t>
-      </w:r>
-      <w:r>
-        <w:rPr>
-          <w:rFonts w:ascii="Times New Roman" w:hAnsi="Times New Roman" w:eastAsia="Times New Roman" w:cs="Times New Roman"/>
-        </w:rPr>
-        <w:t xml:space="preserve"> </w:t>
-      </w:r>
-      <w:r>
-        <w:rPr>
           <w:rFonts w:hint="eastAsia" w:ascii="Times New Roman" w:hAnsi="Times New Roman" w:eastAsia="FangSong" w:cs="Times New Roman"/>
         </w:rPr>
         <w:t>以基准试剂重铬酸钾</w:t>
@@ -20417,42 +20386,6 @@
           <w:bCs/>
         </w:rPr>
         <w:t xml:space="preserve">17.</w:t>
-      </w:r>
-      <w:r>
-        <w:rPr>
-          <w:rFonts w:ascii="Times New Roman" w:hAnsi="Times New Roman" w:eastAsia="Times New Roman" w:cs="Times New Roman"/>
-        </w:rPr>
-        <w:t xml:space="preserve"> </w:t>
-      </w:r>
-      <w:r>
-        <w:rPr>
-          <w:rFonts w:hint="eastAsia" w:ascii="Times New Roman" w:hAnsi="Times New Roman" w:eastAsia="Times New Roman" w:cs="Times New Roman"/>
-        </w:rPr>
-        <w:t>[</w:t>
-      </w:r>
-      <w:r>
-        <w:rPr>
-          <w:rFonts w:hint="eastAsia" w:ascii="Times New Roman" w:hAnsi="Times New Roman" w:eastAsia="FangSong" w:cs="Times New Roman"/>
-        </w:rPr>
-        <w:t>讲义精编</w:t>
-      </w:r>
-      <w:r>
-        <w:rPr>
-          <w:rFonts w:hint="eastAsia" w:ascii="Times New Roman" w:hAnsi="Times New Roman" w:eastAsia="Times New Roman" w:cs="Times New Roman"/>
-        </w:rPr>
-        <w:t>·</w:t>
-      </w:r>
-      <w:r>
-        <w:rPr>
-          <w:rFonts w:hint="eastAsia" w:ascii="Times New Roman" w:hAnsi="Times New Roman" w:eastAsia="FangSong" w:cs="Times New Roman"/>
-        </w:rPr>
-        <w:t>强弱混合酸分步滴定误差传递与滴定终点控制</w:t>
-      </w:r>
-      <w:r>
-        <w:rPr>
-          <w:rFonts w:hint="eastAsia" w:ascii="Times New Roman" w:hAnsi="Times New Roman" w:eastAsia="Times New Roman" w:cs="Times New Roman"/>
-        </w:rPr>
-        <w:t>]</w:t>
       </w:r>
       <w:r>
         <w:rPr>
@@ -21425,42 +21358,6 @@
           <w:bCs/>
         </w:rPr>
         <w:t xml:space="preserve">18.</w:t>
-      </w:r>
-      <w:r>
-        <w:rPr>
-          <w:rFonts w:ascii="Times New Roman" w:hAnsi="Times New Roman" w:eastAsia="Times New Roman" w:cs="Times New Roman"/>
-        </w:rPr>
-        <w:t xml:space="preserve"> </w:t>
-      </w:r>
-      <w:r>
-        <w:rPr>
-          <w:rFonts w:hint="eastAsia" w:ascii="Times New Roman" w:hAnsi="Times New Roman" w:eastAsia="Times New Roman" w:cs="Times New Roman"/>
-        </w:rPr>
-        <w:t>[</w:t>
-      </w:r>
-      <w:r>
-        <w:rPr>
-          <w:rFonts w:hint="eastAsia" w:ascii="Times New Roman" w:hAnsi="Times New Roman" w:eastAsia="FangSong" w:cs="Times New Roman"/>
-        </w:rPr>
-        <w:t>讲义精编</w:t>
-      </w:r>
-      <w:r>
-        <w:rPr>
-          <w:rFonts w:hint="eastAsia" w:ascii="Times New Roman" w:hAnsi="Times New Roman" w:eastAsia="Times New Roman" w:cs="Times New Roman"/>
-        </w:rPr>
-        <w:t>·</w:t>
-      </w:r>
-      <w:r>
-        <w:rPr>
-          <w:rFonts w:hint="eastAsia" w:ascii="Times New Roman" w:hAnsi="Times New Roman" w:eastAsia="FangSong" w:cs="Times New Roman"/>
-        </w:rPr>
-        <w:t>微量化学分析中空白值波动与检出限评价</w:t>
-      </w:r>
-      <w:r>
-        <w:rPr>
-          <w:rFonts w:hint="eastAsia" w:ascii="Times New Roman" w:hAnsi="Times New Roman" w:eastAsia="Times New Roman" w:cs="Times New Roman"/>
-        </w:rPr>
-        <w:t>]</w:t>
       </w:r>
       <w:r>
         <w:rPr>
@@ -25358,7 +25255,6 @@
         <w:pStyle w:val="BodyText"/>
       </w:pPr>
     </w:p>
-    <w:bookmarkEnd w:id="28"/>
     <w:bookmarkEnd w:id="29"/>
     <w:sectPr>
       <w:footerReference w:type="default" r:id="rId9"/>

--- a/06-学生侧材料/讲义/学生专用版/4-分析化学/有效数字与误差分析-超级充实版（学生专用版）.docx
+++ b/06-学生侧材料/讲义/学生专用版/4-分析化学/有效数字与误差分析-超级充实版（学生专用版）.docx
@@ -2,628 +2,7 @@
 <file path=word/document.xml><?xml version="1.0" encoding="utf-8"?>
 <w:document xmlns:w="http://schemas.openxmlformats.org/wordprocessingml/2006/main" xmlns:m="http://schemas.openxmlformats.org/officeDocument/2006/math" xmlns:r="http://schemas.openxmlformats.org/officeDocument/2006/relationships" xmlns:o="urn:schemas-microsoft-com:office:office" xmlns:v="urn:schemas-microsoft-com:vml" xmlns:w10="urn:schemas-microsoft-com:office:word" xmlns:a="http://schemas.openxmlformats.org/drawingml/2006/main" xmlns:pic="http://schemas.openxmlformats.org/drawingml/2006/picture" xmlns:wp="http://schemas.openxmlformats.org/drawingml/2006/wordprocessingDrawing">
   <w:body>
-    <w:bookmarkStart w:id="9" w:name="学习目标与考纲锚点"/>
-    <w:p>
-      <w:pPr>
-        <w:pStyle w:val="Heading2"/>
-        <w:spacing w:before="280" w:after="120"/>
-      </w:pPr>
-      <w:r>
-        <w:rPr>
-          <w:rFonts w:hint="eastAsia" w:ascii="Times New Roman" w:hAnsi="Times New Roman" w:eastAsia="SimHei" w:cs="Times New Roman"/>
-        </w:rPr>
-        <w:t xml:space="preserve">学习目标与考纲锚点</w:t>
-      </w:r>
-    </w:p>
-    <w:p>
-      <w:pPr>
-        <w:pStyle w:val="BlockText"/>
-        <w:spacing w:after="80"/>
-        <w:ind w:firstLine="420"/>
-      </w:pPr>
-      <w:r>
-        <w:rPr>
-          <w:rFonts w:hint="eastAsia" w:ascii="Times New Roman" w:hAnsi="Times New Roman" w:eastAsia="FangSong" w:cs="Times New Roman"/>
-        </w:rPr>
-        <w:t>对齐考纲</w:t>
-      </w:r>
-      <w:r>
-        <w:rPr>
-          <w:rFonts w:hint="eastAsia" w:ascii="Times New Roman" w:hAnsi="Times New Roman" w:eastAsia="Times New Roman" w:cs="Times New Roman"/>
-        </w:rPr>
-        <w:t>：§01</w:t>
-      </w:r>
-      <w:r>
-        <w:rPr>
-          <w:rFonts w:ascii="Times New Roman" w:hAnsi="Times New Roman" w:eastAsia="Times New Roman" w:cs="Times New Roman"/>
-        </w:rPr>
-        <w:t xml:space="preserve"> </w:t>
-      </w:r>
-      <w:r>
-        <w:rPr>
-          <w:rFonts w:hint="eastAsia" w:ascii="Times New Roman" w:hAnsi="Times New Roman" w:eastAsia="FangSong" w:cs="Times New Roman"/>
-        </w:rPr>
-        <w:t xml:space="preserve">有效数字</w:t>
-      </w:r>
-      <w:r>
-        <w:rPr>
-          <w:rFonts w:ascii="Times New Roman" w:hAnsi="Times New Roman" w:eastAsia="Times New Roman" w:cs="Times New Roman"/>
-        </w:rPr>
-        <w:t xml:space="preserve"> · §19 </w:t>
-      </w:r>
-      <w:r>
-        <w:rPr>
-          <w:rFonts w:hint="eastAsia" w:ascii="Times New Roman" w:hAnsi="Times New Roman" w:eastAsia="FangSong" w:cs="Times New Roman"/>
-        </w:rPr>
-        <w:t xml:space="preserve">误差分析</w:t>
-      </w:r>
-    </w:p>
-    <w:tbl>
-      <w:tblPr>
-        <w:tblStyle w:val="Table"/>
-        <w:tblW w:type="pct" w:w="5000"/>
-        <w:tblLayout w:type="fixed"/>
-        <w:tblLook w:firstRow="1" w:lastRow="0" w:firstColumn="0" w:lastColumn="0" w:noHBand="0" w:noVBand="0" w:val="0020"/>
-        <w:jc w:val="center"/>
-        <w:tblBorders>
-          <w:top w:val="single" w:sz="12" w:space="0" w:color="333333"/>
-          <w:bottom w:val="single" w:sz="12" w:space="0" w:color="333333"/>
-          <w:left w:val="none"/>
-          <w:right w:val="none"/>
-          <w:insideH w:val="none"/>
-          <w:insideV w:val="none"/>
-        </w:tblBorders>
-      </w:tblPr>
-      <w:tblGrid>
-        <w:gridCol w:w="3960"/>
-        <w:gridCol w:w="3960"/>
-      </w:tblGrid>
-      <w:tr>
-        <w:trPr>
-          <w:tblHeader w:val="on"/>
-        </w:trPr>
-        <w:tc>
-          <w:tcPr>
-            <w:tcBorders>
-              <w:bottom w:val="single" w:sz="6" w:space="0" w:color="333333"/>
-            </w:tcBorders>
-          </w:tcPr>
-          <w:p>
-            <w:pPr>
-              <w:pStyle w:val="Compact"/>
-              <w:jc w:val="center"/>
-            </w:pPr>
-            <w:r>
-              <w:rPr>
-                <w:rFonts w:hint="eastAsia" w:ascii="Times New Roman" w:hAnsi="Times New Roman" w:eastAsia="SimHei" w:cs="Times New Roman"/>
-                <w:b/>
-              </w:rPr>
-              <w:t xml:space="preserve">考纲条目</w:t>
-            </w:r>
-          </w:p>
-        </w:tc>
-        <w:tc>
-          <w:tcPr>
-            <w:tcBorders>
-              <w:bottom w:val="single" w:sz="6" w:space="0" w:color="333333"/>
-            </w:tcBorders>
-          </w:tcPr>
-          <w:p>
-            <w:pPr>
-              <w:pStyle w:val="Compact"/>
-              <w:jc w:val="center"/>
-            </w:pPr>
-            <w:r>
-              <w:rPr>
-                <w:rFonts w:hint="eastAsia" w:ascii="Times New Roman" w:hAnsi="Times New Roman" w:eastAsia="SimHei" w:cs="Times New Roman"/>
-                <w:b/>
-              </w:rPr>
-              <w:t xml:space="preserve">学完本讲应能</w:t>
-            </w:r>
-          </w:p>
-        </w:tc>
-      </w:tr>
-      <w:tr>
-        <w:tc>
-          <w:tcPr/>
-          <w:p>
-            <w:pPr>
-              <w:pStyle w:val="Compact"/>
-              <w:jc w:val="center"/>
-            </w:pPr>
-            <w:r>
-              <w:rPr>
-                <w:rFonts w:ascii="Times New Roman" w:hAnsi="Times New Roman" w:eastAsia="Times New Roman" w:cs="Times New Roman"/>
-              </w:rPr>
-              <w:t xml:space="preserve">§01 </w:t>
-            </w:r>
-            <w:r>
-              <w:rPr>
-                <w:rFonts w:hint="eastAsia" w:ascii="Times New Roman" w:hAnsi="Times New Roman" w:eastAsia="FangSong" w:cs="Times New Roman"/>
-              </w:rPr>
-              <w:t xml:space="preserve">有效数字</w:t>
-            </w:r>
-            <w:r>
-              <w:rPr>
-                <w:rFonts w:ascii="Times New Roman" w:hAnsi="Times New Roman" w:eastAsia="Times New Roman" w:cs="Times New Roman"/>
-              </w:rPr>
-              <w:t xml:space="preserve"> · </w:t>
-            </w:r>
-            <w:r>
-              <w:rPr>
-                <w:rFonts w:hint="eastAsia" w:ascii="Times New Roman" w:hAnsi="Times New Roman" w:eastAsia="FangSong" w:cs="Times New Roman"/>
-              </w:rPr>
-              <w:t xml:space="preserve">位数辨识与修约</w:t>
-            </w:r>
-          </w:p>
-        </w:tc>
-        <w:tc>
-          <w:tcPr/>
-          <w:p>
-            <w:pPr>
-              <w:pStyle w:val="Compact"/>
-              <w:jc w:val="center"/>
-            </w:pPr>
-            <w:r>
-              <w:rPr>
-                <w:rFonts w:hint="eastAsia" w:ascii="Times New Roman" w:hAnsi="Times New Roman" w:eastAsia="FangSong" w:cs="Times New Roman"/>
-              </w:rPr>
-              <w:t>准确辨识各类数值</w:t>
-            </w:r>
-            <w:r>
-              <w:rPr>
-                <w:rFonts w:hint="eastAsia" w:ascii="Times New Roman" w:hAnsi="Times New Roman" w:eastAsia="Times New Roman" w:cs="Times New Roman"/>
-              </w:rPr>
-              <w:t>（</w:t>
-            </w:r>
-            <w:r>
-              <w:rPr>
-                <w:rFonts w:hint="eastAsia" w:ascii="Times New Roman" w:hAnsi="Times New Roman" w:eastAsia="FangSong" w:cs="Times New Roman"/>
-              </w:rPr>
-              <w:t>含对数</w:t>
-            </w:r>
-            <w:r>
-              <w:rPr>
-                <w:rFonts w:hint="eastAsia" w:ascii="Times New Roman" w:hAnsi="Times New Roman" w:eastAsia="Times New Roman" w:cs="Times New Roman"/>
-              </w:rPr>
-              <w:t>、</w:t>
-            </w:r>
-            <m:oMath>
-              <m:r>
-                <m:rPr>
-                  <m:sty m:val="p"/>
-                </m:rPr>
-                <m:t>p</m:t>
-              </m:r>
-              <m:r>
-                <m:rPr>
-                  <m:sty m:val="p"/>
-                </m:rPr>
-                <m:t>H</m:t>
-              </m:r>
-            </m:oMath>
-            <w:r>
-              <w:rPr>
-                <w:rFonts w:hint="eastAsia" w:ascii="Times New Roman" w:hAnsi="Times New Roman" w:eastAsia="Times New Roman" w:cs="Times New Roman"/>
-              </w:rPr>
-              <w:t>、</w:t>
-            </w:r>
-            <w:r>
-              <w:rPr>
-                <w:rFonts w:hint="eastAsia" w:ascii="Times New Roman" w:hAnsi="Times New Roman" w:eastAsia="FangSong" w:cs="Times New Roman"/>
-              </w:rPr>
-              <w:t>指数形式</w:t>
-            </w:r>
-            <w:r>
-              <w:rPr>
-                <w:rFonts w:hint="eastAsia" w:ascii="Times New Roman" w:hAnsi="Times New Roman" w:eastAsia="Times New Roman" w:cs="Times New Roman"/>
-              </w:rPr>
-              <w:t>）</w:t>
-            </w:r>
-            <w:r>
-              <w:rPr>
-                <w:rFonts w:hint="eastAsia" w:ascii="Times New Roman" w:hAnsi="Times New Roman" w:eastAsia="FangSong" w:cs="Times New Roman"/>
-              </w:rPr>
-              <w:t>的有效数字位数</w:t>
-            </w:r>
-            <w:r>
-              <w:rPr>
-                <w:rFonts w:hint="eastAsia" w:ascii="Times New Roman" w:hAnsi="Times New Roman" w:eastAsia="Times New Roman" w:cs="Times New Roman"/>
-              </w:rPr>
-              <w:t>，</w:t>
-            </w:r>
-            <w:r>
-              <w:rPr>
-                <w:rFonts w:hint="eastAsia" w:ascii="Times New Roman" w:hAnsi="Times New Roman" w:eastAsia="FangSong" w:cs="Times New Roman"/>
-              </w:rPr>
-              <w:t>按</w:t>
-            </w:r>
-            <w:r>
-              <w:rPr>
-                <w:rFonts w:ascii="Times New Roman" w:hAnsi="Times New Roman" w:eastAsia="Times New Roman" w:cs="Times New Roman"/>
-              </w:rPr>
-              <w:t xml:space="preserve"> GB/T 8170 </w:t>
-            </w:r>
-            <w:r>
-              <w:rPr>
-                <w:rFonts w:hint="eastAsia" w:ascii="Times New Roman" w:hAnsi="Times New Roman" w:eastAsia="FangSong" w:cs="Times New Roman"/>
-              </w:rPr>
-              <w:t xml:space="preserve">规则完成四舍五入与一次性修约</w:t>
-            </w:r>
-          </w:p>
-        </w:tc>
-      </w:tr>
-      <w:tr>
-        <w:tc>
-          <w:tcPr/>
-          <w:p>
-            <w:pPr>
-              <w:pStyle w:val="Compact"/>
-              <w:jc w:val="center"/>
-            </w:pPr>
-            <w:r>
-              <w:rPr>
-                <w:rFonts w:ascii="Times New Roman" w:hAnsi="Times New Roman" w:eastAsia="Times New Roman" w:cs="Times New Roman"/>
-              </w:rPr>
-              <w:t xml:space="preserve">§01 </w:t>
-            </w:r>
-            <w:r>
-              <w:rPr>
-                <w:rFonts w:hint="eastAsia" w:ascii="Times New Roman" w:hAnsi="Times New Roman" w:eastAsia="FangSong" w:cs="Times New Roman"/>
-              </w:rPr>
-              <w:t xml:space="preserve">有效数字</w:t>
-            </w:r>
-            <w:r>
-              <w:rPr>
-                <w:rFonts w:ascii="Times New Roman" w:hAnsi="Times New Roman" w:eastAsia="Times New Roman" w:cs="Times New Roman"/>
-              </w:rPr>
-              <w:t xml:space="preserve"> · </w:t>
-            </w:r>
-            <w:r>
-              <w:rPr>
-                <w:rFonts w:hint="eastAsia" w:ascii="Times New Roman" w:hAnsi="Times New Roman" w:eastAsia="FangSong" w:cs="Times New Roman"/>
-              </w:rPr>
-              <w:t xml:space="preserve">运算与精度保持</w:t>
-            </w:r>
-          </w:p>
-        </w:tc>
-        <w:tc>
-          <w:tcPr/>
-          <w:p>
-            <w:pPr>
-              <w:pStyle w:val="Compact"/>
-              <w:jc w:val="center"/>
-            </w:pPr>
-            <w:r>
-              <w:rPr>
-                <w:rFonts w:hint="eastAsia" w:ascii="Times New Roman" w:hAnsi="Times New Roman" w:eastAsia="FangSong" w:cs="Times New Roman"/>
-              </w:rPr>
-              <w:t>掌握加减法按小数位数</w:t>
-            </w:r>
-            <w:r>
-              <w:rPr>
-                <w:rFonts w:hint="eastAsia" w:ascii="Times New Roman" w:hAnsi="Times New Roman" w:eastAsia="Times New Roman" w:cs="Times New Roman"/>
-              </w:rPr>
-              <w:t>、</w:t>
-            </w:r>
-            <w:r>
-              <w:rPr>
-                <w:rFonts w:hint="eastAsia" w:ascii="Times New Roman" w:hAnsi="Times New Roman" w:eastAsia="FangSong" w:cs="Times New Roman"/>
-              </w:rPr>
-              <w:t>乘除法按有效位数最少的运算规则</w:t>
-            </w:r>
-            <w:r>
-              <w:rPr>
-                <w:rFonts w:hint="eastAsia" w:ascii="Times New Roman" w:hAnsi="Times New Roman" w:eastAsia="Times New Roman" w:cs="Times New Roman"/>
-              </w:rPr>
-              <w:t>，</w:t>
-            </w:r>
-            <w:r>
-              <w:rPr>
-                <w:rFonts w:hint="eastAsia" w:ascii="Times New Roman" w:hAnsi="Times New Roman" w:eastAsia="FangSong" w:cs="Times New Roman"/>
-              </w:rPr>
-              <w:t>理解中间过程多保留一位</w:t>
-            </w:r>
-            <w:r>
-              <w:rPr>
-                <w:rFonts w:hint="eastAsia" w:ascii="Times New Roman" w:hAnsi="Times New Roman" w:eastAsia="Times New Roman" w:cs="Times New Roman"/>
-              </w:rPr>
-              <w:t>、</w:t>
-            </w:r>
-            <w:r>
-              <w:rPr>
-                <w:rFonts w:hint="eastAsia" w:ascii="Times New Roman" w:hAnsi="Times New Roman" w:eastAsia="FangSong" w:cs="Times New Roman"/>
-              </w:rPr>
-              <w:t>结果再修约的精度控制</w:t>
-            </w:r>
-          </w:p>
-        </w:tc>
-      </w:tr>
-      <w:tr>
-        <w:tc>
-          <w:tcPr/>
-          <w:p>
-            <w:pPr>
-              <w:pStyle w:val="Compact"/>
-              <w:jc w:val="center"/>
-            </w:pPr>
-            <w:r>
-              <w:rPr>
-                <w:rFonts w:ascii="Times New Roman" w:hAnsi="Times New Roman" w:eastAsia="Times New Roman" w:cs="Times New Roman"/>
-              </w:rPr>
-              <w:t xml:space="preserve">§19 </w:t>
-            </w:r>
-            <w:r>
-              <w:rPr>
-                <w:rFonts w:hint="eastAsia" w:ascii="Times New Roman" w:hAnsi="Times New Roman" w:eastAsia="FangSong" w:cs="Times New Roman"/>
-              </w:rPr>
-              <w:t xml:space="preserve">误差分析</w:t>
-            </w:r>
-            <w:r>
-              <w:rPr>
-                <w:rFonts w:ascii="Times New Roman" w:hAnsi="Times New Roman" w:eastAsia="Times New Roman" w:cs="Times New Roman"/>
-              </w:rPr>
-              <w:t xml:space="preserve"> · </w:t>
-            </w:r>
-            <w:r>
-              <w:rPr>
-                <w:rFonts w:hint="eastAsia" w:ascii="Times New Roman" w:hAnsi="Times New Roman" w:eastAsia="FangSong" w:cs="Times New Roman"/>
-              </w:rPr>
-              <w:t xml:space="preserve">误差分类与来源</w:t>
-            </w:r>
-          </w:p>
-        </w:tc>
-        <w:tc>
-          <w:tcPr/>
-          <w:p>
-            <w:pPr>
-              <w:pStyle w:val="Compact"/>
-              <w:jc w:val="center"/>
-            </w:pPr>
-            <w:r>
-              <w:rPr>
-                <w:rFonts w:hint="eastAsia" w:ascii="Times New Roman" w:hAnsi="Times New Roman" w:eastAsia="FangSong" w:cs="Times New Roman"/>
-              </w:rPr>
-              <w:t>区分系统误差与随机误差</w:t>
-            </w:r>
-            <w:r>
-              <w:rPr>
-                <w:rFonts w:hint="eastAsia" w:ascii="Times New Roman" w:hAnsi="Times New Roman" w:eastAsia="Times New Roman" w:cs="Times New Roman"/>
-              </w:rPr>
-              <w:t>、</w:t>
-            </w:r>
-            <w:r>
-              <w:rPr>
-                <w:rFonts w:hint="eastAsia" w:ascii="Times New Roman" w:hAnsi="Times New Roman" w:eastAsia="FangSong" w:cs="Times New Roman"/>
-              </w:rPr>
-              <w:t>准确度与精密度</w:t>
-            </w:r>
-            <w:r>
-              <w:rPr>
-                <w:rFonts w:hint="eastAsia" w:ascii="Times New Roman" w:hAnsi="Times New Roman" w:eastAsia="Times New Roman" w:cs="Times New Roman"/>
-              </w:rPr>
-              <w:t>，</w:t>
-            </w:r>
-            <w:r>
-              <w:rPr>
-                <w:rFonts w:hint="eastAsia" w:ascii="Times New Roman" w:hAnsi="Times New Roman" w:eastAsia="FangSong" w:cs="Times New Roman"/>
-              </w:rPr>
-              <w:t>识别仪器</w:t>
-            </w:r>
-            <w:r>
-              <w:rPr>
-                <w:rFonts w:hint="eastAsia" w:ascii="Times New Roman" w:hAnsi="Times New Roman" w:eastAsia="Times New Roman" w:cs="Times New Roman"/>
-              </w:rPr>
-              <w:t>、</w:t>
-            </w:r>
-            <w:r>
-              <w:rPr>
-                <w:rFonts w:hint="eastAsia" w:ascii="Times New Roman" w:hAnsi="Times New Roman" w:eastAsia="FangSong" w:cs="Times New Roman"/>
-              </w:rPr>
-              <w:t>方法</w:t>
-            </w:r>
-            <w:r>
-              <w:rPr>
-                <w:rFonts w:hint="eastAsia" w:ascii="Times New Roman" w:hAnsi="Times New Roman" w:eastAsia="Times New Roman" w:cs="Times New Roman"/>
-              </w:rPr>
-              <w:t>、</w:t>
-            </w:r>
-            <w:r>
-              <w:rPr>
-                <w:rFonts w:hint="eastAsia" w:ascii="Times New Roman" w:hAnsi="Times New Roman" w:eastAsia="FangSong" w:cs="Times New Roman"/>
-              </w:rPr>
-              <w:t>操作与试剂等系统误差来源及其减免途径</w:t>
-            </w:r>
-          </w:p>
-        </w:tc>
-      </w:tr>
-      <w:tr>
-        <w:tc>
-          <w:tcPr/>
-          <w:p>
-            <w:pPr>
-              <w:pStyle w:val="Compact"/>
-              <w:jc w:val="center"/>
-            </w:pPr>
-            <w:r>
-              <w:rPr>
-                <w:rFonts w:ascii="Times New Roman" w:hAnsi="Times New Roman" w:eastAsia="Times New Roman" w:cs="Times New Roman"/>
-              </w:rPr>
-              <w:t xml:space="preserve">§19 </w:t>
-            </w:r>
-            <w:r>
-              <w:rPr>
-                <w:rFonts w:hint="eastAsia" w:ascii="Times New Roman" w:hAnsi="Times New Roman" w:eastAsia="FangSong" w:cs="Times New Roman"/>
-              </w:rPr>
-              <w:t xml:space="preserve">误差分析</w:t>
-            </w:r>
-            <w:r>
-              <w:rPr>
-                <w:rFonts w:ascii="Times New Roman" w:hAnsi="Times New Roman" w:eastAsia="Times New Roman" w:cs="Times New Roman"/>
-              </w:rPr>
-              <w:t xml:space="preserve"> · </w:t>
-            </w:r>
-            <w:r>
-              <w:rPr>
-                <w:rFonts w:hint="eastAsia" w:ascii="Times New Roman" w:hAnsi="Times New Roman" w:eastAsia="FangSong" w:cs="Times New Roman"/>
-              </w:rPr>
-              <w:t xml:space="preserve">误差传递与极值设计</w:t>
-            </w:r>
-          </w:p>
-        </w:tc>
-        <w:tc>
-          <w:tcPr/>
-          <w:p>
-            <w:pPr>
-              <w:pStyle w:val="Compact"/>
-              <w:jc w:val="center"/>
-            </w:pPr>
-            <w:r>
-              <w:rPr>
-                <w:rFonts w:hint="eastAsia" w:ascii="Times New Roman" w:hAnsi="Times New Roman" w:eastAsia="FangSong" w:cs="Times New Roman"/>
-              </w:rPr>
-              <w:t>掌握加减与乘除运算的误差传递公式</w:t>
-            </w:r>
-            <w:r>
-              <w:rPr>
-                <w:rFonts w:hint="eastAsia" w:ascii="Times New Roman" w:hAnsi="Times New Roman" w:eastAsia="Times New Roman" w:cs="Times New Roman"/>
-              </w:rPr>
-              <w:t>，</w:t>
-            </w:r>
-            <w:r>
-              <w:rPr>
-                <w:rFonts w:hint="eastAsia" w:ascii="Times New Roman" w:hAnsi="Times New Roman" w:eastAsia="FangSong" w:cs="Times New Roman"/>
-              </w:rPr>
-              <w:t>对天平</w:t>
-            </w:r>
-            <w:r>
-              <w:rPr>
-                <w:rFonts w:hint="eastAsia" w:ascii="Times New Roman" w:hAnsi="Times New Roman" w:eastAsia="Times New Roman" w:cs="Times New Roman"/>
-              </w:rPr>
-              <w:t>、</w:t>
-            </w:r>
-            <w:r>
-              <w:rPr>
-                <w:rFonts w:hint="eastAsia" w:ascii="Times New Roman" w:hAnsi="Times New Roman" w:eastAsia="FangSong" w:cs="Times New Roman"/>
-              </w:rPr>
-              <w:t>移液管等量器的极限相对误差作综合推算与取样量设计</w:t>
-            </w:r>
-          </w:p>
-        </w:tc>
-      </w:tr>
-      <w:tr>
-        <w:tc>
-          <w:tcPr/>
-          <w:p>
-            <w:pPr>
-              <w:pStyle w:val="Compact"/>
-              <w:jc w:val="center"/>
-            </w:pPr>
-            <w:r>
-              <w:rPr>
-                <w:rFonts w:ascii="Times New Roman" w:hAnsi="Times New Roman" w:eastAsia="Times New Roman" w:cs="Times New Roman"/>
-              </w:rPr>
-              <w:t xml:space="preserve">§19 </w:t>
-            </w:r>
-            <w:r>
-              <w:rPr>
-                <w:rFonts w:hint="eastAsia" w:ascii="Times New Roman" w:hAnsi="Times New Roman" w:eastAsia="FangSong" w:cs="Times New Roman"/>
-              </w:rPr>
-              <w:t xml:space="preserve">误差分析</w:t>
-            </w:r>
-            <w:r>
-              <w:rPr>
-                <w:rFonts w:ascii="Times New Roman" w:hAnsi="Times New Roman" w:eastAsia="Times New Roman" w:cs="Times New Roman"/>
-              </w:rPr>
-              <w:t xml:space="preserve"> · </w:t>
-            </w:r>
-            <w:r>
-              <w:rPr>
-                <w:rFonts w:hint="eastAsia" w:ascii="Times New Roman" w:hAnsi="Times New Roman" w:eastAsia="FangSong" w:cs="Times New Roman"/>
-              </w:rPr>
-              <w:t xml:space="preserve">数据处理与统计判据</w:t>
-            </w:r>
-          </w:p>
-        </w:tc>
-        <w:tc>
-          <w:tcPr/>
-          <w:p>
-            <w:pPr>
-              <w:pStyle w:val="Compact"/>
-              <w:jc w:val="center"/>
-            </w:pPr>
-            <w:r>
-              <w:rPr>
-                <w:rFonts w:hint="eastAsia" w:ascii="Times New Roman" w:hAnsi="Times New Roman" w:eastAsia="FangSong" w:cs="Times New Roman"/>
-              </w:rPr>
-              <w:t>掌握可疑值取舍</w:t>
-            </w:r>
-            <w:r>
-              <w:rPr>
-                <w:rFonts w:hint="eastAsia" w:ascii="Times New Roman" w:hAnsi="Times New Roman" w:eastAsia="Times New Roman" w:cs="Times New Roman"/>
-              </w:rPr>
-              <w:t>、</w:t>
-            </w:r>
-            <w:r>
-              <w:rPr>
-                <w:rFonts w:hint="eastAsia" w:ascii="Times New Roman" w:hAnsi="Times New Roman" w:eastAsia="FangSong" w:cs="Times New Roman"/>
-              </w:rPr>
-              <w:t>置信区间与最小二乘回归的适用条件</w:t>
-            </w:r>
-            <w:r>
-              <w:rPr>
-                <w:rFonts w:hint="eastAsia" w:ascii="Times New Roman" w:hAnsi="Times New Roman" w:eastAsia="Times New Roman" w:cs="Times New Roman"/>
-              </w:rPr>
-              <w:t>，</w:t>
-            </w:r>
-            <w:r>
-              <w:rPr>
-                <w:rFonts w:hint="eastAsia" w:ascii="Times New Roman" w:hAnsi="Times New Roman" w:eastAsia="FangSong" w:cs="Times New Roman"/>
-              </w:rPr>
-              <w:t>理解</w:t>
-            </w:r>
-            <w:r>
-              <w:rPr>
-                <w:rFonts w:ascii="Times New Roman" w:hAnsi="Times New Roman" w:eastAsia="Times New Roman" w:cs="Times New Roman"/>
-              </w:rPr>
-              <w:t xml:space="preserve"> </w:t>
-            </w:r>
-            <m:oMath>
-              <m:r>
-                <m:t>3</m:t>
-              </m:r>
-              <m:r>
-                <m:t>σ</m:t>
-              </m:r>
-            </m:oMath>
-            <w:r>
-              <w:rPr>
-                <w:rFonts w:ascii="Times New Roman" w:hAnsi="Times New Roman" w:eastAsia="Times New Roman" w:cs="Times New Roman"/>
-              </w:rPr>
-              <w:t xml:space="preserve"> </w:t>
-            </w:r>
-            <w:r>
-              <w:rPr>
-                <w:rFonts w:hint="eastAsia" w:ascii="Times New Roman" w:hAnsi="Times New Roman" w:eastAsia="FangSong" w:cs="Times New Roman"/>
-              </w:rPr>
-              <w:t xml:space="preserve">准则与检出限评价</w:t>
-            </w:r>
-          </w:p>
-        </w:tc>
-      </w:tr>
-    </w:tbl>
-    <w:p>
-      <w:pPr>
-        <w:spacing w:before="160" w:after="80"/>
-      </w:pPr>
-      <w:r>
-        <w:pict>
-          <v:rect style="width:0;height:1.5pt" o:hralign="center" o:hrstd="t" o:hr="t"/>
-        </w:pict>
-      </w:r>
-    </w:p>
-    <w:bookmarkEnd w:id="9"/>
-    <w:bookmarkStart w:id="10" w:name="有效数字物理极限对数法则与数理修约"/>
+    <w:bookmarkStart w:id="9" w:name="有效数字物理极限对数法则与数理修约"/>
     <w:p>
       <w:pPr>
         <w:pStyle w:val="Heading2"/>
@@ -3224,8 +2603,8 @@
         <w:t>。</w:t>
       </w:r>
     </w:p>
-    <w:bookmarkEnd w:id="10"/>
-    <w:bookmarkStart w:id="11" w:name="运算法则与中间过程精度保持"/>
+    <w:bookmarkEnd w:id="9"/>
+    <w:bookmarkStart w:id="10" w:name="运算法则与中间过程精度保持"/>
     <w:p>
       <w:pPr>
         <w:pStyle w:val="Heading2"/>
@@ -4415,8 +3794,8 @@
         <w:t xml:space="preserve">。</w:t>
       </w:r>
     </w:p>
-    <w:bookmarkEnd w:id="11"/>
-    <w:bookmarkStart w:id="27" w:name="误差分类与测量范围极值优化"/>
+    <w:bookmarkEnd w:id="10"/>
+    <w:bookmarkStart w:id="26" w:name="误差分类与测量范围极值优化"/>
     <w:p>
       <w:pPr>
         <w:pStyle w:val="Heading2"/>
@@ -4881,18 +4260,18 @@
           <wp:inline>
             <wp:extent cx="2667000" cy="1582931"/>
             <wp:effectExtent b="0" l="0" r="0" t="0"/>
-            <wp:docPr descr="" title="" id="13" name="Picture"/>
+            <wp:docPr descr="" title="" id="12" name="Picture"/>
             <a:graphic>
               <a:graphicData uri="http://schemas.openxmlformats.org/drawingml/2006/picture">
                 <pic:pic>
                   <pic:nvPicPr>
-                    <pic:cNvPr descr="11a6ee0a0dd50419adaa854997a6f242c1c55c67eee06e9f0ba87038863049c5.jpg" id="14" name="Picture"/>
+                    <pic:cNvPr descr="11a6ee0a0dd50419adaa854997a6f242c1c55c67eee06e9f0ba87038863049c5.jpg" id="13" name="Picture"/>
                     <pic:cNvPicPr>
                       <a:picLocks noChangeArrowheads="1" noChangeAspect="1"/>
                     </pic:cNvPicPr>
                   </pic:nvPicPr>
                   <pic:blipFill>
-                    <a:blip r:embed="rId12"/>
+                    <a:blip r:embed="rId11"/>
                     <a:stretch>
                       <a:fillRect/>
                     </a:stretch>
@@ -4966,24 +4345,6 @@
         </w:rPr>
         <w:t>干燥条件与标定对象对照表</w:t>
       </w:r>
-      <w:r>
-        <w:rPr>
-          <w:rFonts w:hint="eastAsia" w:ascii="Times New Roman" w:hAnsi="Times New Roman" w:eastAsia="Times New Roman" w:cs="Times New Roman"/>
-        </w:rPr>
-        <w:t>。</w:t>
-      </w:r>
-      <w:r>
-        <w:rPr>
-          <w:rFonts w:hint="eastAsia" w:ascii="Times New Roman" w:hAnsi="Times New Roman" w:eastAsia="FangSong" w:cs="Times New Roman"/>
-        </w:rPr>
-        <w:t>选用适宜基准试剂是消除方法与试剂系统误差的关键前提</w:t>
-      </w:r>
-      <w:r>
-        <w:rPr>
-          <w:rFonts w:hint="eastAsia" w:ascii="Times New Roman" w:hAnsi="Times New Roman" w:eastAsia="Times New Roman" w:cs="Times New Roman"/>
-        </w:rPr>
-        <w:t>。</w:t>
-      </w:r>
     </w:p>
     <w:p>
       <w:pPr>
@@ -4999,18 +4360,18 @@
           <wp:inline>
             <wp:extent cx="2667000" cy="810863"/>
             <wp:effectExtent b="0" l="0" r="0" t="0"/>
-            <wp:docPr descr="" title="" id="16" name="Picture"/>
+            <wp:docPr descr="" title="" id="15" name="Picture"/>
             <a:graphic>
               <a:graphicData uri="http://schemas.openxmlformats.org/drawingml/2006/picture">
                 <pic:pic>
                   <pic:nvPicPr>
-                    <pic:cNvPr descr="b065ecfdc21b739a5adc918a084d44e08b2774a393fa602a5109160bdb768f10.jpg" id="17" name="Picture"/>
+                    <pic:cNvPr descr="b065ecfdc21b739a5adc918a084d44e08b2774a393fa602a5109160bdb768f10.jpg" id="16" name="Picture"/>
                     <pic:cNvPicPr>
                       <a:picLocks noChangeArrowheads="1" noChangeAspect="1"/>
                     </pic:cNvPicPr>
                   </pic:nvPicPr>
                   <pic:blipFill>
-                    <a:blip r:embed="rId15"/>
+                    <a:blip r:embed="rId14"/>
                     <a:stretch>
                       <a:fillRect/>
                     </a:stretch>
@@ -5071,12 +4432,6 @@
           <w:rFonts w:hint="eastAsia" w:ascii="Times New Roman" w:hAnsi="Times New Roman" w:eastAsia="FangSong" w:cs="Times New Roman"/>
         </w:rPr>
         <w:t>络合滴定与沉淀滴定常用基准物质性质与标定对象对照表</w:t>
-      </w:r>
-      <w:r>
-        <w:rPr>
-          <w:rFonts w:hint="eastAsia" w:ascii="Times New Roman" w:hAnsi="Times New Roman" w:eastAsia="Times New Roman" w:cs="Times New Roman"/>
-        </w:rPr>
-        <w:t>。</w:t>
       </w:r>
     </w:p>
     <w:p>
@@ -5900,18 +5255,18 @@
           <wp:inline>
             <wp:extent cx="2667000" cy="1944311"/>
             <wp:effectExtent b="0" l="0" r="0" t="0"/>
-            <wp:docPr descr="" title="" id="19" name="Picture"/>
+            <wp:docPr descr="" title="" id="18" name="Picture"/>
             <a:graphic>
               <a:graphicData uri="http://schemas.openxmlformats.org/drawingml/2006/picture">
                 <pic:pic>
                   <pic:nvPicPr>
-                    <pic:cNvPr descr="f178263ac2b346af802a37db132484a685ddca027789e8092fdca25b72303ab7.jpg" id="20" name="Picture"/>
+                    <pic:cNvPr descr="f178263ac2b346af802a37db132484a685ddca027789e8092fdca25b72303ab7.jpg" id="19" name="Picture"/>
                     <pic:cNvPicPr>
                       <a:picLocks noChangeArrowheads="1" noChangeAspect="1"/>
                     </pic:cNvPicPr>
                   </pic:nvPicPr>
                   <pic:blipFill>
-                    <a:blip r:embed="rId18"/>
+                    <a:blip r:embed="rId17"/>
                     <a:stretch>
                       <a:fillRect/>
                     </a:stretch>
@@ -5995,19 +5350,7 @@
         <w:rPr>
           <w:rFonts w:hint="eastAsia" w:ascii="Times New Roman" w:hAnsi="Times New Roman" w:eastAsia="Times New Roman" w:cs="Times New Roman"/>
         </w:rPr>
-        <w:t>）。</w:t>
-      </w:r>
-      <w:r>
-        <w:rPr>
-          <w:rFonts w:hint="eastAsia" w:ascii="Times New Roman" w:hAnsi="Times New Roman" w:eastAsia="FangSong" w:cs="Times New Roman"/>
-        </w:rPr>
-        <w:t>大样本随机误差严格服从高斯对称分布</w:t>
-      </w:r>
-      <w:r>
-        <w:rPr>
-          <w:rFonts w:hint="eastAsia" w:ascii="Times New Roman" w:hAnsi="Times New Roman" w:eastAsia="Times New Roman" w:cs="Times New Roman"/>
-        </w:rPr>
-        <w:t>。</w:t>
+        <w:t>）</w:t>
       </w:r>
     </w:p>
     <w:p>
@@ -8438,18 +7781,18 @@
           <wp:inline>
             <wp:extent cx="2476500" cy="2003713"/>
             <wp:effectExtent b="0" l="0" r="0" t="0"/>
-            <wp:docPr descr="" title="" id="22" name="Picture"/>
+            <wp:docPr descr="" title="" id="21" name="Picture"/>
             <a:graphic>
               <a:graphicData uri="http://schemas.openxmlformats.org/drawingml/2006/picture">
                 <pic:pic>
                   <pic:nvPicPr>
-                    <pic:cNvPr descr="3d9b209febb741f06ee4cdf4d332767c9faa9924dddd40a153711145f7dde0f6.jpg" id="23" name="Picture"/>
+                    <pic:cNvPr descr="3d9b209febb741f06ee4cdf4d332767c9faa9924dddd40a153711145f7dde0f6.jpg" id="22" name="Picture"/>
                     <pic:cNvPicPr>
                       <a:picLocks noChangeArrowheads="1" noChangeAspect="1"/>
                     </pic:cNvPicPr>
                   </pic:nvPicPr>
                   <pic:blipFill>
-                    <a:blip r:embed="rId21"/>
+                    <a:blip r:embed="rId20"/>
                     <a:stretch>
                       <a:fillRect/>
                     </a:stretch>
@@ -8511,12 +7854,6 @@
         </w:rPr>
         <w:t>分光光度法比色皿样品池入射光与透射光光路示意图</w:t>
       </w:r>
-      <w:r>
-        <w:rPr>
-          <w:rFonts w:hint="eastAsia" w:ascii="Times New Roman" w:hAnsi="Times New Roman" w:eastAsia="Times New Roman" w:cs="Times New Roman"/>
-        </w:rPr>
-        <w:t>。</w:t>
-      </w:r>
     </w:p>
     <w:p>
       <w:pPr>
@@ -8532,18 +7869,18 @@
           <wp:inline>
             <wp:extent cx="2667000" cy="2050427"/>
             <wp:effectExtent b="0" l="0" r="0" t="0"/>
-            <wp:docPr descr="" title="" id="25" name="Picture"/>
+            <wp:docPr descr="" title="" id="24" name="Picture"/>
             <a:graphic>
               <a:graphicData uri="http://schemas.openxmlformats.org/drawingml/2006/picture">
                 <pic:pic>
                   <pic:nvPicPr>
-                    <pic:cNvPr descr="a215b815fa6f6456ac8eb9758f085db2a18150f9a2cd64eb993d8a64a527bd98.jpg" id="26" name="Picture"/>
+                    <pic:cNvPr descr="a215b815fa6f6456ac8eb9758f085db2a18150f9a2cd64eb993d8a64a527bd98.jpg" id="25" name="Picture"/>
                     <pic:cNvPicPr>
                       <a:picLocks noChangeArrowheads="1" noChangeAspect="1"/>
                     </pic:cNvPicPr>
                   </pic:nvPicPr>
                   <pic:blipFill>
-                    <a:blip r:embed="rId24"/>
+                    <a:blip r:embed="rId23"/>
                     <a:stretch>
                       <a:fillRect/>
                     </a:stretch>
@@ -8617,15 +7954,9 @@
         </w:rPr>
         <w:t>浓度标准曲线的测定点分布与线性拟合回归线</w:t>
       </w:r>
-      <w:r>
-        <w:rPr>
-          <w:rFonts w:hint="eastAsia" w:ascii="Times New Roman" w:hAnsi="Times New Roman" w:eastAsia="Times New Roman" w:cs="Times New Roman"/>
-        </w:rPr>
-        <w:t>。</w:t>
-      </w:r>
     </w:p>
-    <w:bookmarkEnd w:id="27"/>
-    <w:bookmarkStart w:id="28" w:name="常见失分陷阱辨析与赛场防错指南"/>
+    <w:bookmarkEnd w:id="26"/>
+    <w:bookmarkStart w:id="27" w:name="课后习题"/>
     <w:p>
       <w:pPr>
         <w:pStyle w:val="Heading2"/>
@@ -8641,1661 +7972,7 @@
         <w:rPr>
           <w:rFonts w:hint="eastAsia" w:ascii="Times New Roman" w:hAnsi="Times New Roman" w:eastAsia="SimHei" w:cs="Times New Roman"/>
         </w:rPr>
-        <w:t xml:space="preserve">常见失分陷阱辨析与赛场防错指南</w:t>
-      </w:r>
-    </w:p>
-    <w:p>
-      <w:pPr>
-        <w:pStyle w:val="FirstParagraph"/>
-        <w:ind w:firstLine="420"/>
-      </w:pPr>
-      <w:r>
-        <w:rPr>
-          <w:rFonts w:hint="eastAsia" w:ascii="Times New Roman" w:hAnsi="Times New Roman" w:eastAsia="FangSong" w:cs="Times New Roman"/>
-        </w:rPr>
-        <w:t>在化学竞赛阅卷中</w:t>
-      </w:r>
-      <w:r>
-        <w:rPr>
-          <w:rFonts w:hint="eastAsia" w:ascii="Times New Roman" w:hAnsi="Times New Roman" w:eastAsia="Times New Roman" w:cs="Times New Roman"/>
-        </w:rPr>
-        <w:t>，</w:t>
-      </w:r>
-      <w:r>
-        <w:rPr>
-          <w:rFonts w:hint="eastAsia" w:ascii="Times New Roman" w:hAnsi="Times New Roman" w:eastAsia="FangSong" w:cs="Times New Roman"/>
-        </w:rPr>
-        <w:t>定量分析板块因微观概念模糊导致的失分极具隐蔽性</w:t>
-      </w:r>
-      <w:r>
-        <w:rPr>
-          <w:rFonts w:hint="eastAsia" w:ascii="Times New Roman" w:hAnsi="Times New Roman" w:eastAsia="Times New Roman" w:cs="Times New Roman"/>
-        </w:rPr>
-        <w:t>。</w:t>
-      </w:r>
-      <w:r>
-        <w:rPr>
-          <w:rFonts w:hint="eastAsia" w:ascii="Times New Roman" w:hAnsi="Times New Roman" w:eastAsia="FangSong" w:cs="Times New Roman"/>
-        </w:rPr>
-        <w:t>掌握以下四大典型易错雷区与防错准则</w:t>
-      </w:r>
-      <w:r>
-        <w:rPr>
-          <w:rFonts w:hint="eastAsia" w:ascii="Times New Roman" w:hAnsi="Times New Roman" w:eastAsia="Times New Roman" w:cs="Times New Roman"/>
-        </w:rPr>
-        <w:t>，</w:t>
-      </w:r>
-      <w:r>
-        <w:rPr>
-          <w:rFonts w:hint="eastAsia" w:ascii="Times New Roman" w:hAnsi="Times New Roman" w:eastAsia="FangSong" w:cs="Times New Roman"/>
-        </w:rPr>
-        <w:t>可确保定量答题分毫不失</w:t>
-      </w:r>
-      <w:r>
-        <w:rPr>
-          <w:rFonts w:hint="eastAsia" w:ascii="Times New Roman" w:hAnsi="Times New Roman" w:eastAsia="Times New Roman" w:cs="Times New Roman"/>
-        </w:rPr>
-        <w:t>：</w:t>
-      </w:r>
-    </w:p>
-    <w:p>
-      <w:pPr>
-        <w:pStyle w:val="BodyText"/>
-        <w:ind w:firstLine="420"/>
-      </w:pPr>
-      <w:r>
-        <w:rPr>
-          <w:rFonts w:hint="eastAsia" w:ascii="Times New Roman" w:hAnsi="Times New Roman" w:eastAsia="FangSong" w:cs="Times New Roman"/>
-        </w:rPr>
-        <w:t>雷区一</w:t>
-      </w:r>
-      <w:r>
-        <w:rPr>
-          <w:rFonts w:hint="eastAsia" w:ascii="Times New Roman" w:hAnsi="Times New Roman" w:eastAsia="Times New Roman" w:cs="Times New Roman"/>
-        </w:rPr>
-        <w:t>：</w:t>
-      </w:r>
-      <w:r>
-        <w:rPr>
-          <w:rFonts w:hint="eastAsia" w:ascii="Times New Roman" w:hAnsi="Times New Roman" w:eastAsia="FangSong" w:cs="Times New Roman"/>
-        </w:rPr>
-        <w:t>对数有效数字</w:t>
-      </w:r>
-      <w:r>
-        <w:rPr>
-          <w:rFonts w:hint="eastAsia" w:ascii="Times New Roman" w:hAnsi="Times New Roman" w:eastAsia="Times New Roman" w:cs="Times New Roman"/>
-        </w:rPr>
-        <w:t>“</w:t>
-      </w:r>
-      <w:r>
-        <w:rPr>
-          <w:rFonts w:hint="eastAsia" w:ascii="Times New Roman" w:hAnsi="Times New Roman" w:eastAsia="FangSong" w:cs="Times New Roman"/>
-        </w:rPr>
-        <w:t>首数</w:t>
-      </w:r>
-      <w:r>
-        <w:rPr>
-          <w:rFonts w:hint="eastAsia" w:ascii="Times New Roman" w:hAnsi="Times New Roman" w:eastAsia="Times New Roman" w:cs="Times New Roman"/>
-        </w:rPr>
-        <w:t>”</w:t>
-      </w:r>
-      <w:r>
-        <w:rPr>
-          <w:rFonts w:hint="eastAsia" w:ascii="Times New Roman" w:hAnsi="Times New Roman" w:eastAsia="FangSong" w:cs="Times New Roman"/>
-        </w:rPr>
-        <w:t>与</w:t>
-      </w:r>
-      <w:r>
-        <w:rPr>
-          <w:rFonts w:hint="eastAsia" w:ascii="Times New Roman" w:hAnsi="Times New Roman" w:eastAsia="Times New Roman" w:cs="Times New Roman"/>
-        </w:rPr>
-        <w:t>“</w:t>
-      </w:r>
-      <w:r>
-        <w:rPr>
-          <w:rFonts w:hint="eastAsia" w:ascii="Times New Roman" w:hAnsi="Times New Roman" w:eastAsia="FangSong" w:cs="Times New Roman"/>
-        </w:rPr>
-        <w:t>尾数</w:t>
-      </w:r>
-      <w:r>
-        <w:rPr>
-          <w:rFonts w:hint="eastAsia" w:ascii="Times New Roman" w:hAnsi="Times New Roman" w:eastAsia="Times New Roman" w:cs="Times New Roman"/>
-        </w:rPr>
-        <w:t>”</w:t>
-      </w:r>
-      <w:r>
-        <w:rPr>
-          <w:rFonts w:hint="eastAsia" w:ascii="Times New Roman" w:hAnsi="Times New Roman" w:eastAsia="FangSong" w:cs="Times New Roman"/>
-        </w:rPr>
-        <w:t>认知倒错</w:t>
-      </w:r>
-      <w:r>
-        <w:rPr>
-          <w:rFonts w:hint="eastAsia" w:ascii="Times New Roman" w:hAnsi="Times New Roman" w:eastAsia="Times New Roman" w:cs="Times New Roman"/>
-        </w:rPr>
-        <w:t>。</w:t>
-      </w:r>
-      <w:r>
-        <w:rPr>
-          <w:rFonts w:hint="eastAsia" w:ascii="Times New Roman" w:hAnsi="Times New Roman" w:eastAsia="FangSong" w:cs="Times New Roman"/>
-        </w:rPr>
-        <w:t>部分选手误将</w:t>
-      </w:r>
-      <w:r>
-        <w:rPr>
-          <w:rFonts w:ascii="Times New Roman" w:hAnsi="Times New Roman" w:eastAsia="Times New Roman" w:cs="Times New Roman"/>
-        </w:rPr>
-        <w:t xml:space="preserve"> </w:t>
-      </w:r>
-      <m:oMath>
-        <m:oMathPr>
-          <m:ctrlPr>
-            <w:rPr>
-              <w:sz w:val="28"/>
-              <w:szCs w:val="28"/>
-            </w:rPr>
-          </m:ctrlPr>
-        </m:oMathPr>
-        <m:r>
-          <m:rPr>
-            <m:sty m:val="p"/>
-          </m:rPr>
-          <m:t>p</m:t>
-        </m:r>
-        <m:r>
-          <m:rPr>
-            <m:sty m:val="p"/>
-          </m:rPr>
-          <m:t>H</m:t>
-        </m:r>
-        <m:r>
-          <m:rPr>
-            <m:sty m:val="p"/>
-          </m:rPr>
-          <m:t>=</m:t>
-        </m:r>
-        <m:r>
-          <m:t>12.05</m:t>
-        </m:r>
-      </m:oMath>
-      <w:r>
-        <w:rPr>
-          <w:rFonts w:ascii="Times New Roman" w:hAnsi="Times New Roman" w:eastAsia="Times New Roman" w:cs="Times New Roman"/>
-        </w:rPr>
-        <w:t xml:space="preserve"> </w:t>
-      </w:r>
-      <w:r>
-        <w:rPr>
-          <w:rFonts w:hint="eastAsia" w:ascii="Times New Roman" w:hAnsi="Times New Roman" w:eastAsia="FangSong" w:cs="Times New Roman"/>
-        </w:rPr>
-        <w:t xml:space="preserve">判定为</w:t>
-      </w:r>
-      <w:r>
-        <w:rPr>
-          <w:rFonts w:ascii="Times New Roman" w:hAnsi="Times New Roman" w:eastAsia="Times New Roman" w:cs="Times New Roman"/>
-        </w:rPr>
-        <w:t xml:space="preserve"> 4 </w:t>
-      </w:r>
-      <w:r>
-        <w:rPr>
-          <w:rFonts w:hint="eastAsia" w:ascii="Times New Roman" w:hAnsi="Times New Roman" w:eastAsia="FangSong" w:cs="Times New Roman"/>
-        </w:rPr>
-        <w:t>位有效数字</w:t>
-      </w:r>
-      <w:r>
-        <w:rPr>
-          <w:rFonts w:hint="eastAsia" w:ascii="Times New Roman" w:hAnsi="Times New Roman" w:eastAsia="Times New Roman" w:cs="Times New Roman"/>
-        </w:rPr>
-        <w:t>（</w:t>
-      </w:r>
-      <w:r>
-        <w:rPr>
-          <w:rFonts w:hint="eastAsia" w:ascii="Times New Roman" w:hAnsi="Times New Roman" w:eastAsia="FangSong" w:cs="Times New Roman"/>
-        </w:rPr>
-        <w:t>实为</w:t>
-      </w:r>
-      <w:r>
-        <w:rPr>
-          <w:rFonts w:ascii="Times New Roman" w:hAnsi="Times New Roman" w:eastAsia="Times New Roman" w:cs="Times New Roman"/>
-        </w:rPr>
-        <w:t xml:space="preserve"> 2 </w:t>
-      </w:r>
-      <w:r>
-        <w:rPr>
-          <w:rFonts w:hint="eastAsia" w:ascii="Times New Roman" w:hAnsi="Times New Roman" w:eastAsia="FangSong" w:cs="Times New Roman"/>
-        </w:rPr>
-        <w:t>位有效数字</w:t>
-      </w:r>
-      <w:r>
-        <w:rPr>
-          <w:rFonts w:hint="eastAsia" w:ascii="Times New Roman" w:hAnsi="Times New Roman" w:eastAsia="Times New Roman" w:cs="Times New Roman"/>
-        </w:rPr>
-        <w:t>，</w:t>
-      </w:r>
-      <w:r>
-        <w:rPr>
-          <w:rFonts w:hint="eastAsia" w:ascii="Times New Roman" w:hAnsi="Times New Roman" w:eastAsia="FangSong" w:cs="Times New Roman"/>
-        </w:rPr>
-        <w:t>仅由尾数</w:t>
-      </w:r>
-      <w:r>
-        <w:rPr>
-          <w:rFonts w:ascii="Times New Roman" w:hAnsi="Times New Roman" w:eastAsia="Times New Roman" w:cs="Times New Roman"/>
-        </w:rPr>
-        <w:t xml:space="preserve"> </w:t>
-      </w:r>
-      <m:oMath>
-        <m:r>
-          <m:t>.05</m:t>
-        </m:r>
-      </m:oMath>
-      <w:r>
-        <w:rPr>
-          <w:rFonts w:ascii="Times New Roman" w:hAnsi="Times New Roman" w:eastAsia="Times New Roman" w:cs="Times New Roman"/>
-        </w:rPr>
-        <w:t xml:space="preserve"> </w:t>
-      </w:r>
-      <w:r>
-        <w:rPr>
-          <w:rFonts w:hint="eastAsia" w:ascii="Times New Roman" w:hAnsi="Times New Roman" w:eastAsia="FangSong" w:cs="Times New Roman"/>
-        </w:rPr>
-        <w:t>决定</w:t>
-      </w:r>
-      <w:r>
-        <w:rPr>
-          <w:rFonts w:hint="eastAsia" w:ascii="Times New Roman" w:hAnsi="Times New Roman" w:eastAsia="Times New Roman" w:cs="Times New Roman"/>
-        </w:rPr>
-        <w:t>）；</w:t>
-      </w:r>
-      <w:r>
-        <w:rPr>
-          <w:rFonts w:hint="eastAsia" w:ascii="Times New Roman" w:hAnsi="Times New Roman" w:eastAsia="FangSong" w:cs="Times New Roman"/>
-        </w:rPr>
-        <w:t>或者由平衡常数</w:t>
-      </w:r>
-      <w:r>
-        <w:rPr>
-          <w:rFonts w:ascii="Times New Roman" w:hAnsi="Times New Roman" w:eastAsia="Times New Roman" w:cs="Times New Roman"/>
-        </w:rPr>
-        <w:t xml:space="preserve"> </w:t>
-      </w:r>
-      <m:oMath>
-        <m:oMathPr>
-          <m:ctrlPr>
-            <w:rPr>
-              <w:sz w:val="28"/>
-              <w:szCs w:val="28"/>
-            </w:rPr>
-          </m:ctrlPr>
-        </m:oMathPr>
-        <m:r>
-          <m:rPr>
-            <m:sty m:val="p"/>
-          </m:rPr>
-          <m:t>p</m:t>
-        </m:r>
-        <m:sSub>
-          <m:e>
-            <m:r>
-              <m:t>K</m:t>
-            </m:r>
-          </m:e>
-          <m:sub>
-            <m:r>
-              <m:rPr>
-                <m:sty m:val="p"/>
-              </m:rPr>
-              <m:t>a</m:t>
-            </m:r>
-          </m:sub>
-        </m:sSub>
-        <m:r>
-          <m:rPr>
-            <m:sty m:val="p"/>
-          </m:rPr>
-          <m:t>=</m:t>
-        </m:r>
-        <m:r>
-          <m:t>4.74</m:t>
-        </m:r>
-      </m:oMath>
-      <w:r>
-        <w:rPr>
-          <w:rFonts w:hint="eastAsia" w:ascii="Times New Roman" w:hAnsi="Times New Roman" w:eastAsia="Times New Roman" w:cs="Times New Roman"/>
-        </w:rPr>
-        <w:t xml:space="preserve">（2</w:t>
-      </w:r>
-      <w:r>
-        <w:rPr>
-          <w:rFonts w:ascii="Times New Roman" w:hAnsi="Times New Roman" w:eastAsia="Times New Roman" w:cs="Times New Roman"/>
-        </w:rPr>
-        <w:t xml:space="preserve"> </w:t>
-      </w:r>
-      <w:r>
-        <w:rPr>
-          <w:rFonts w:hint="eastAsia" w:ascii="Times New Roman" w:hAnsi="Times New Roman" w:eastAsia="FangSong" w:cs="Times New Roman"/>
-        </w:rPr>
-        <w:t>位</w:t>
-      </w:r>
-      <w:r>
-        <w:rPr>
-          <w:rFonts w:hint="eastAsia" w:ascii="Times New Roman" w:hAnsi="Times New Roman" w:eastAsia="Times New Roman" w:cs="Times New Roman"/>
-        </w:rPr>
-        <w:t>）</w:t>
-      </w:r>
-      <w:r>
-        <w:rPr>
-          <w:rFonts w:hint="eastAsia" w:ascii="Times New Roman" w:hAnsi="Times New Roman" w:eastAsia="FangSong" w:cs="Times New Roman"/>
-        </w:rPr>
-        <w:t>反算平衡浓度时草率报出</w:t>
-      </w:r>
-      <w:r>
-        <w:rPr>
-          <w:rFonts w:ascii="Times New Roman" w:hAnsi="Times New Roman" w:eastAsia="Times New Roman" w:cs="Times New Roman"/>
-        </w:rPr>
-        <w:t xml:space="preserve"> </w:t>
-      </w:r>
-      <m:oMath>
-        <m:oMathPr>
-          <m:ctrlPr>
-            <w:rPr>
-              <w:sz w:val="28"/>
-              <w:szCs w:val="28"/>
-            </w:rPr>
-          </m:ctrlPr>
-        </m:oMathPr>
-        <m:sSub>
-          <m:e>
-            <m:r>
-              <m:t>K</m:t>
-            </m:r>
-          </m:e>
-          <m:sub>
-            <m:r>
-              <m:rPr>
-                <m:sty m:val="p"/>
-              </m:rPr>
-              <m:t>a</m:t>
-            </m:r>
-          </m:sub>
-        </m:sSub>
-        <m:r>
-          <m:rPr>
-            <m:sty m:val="p"/>
-          </m:rPr>
-          <m:t>=</m:t>
-        </m:r>
-        <m:r>
-          <m:t>1.8197</m:t>
-        </m:r>
-        <m:r>
-          <m:rPr>
-            <m:sty m:val="p"/>
-          </m:rPr>
-          <m:t>×</m:t>
-        </m:r>
-        <m:sSup>
-          <m:e>
-            <m:r>
-              <m:t>10</m:t>
-            </m:r>
-          </m:e>
-          <m:sup>
-            <m:r>
-              <m:rPr>
-                <m:sty m:val="p"/>
-              </m:rPr>
-              <m:t>−</m:t>
-            </m:r>
-            <m:r>
-              <m:t>5</m:t>
-            </m:r>
-          </m:sup>
-        </m:sSup>
-      </m:oMath>
-      <w:r>
-        <w:rPr>
-          <w:rFonts w:hint="eastAsia" w:ascii="Times New Roman" w:hAnsi="Times New Roman" w:eastAsia="Times New Roman" w:cs="Times New Roman"/>
-        </w:rPr>
-        <w:t>（</w:t>
-      </w:r>
-      <w:r>
-        <w:rPr>
-          <w:rFonts w:hint="eastAsia" w:ascii="Times New Roman" w:hAnsi="Times New Roman" w:eastAsia="FangSong" w:cs="Times New Roman"/>
-        </w:rPr>
-        <w:t>正确报出必须为</w:t>
-      </w:r>
-      <w:r>
-        <w:rPr>
-          <w:rFonts w:ascii="Times New Roman" w:hAnsi="Times New Roman" w:eastAsia="Times New Roman" w:cs="Times New Roman"/>
-        </w:rPr>
-        <w:t xml:space="preserve"> 2 </w:t>
-      </w:r>
-      <w:r>
-        <w:rPr>
-          <w:rFonts w:hint="eastAsia" w:ascii="Times New Roman" w:hAnsi="Times New Roman" w:eastAsia="FangSong" w:cs="Times New Roman"/>
-        </w:rPr>
-        <w:t xml:space="preserve">位有效数字</w:t>
-      </w:r>
-      <w:r>
-        <w:rPr>
-          <w:rFonts w:ascii="Times New Roman" w:hAnsi="Times New Roman" w:eastAsia="Times New Roman" w:cs="Times New Roman"/>
-        </w:rPr>
-        <w:t xml:space="preserve"> </w:t>
-      </w:r>
-      <m:oMath>
-        <m:oMathPr>
-          <m:ctrlPr>
-            <w:rPr>
-              <w:sz w:val="28"/>
-              <w:szCs w:val="28"/>
-            </w:rPr>
-          </m:ctrlPr>
-        </m:oMathPr>
-        <m:r>
-          <m:t>1.8</m:t>
-        </m:r>
-        <m:r>
-          <m:rPr>
-            <m:sty m:val="p"/>
-          </m:rPr>
-          <m:t>×</m:t>
-        </m:r>
-        <m:sSup>
-          <m:e>
-            <m:r>
-              <m:t>10</m:t>
-            </m:r>
-          </m:e>
-          <m:sup>
-            <m:r>
-              <m:rPr>
-                <m:sty m:val="p"/>
-              </m:rPr>
-              <m:t>−</m:t>
-            </m:r>
-            <m:r>
-              <m:t>5</m:t>
-            </m:r>
-          </m:sup>
-        </m:sSup>
-      </m:oMath>
-      <w:r>
-        <w:rPr>
-          <w:rFonts w:hint="eastAsia" w:ascii="Times New Roman" w:hAnsi="Times New Roman" w:eastAsia="Times New Roman" w:cs="Times New Roman"/>
-        </w:rPr>
-        <w:t>）。</w:t>
-      </w:r>
-      <w:r>
-        <w:rPr>
-          <w:rFonts w:hint="eastAsia" w:ascii="Times New Roman" w:hAnsi="Times New Roman" w:eastAsia="FangSong" w:cs="Times New Roman"/>
-        </w:rPr>
-        <w:t>防错准则</w:t>
-      </w:r>
-      <w:r>
-        <w:rPr>
-          <w:rFonts w:hint="eastAsia" w:ascii="Times New Roman" w:hAnsi="Times New Roman" w:eastAsia="Times New Roman" w:cs="Times New Roman"/>
-        </w:rPr>
-        <w:t>：</w:t>
-      </w:r>
-      <w:r>
-        <w:rPr>
-          <w:rFonts w:hint="eastAsia" w:ascii="Times New Roman" w:hAnsi="Times New Roman" w:eastAsia="FangSong" w:cs="Times New Roman"/>
-          <w:b/>
-          <w:bCs/>
-        </w:rPr>
-        <w:t>对数的小数点前整数部分只代表数量级</w:t>
-      </w:r>
-      <w:r>
-        <w:rPr>
-          <w:rFonts w:hint="eastAsia" w:ascii="Times New Roman" w:hAnsi="Times New Roman" w:eastAsia="Times New Roman" w:cs="Times New Roman"/>
-          <w:b/>
-          <w:bCs/>
-        </w:rPr>
-        <w:t>，</w:t>
-      </w:r>
-      <w:r>
-        <w:rPr>
-          <w:rFonts w:hint="eastAsia" w:ascii="Times New Roman" w:hAnsi="Times New Roman" w:eastAsia="FangSong" w:cs="Times New Roman"/>
-          <w:b/>
-          <w:bCs/>
-        </w:rPr>
-        <w:t>小数点后小数位有几位</w:t>
-      </w:r>
-      <w:r>
-        <w:rPr>
-          <w:rFonts w:hint="eastAsia" w:ascii="Times New Roman" w:hAnsi="Times New Roman" w:eastAsia="Times New Roman" w:cs="Times New Roman"/>
-          <w:b/>
-          <w:bCs/>
-        </w:rPr>
-        <w:t>，</w:t>
-      </w:r>
-      <w:r>
-        <w:rPr>
-          <w:rFonts w:hint="eastAsia" w:ascii="Times New Roman" w:hAnsi="Times New Roman" w:eastAsia="FangSong" w:cs="Times New Roman"/>
-          <w:b/>
-          <w:bCs/>
-        </w:rPr>
-        <w:t>其真数就只有几位有效数字</w:t>
-      </w:r>
-      <w:r>
-        <w:rPr>
-          <w:rFonts w:ascii="Times New Roman" w:hAnsi="Times New Roman" w:eastAsia="Times New Roman" w:cs="Times New Roman"/>
-        </w:rPr>
-        <w:t xml:space="preserve">。</w:t>
-      </w:r>
-    </w:p>
-    <w:p>
-      <w:pPr>
-        <w:pStyle w:val="BodyText"/>
-        <w:ind w:firstLine="420"/>
-      </w:pPr>
-      <w:r>
-        <w:rPr>
-          <w:rFonts w:hint="eastAsia" w:ascii="Times New Roman" w:hAnsi="Times New Roman" w:eastAsia="FangSong" w:cs="Times New Roman"/>
-        </w:rPr>
-        <w:t>雷区二</w:t>
-      </w:r>
-      <w:r>
-        <w:rPr>
-          <w:rFonts w:hint="eastAsia" w:ascii="Times New Roman" w:hAnsi="Times New Roman" w:eastAsia="Times New Roman" w:cs="Times New Roman"/>
-        </w:rPr>
-        <w:t>：</w:t>
-      </w:r>
-      <w:r>
-        <w:rPr>
-          <w:rFonts w:hint="eastAsia" w:ascii="Times New Roman" w:hAnsi="Times New Roman" w:eastAsia="FangSong" w:cs="Times New Roman"/>
-        </w:rPr>
-        <w:t>连续分步修约导致的累积误差</w:t>
-      </w:r>
-      <w:r>
-        <w:rPr>
-          <w:rFonts w:hint="eastAsia" w:ascii="Times New Roman" w:hAnsi="Times New Roman" w:eastAsia="Times New Roman" w:cs="Times New Roman"/>
-        </w:rPr>
-        <w:t>。</w:t>
-      </w:r>
-      <w:r>
-        <w:rPr>
-          <w:rFonts w:hint="eastAsia" w:ascii="Times New Roman" w:hAnsi="Times New Roman" w:eastAsia="FangSong" w:cs="Times New Roman"/>
-        </w:rPr>
-        <w:t>在处理连续加减乘除步骤时</w:t>
-      </w:r>
-      <w:r>
-        <w:rPr>
-          <w:rFonts w:hint="eastAsia" w:ascii="Times New Roman" w:hAnsi="Times New Roman" w:eastAsia="Times New Roman" w:cs="Times New Roman"/>
-        </w:rPr>
-        <w:t>，</w:t>
-      </w:r>
-      <w:r>
-        <w:rPr>
-          <w:rFonts w:hint="eastAsia" w:ascii="Times New Roman" w:hAnsi="Times New Roman" w:eastAsia="FangSong" w:cs="Times New Roman"/>
-        </w:rPr>
-        <w:t>若在中间每一个计算式后都提前按有效位数执行硬性截断修约</w:t>
-      </w:r>
-      <w:r>
-        <w:rPr>
-          <w:rFonts w:hint="eastAsia" w:ascii="Times New Roman" w:hAnsi="Times New Roman" w:eastAsia="Times New Roman" w:cs="Times New Roman"/>
-        </w:rPr>
-        <w:t>，</w:t>
-      </w:r>
-      <w:r>
-        <w:rPr>
-          <w:rFonts w:hint="eastAsia" w:ascii="Times New Roman" w:hAnsi="Times New Roman" w:eastAsia="FangSong" w:cs="Times New Roman"/>
-        </w:rPr>
-        <w:t>误差将被后续乘除法急剧放大</w:t>
-      </w:r>
-      <w:r>
-        <w:rPr>
-          <w:rFonts w:hint="eastAsia" w:ascii="Times New Roman" w:hAnsi="Times New Roman" w:eastAsia="Times New Roman" w:cs="Times New Roman"/>
-        </w:rPr>
-        <w:t>。</w:t>
-      </w:r>
-      <w:r>
-        <w:rPr>
-          <w:rFonts w:hint="eastAsia" w:ascii="Times New Roman" w:hAnsi="Times New Roman" w:eastAsia="FangSong" w:cs="Times New Roman"/>
-        </w:rPr>
-        <w:t>防错准则</w:t>
-      </w:r>
-      <w:r>
-        <w:rPr>
-          <w:rFonts w:hint="eastAsia" w:ascii="Times New Roman" w:hAnsi="Times New Roman" w:eastAsia="Times New Roman" w:cs="Times New Roman"/>
-        </w:rPr>
-        <w:t>：</w:t>
-      </w:r>
-      <w:r>
-        <w:rPr>
-          <w:rFonts w:hint="eastAsia" w:ascii="Times New Roman" w:hAnsi="Times New Roman" w:eastAsia="FangSong" w:cs="Times New Roman"/>
-          <w:b/>
-          <w:bCs/>
-        </w:rPr>
-        <w:t>计算器内部必须保持完整浮点精度</w:t>
-      </w:r>
-      <w:r>
-        <w:rPr>
-          <w:rFonts w:hint="eastAsia" w:ascii="Times New Roman" w:hAnsi="Times New Roman" w:eastAsia="Times New Roman" w:cs="Times New Roman"/>
-          <w:b/>
-          <w:bCs/>
-        </w:rPr>
-        <w:t>，</w:t>
-      </w:r>
-      <w:r>
-        <w:rPr>
-          <w:rFonts w:hint="eastAsia" w:ascii="Times New Roman" w:hAnsi="Times New Roman" w:eastAsia="FangSong" w:cs="Times New Roman"/>
-          <w:b/>
-          <w:bCs/>
-        </w:rPr>
-        <w:t>或中间步骤统一多保留</w:t>
-      </w:r>
-      <w:r>
-        <w:rPr>
-          <w:rFonts w:ascii="Times New Roman" w:hAnsi="Times New Roman" w:eastAsia="Times New Roman" w:cs="Times New Roman"/>
-          <w:b/>
-          <w:bCs/>
-        </w:rPr>
-        <w:t xml:space="preserve"> 1 </w:t>
-      </w:r>
-      <w:r>
-        <w:rPr>
-          <w:rFonts w:hint="eastAsia" w:ascii="Times New Roman" w:hAnsi="Times New Roman" w:eastAsia="FangSong" w:cs="Times New Roman"/>
-          <w:b/>
-          <w:bCs/>
-        </w:rPr>
-        <w:t xml:space="preserve">到</w:t>
-      </w:r>
-      <w:r>
-        <w:rPr>
-          <w:rFonts w:ascii="Times New Roman" w:hAnsi="Times New Roman" w:eastAsia="Times New Roman" w:cs="Times New Roman"/>
-          <w:b/>
-          <w:bCs/>
-        </w:rPr>
-        <w:t xml:space="preserve"> 2 </w:t>
-      </w:r>
-      <w:r>
-        <w:rPr>
-          <w:rFonts w:hint="eastAsia" w:ascii="Times New Roman" w:hAnsi="Times New Roman" w:eastAsia="FangSong" w:cs="Times New Roman"/>
-          <w:b/>
-          <w:bCs/>
-        </w:rPr>
-        <w:t>位冗余位</w:t>
-      </w:r>
-      <w:r>
-        <w:rPr>
-          <w:rFonts w:hint="eastAsia" w:ascii="Times New Roman" w:hAnsi="Times New Roman" w:eastAsia="Times New Roman" w:cs="Times New Roman"/>
-          <w:b/>
-          <w:bCs/>
-        </w:rPr>
-        <w:t>，</w:t>
-      </w:r>
-      <w:r>
-        <w:rPr>
-          <w:rFonts w:hint="eastAsia" w:ascii="Times New Roman" w:hAnsi="Times New Roman" w:eastAsia="FangSong" w:cs="Times New Roman"/>
-          <w:b/>
-          <w:bCs/>
-        </w:rPr>
-        <w:t>最终结果一次性修约</w:t>
-      </w:r>
-      <w:r>
-        <w:rPr>
-          <w:rFonts w:hint="eastAsia" w:ascii="Times New Roman" w:hAnsi="Times New Roman" w:eastAsia="Times New Roman" w:cs="Times New Roman"/>
-        </w:rPr>
-        <w:t>；</w:t>
-      </w:r>
-      <w:r>
-        <w:rPr>
-          <w:rFonts w:hint="eastAsia" w:ascii="Times New Roman" w:hAnsi="Times New Roman" w:eastAsia="FangSong" w:cs="Times New Roman"/>
-        </w:rPr>
-        <w:t>数值修约严格对齐</w:t>
-      </w:r>
-      <w:r>
-        <w:rPr>
-          <w:rFonts w:ascii="Times New Roman" w:hAnsi="Times New Roman" w:eastAsia="Times New Roman" w:cs="Times New Roman"/>
-        </w:rPr>
-        <w:t xml:space="preserve"> GB/T 8170 </w:t>
-      </w:r>
-      <w:r>
-        <w:rPr>
-          <w:rFonts w:hint="eastAsia" w:ascii="Times New Roman" w:hAnsi="Times New Roman" w:eastAsia="FangSong" w:cs="Times New Roman"/>
-        </w:rPr>
-        <w:t>规则</w:t>
-      </w:r>
-      <w:r>
-        <w:rPr>
-          <w:rFonts w:hint="eastAsia" w:ascii="Times New Roman" w:hAnsi="Times New Roman" w:eastAsia="Times New Roman" w:cs="Times New Roman"/>
-        </w:rPr>
-        <w:t>，</w:t>
-      </w:r>
-      <w:r>
-        <w:rPr>
-          <w:rFonts w:hint="eastAsia" w:ascii="Times New Roman" w:hAnsi="Times New Roman" w:eastAsia="FangSong" w:cs="Times New Roman"/>
-        </w:rPr>
-        <w:t>严禁分步由右向左进位</w:t>
-      </w:r>
-      <w:r>
-        <w:rPr>
-          <w:rFonts w:hint="eastAsia" w:ascii="Times New Roman" w:hAnsi="Times New Roman" w:eastAsia="Times New Roman" w:cs="Times New Roman"/>
-        </w:rPr>
-        <w:t>（</w:t>
-      </w:r>
-      <w:r>
-        <w:rPr>
-          <w:rFonts w:hint="eastAsia" w:ascii="Times New Roman" w:hAnsi="Times New Roman" w:eastAsia="FangSong" w:cs="Times New Roman"/>
-        </w:rPr>
-        <w:t>如</w:t>
-      </w:r>
-      <w:r>
-        <w:rPr>
-          <w:rFonts w:ascii="Times New Roman" w:hAnsi="Times New Roman" w:eastAsia="Times New Roman" w:cs="Times New Roman"/>
-        </w:rPr>
-        <w:t xml:space="preserve"> </w:t>
-      </w:r>
-      <m:oMath>
-        <m:oMathPr>
-          <m:ctrlPr>
-            <w:rPr>
-              <w:sz w:val="28"/>
-              <w:szCs w:val="28"/>
-            </w:rPr>
-          </m:ctrlPr>
-        </m:oMathPr>
-        <m:r>
-          <m:t>0.5749</m:t>
-        </m:r>
-      </m:oMath>
-      <w:r>
-        <w:rPr>
-          <w:rFonts w:ascii="Times New Roman" w:hAnsi="Times New Roman" w:eastAsia="Times New Roman" w:cs="Times New Roman"/>
-        </w:rPr>
-        <w:t xml:space="preserve"> </w:t>
-      </w:r>
-      <w:r>
-        <w:rPr>
-          <w:rFonts w:hint="eastAsia" w:ascii="Times New Roman" w:hAnsi="Times New Roman" w:eastAsia="FangSong" w:cs="Times New Roman"/>
-        </w:rPr>
-        <w:t xml:space="preserve">修约至两位必须直接看十分位后的</w:t>
-      </w:r>
-      <w:r>
-        <w:rPr>
-          <w:rFonts w:ascii="Times New Roman" w:hAnsi="Times New Roman" w:eastAsia="Times New Roman" w:cs="Times New Roman"/>
-        </w:rPr>
-        <w:t xml:space="preserve"> </w:t>
-      </w:r>
-      <w:r>
-        <w:rPr>
-          <w:rFonts w:hint="eastAsia" w:ascii="Times New Roman" w:hAnsi="Times New Roman" w:eastAsia="Times New Roman" w:cs="Times New Roman"/>
-        </w:rPr>
-        <w:t>4，</w:t>
-      </w:r>
-      <w:r>
-        <w:rPr>
-          <w:rFonts w:hint="eastAsia" w:ascii="Times New Roman" w:hAnsi="Times New Roman" w:eastAsia="FangSong" w:cs="Times New Roman"/>
-        </w:rPr>
-        <w:t>直接舍弃为</w:t>
-      </w:r>
-      <w:r>
-        <w:rPr>
-          <w:rFonts w:ascii="Times New Roman" w:hAnsi="Times New Roman" w:eastAsia="Times New Roman" w:cs="Times New Roman"/>
-        </w:rPr>
-        <w:t xml:space="preserve"> </w:t>
-      </w:r>
-      <m:oMath>
-        <m:r>
-          <m:t>0.57</m:t>
-        </m:r>
-      </m:oMath>
-      <w:r>
-        <w:rPr>
-          <w:rFonts w:hint="eastAsia" w:ascii="Times New Roman" w:hAnsi="Times New Roman" w:eastAsia="Times New Roman" w:cs="Times New Roman"/>
-        </w:rPr>
-        <w:t>，</w:t>
-      </w:r>
-      <w:r>
-        <w:rPr>
-          <w:rFonts w:hint="eastAsia" w:ascii="Times New Roman" w:hAnsi="Times New Roman" w:eastAsia="FangSong" w:cs="Times New Roman"/>
-        </w:rPr>
-        <w:t>严禁错进为</w:t>
-      </w:r>
-      <w:r>
-        <w:rPr>
-          <w:rFonts w:ascii="Times New Roman" w:hAnsi="Times New Roman" w:eastAsia="Times New Roman" w:cs="Times New Roman"/>
-        </w:rPr>
-        <w:t xml:space="preserve"> </w:t>
-      </w:r>
-      <m:oMath>
-        <m:r>
-          <m:t>0.58</m:t>
-        </m:r>
-      </m:oMath>
-      <w:r>
-        <w:rPr>
-          <w:rFonts w:hint="eastAsia" w:ascii="Times New Roman" w:hAnsi="Times New Roman" w:eastAsia="Times New Roman" w:cs="Times New Roman"/>
-        </w:rPr>
-        <w:t xml:space="preserve">）。</w:t>
-      </w:r>
-    </w:p>
-    <w:p>
-      <w:pPr>
-        <w:pStyle w:val="BodyText"/>
-        <w:ind w:firstLine="420"/>
-      </w:pPr>
-      <w:r>
-        <w:rPr>
-          <w:rFonts w:hint="eastAsia" w:ascii="Times New Roman" w:hAnsi="Times New Roman" w:eastAsia="FangSong" w:cs="Times New Roman"/>
-        </w:rPr>
-        <w:t>雷区三</w:t>
-      </w:r>
-      <w:r>
-        <w:rPr>
-          <w:rFonts w:hint="eastAsia" w:ascii="Times New Roman" w:hAnsi="Times New Roman" w:eastAsia="Times New Roman" w:cs="Times New Roman"/>
-        </w:rPr>
-        <w:t>：</w:t>
-      </w:r>
-      <w:r>
-        <w:rPr>
-          <w:rFonts w:hint="eastAsia" w:ascii="Times New Roman" w:hAnsi="Times New Roman" w:eastAsia="FangSong" w:cs="Times New Roman"/>
-        </w:rPr>
-        <w:t>差减称量法与滴定管读数误差的</w:t>
-      </w:r>
-      <w:r>
-        <w:rPr>
-          <w:rFonts w:hint="eastAsia" w:ascii="Times New Roman" w:hAnsi="Times New Roman" w:eastAsia="Times New Roman" w:cs="Times New Roman"/>
-        </w:rPr>
-        <w:t>“</w:t>
-      </w:r>
-      <w:r>
-        <w:rPr>
-          <w:rFonts w:hint="eastAsia" w:ascii="Times New Roman" w:hAnsi="Times New Roman" w:eastAsia="FangSong" w:cs="Times New Roman"/>
-        </w:rPr>
-        <w:t>相互抵消</w:t>
-      </w:r>
-      <w:r>
-        <w:rPr>
-          <w:rFonts w:hint="eastAsia" w:ascii="Times New Roman" w:hAnsi="Times New Roman" w:eastAsia="Times New Roman" w:cs="Times New Roman"/>
-        </w:rPr>
-        <w:t>”</w:t>
-      </w:r>
-      <w:r>
-        <w:rPr>
-          <w:rFonts w:hint="eastAsia" w:ascii="Times New Roman" w:hAnsi="Times New Roman" w:eastAsia="FangSong" w:cs="Times New Roman"/>
-        </w:rPr>
-        <w:t>伪概念</w:t>
-      </w:r>
-      <w:r>
-        <w:rPr>
-          <w:rFonts w:hint="eastAsia" w:ascii="Times New Roman" w:hAnsi="Times New Roman" w:eastAsia="Times New Roman" w:cs="Times New Roman"/>
-        </w:rPr>
-        <w:t>。</w:t>
-      </w:r>
-      <w:r>
-        <w:rPr>
-          <w:rFonts w:hint="eastAsia" w:ascii="Times New Roman" w:hAnsi="Times New Roman" w:eastAsia="FangSong" w:cs="Times New Roman"/>
-        </w:rPr>
-        <w:t>部分选手误认为</w:t>
-      </w:r>
-      <w:r>
-        <w:rPr>
-          <w:rFonts w:hint="eastAsia" w:ascii="Times New Roman" w:hAnsi="Times New Roman" w:eastAsia="Times New Roman" w:cs="Times New Roman"/>
-        </w:rPr>
-        <w:t>“</w:t>
-      </w:r>
-      <w:r>
-        <w:rPr>
-          <w:rFonts w:hint="eastAsia" w:ascii="Times New Roman" w:hAnsi="Times New Roman" w:eastAsia="FangSong" w:cs="Times New Roman"/>
-        </w:rPr>
-        <w:t>差减法</w:t>
-      </w:r>
-      <w:r>
-        <w:rPr>
-          <w:rFonts w:ascii="Times New Roman" w:hAnsi="Times New Roman" w:eastAsia="Times New Roman" w:cs="Times New Roman"/>
-        </w:rPr>
-        <w:t xml:space="preserve"> </w:t>
-      </w:r>
-      <m:oMath>
-        <m:oMathPr>
-          <m:ctrlPr>
-            <w:rPr>
-              <w:sz w:val="28"/>
-              <w:szCs w:val="28"/>
-            </w:rPr>
-          </m:ctrlPr>
-        </m:oMathPr>
-        <m:r>
-          <m:t>m</m:t>
-        </m:r>
-        <m:r>
-          <m:rPr>
-            <m:sty m:val="p"/>
-          </m:rPr>
-          <m:t>=</m:t>
-        </m:r>
-        <m:sSub>
-          <m:e>
-            <m:r>
-              <m:t>m</m:t>
-            </m:r>
-          </m:e>
-          <m:sub>
-            <m:r>
-              <m:t>1</m:t>
-            </m:r>
-          </m:sub>
-        </m:sSub>
-        <m:r>
-          <m:rPr>
-            <m:sty m:val="p"/>
-          </m:rPr>
-          <m:t>−</m:t>
-        </m:r>
-        <m:sSub>
-          <m:e>
-            <m:r>
-              <m:t>m</m:t>
-            </m:r>
-          </m:e>
-          <m:sub>
-            <m:r>
-              <m:t>2</m:t>
-            </m:r>
-          </m:sub>
-        </m:sSub>
-      </m:oMath>
-      <w:r>
-        <w:rPr>
-          <w:rFonts w:ascii="Times New Roman" w:hAnsi="Times New Roman" w:eastAsia="Times New Roman" w:cs="Times New Roman"/>
-        </w:rPr>
-        <w:t xml:space="preserve"> </w:t>
-      </w:r>
-      <w:r>
-        <w:rPr>
-          <w:rFonts w:hint="eastAsia" w:ascii="Times New Roman" w:hAnsi="Times New Roman" w:eastAsia="FangSong" w:cs="Times New Roman"/>
-        </w:rPr>
-        <w:t>质量相减</w:t>
-      </w:r>
-      <w:r>
-        <w:rPr>
-          <w:rFonts w:hint="eastAsia" w:ascii="Times New Roman" w:hAnsi="Times New Roman" w:eastAsia="Times New Roman" w:cs="Times New Roman"/>
-        </w:rPr>
-        <w:t>，</w:t>
-      </w:r>
-      <w:r>
-        <w:rPr>
-          <w:rFonts w:hint="eastAsia" w:ascii="Times New Roman" w:hAnsi="Times New Roman" w:eastAsia="FangSong" w:cs="Times New Roman"/>
-        </w:rPr>
-        <w:t>两次天平读数的正误差会相互抵消</w:t>
-      </w:r>
-      <w:r>
-        <w:rPr>
-          <w:rFonts w:hint="eastAsia" w:ascii="Times New Roman" w:hAnsi="Times New Roman" w:eastAsia="Times New Roman" w:cs="Times New Roman"/>
-        </w:rPr>
-        <w:t>，</w:t>
-      </w:r>
-      <w:r>
-        <w:rPr>
-          <w:rFonts w:hint="eastAsia" w:ascii="Times New Roman" w:hAnsi="Times New Roman" w:eastAsia="FangSong" w:cs="Times New Roman"/>
-        </w:rPr>
-        <w:t>因而误差更小</w:t>
-      </w:r>
-      <w:r>
-        <w:rPr>
-          <w:rFonts w:hint="eastAsia" w:ascii="Times New Roman" w:hAnsi="Times New Roman" w:eastAsia="Times New Roman" w:cs="Times New Roman"/>
-        </w:rPr>
-        <w:t>”。</w:t>
-      </w:r>
-      <w:r>
-        <w:rPr>
-          <w:rFonts w:hint="eastAsia" w:ascii="Times New Roman" w:hAnsi="Times New Roman" w:eastAsia="FangSong" w:cs="Times New Roman"/>
-        </w:rPr>
-        <w:t>防错准则</w:t>
-      </w:r>
-      <w:r>
-        <w:rPr>
-          <w:rFonts w:hint="eastAsia" w:ascii="Times New Roman" w:hAnsi="Times New Roman" w:eastAsia="Times New Roman" w:cs="Times New Roman"/>
-        </w:rPr>
-        <w:t>：</w:t>
-      </w:r>
-      <w:r>
-        <w:rPr>
-          <w:rFonts w:hint="eastAsia" w:ascii="Times New Roman" w:hAnsi="Times New Roman" w:eastAsia="FangSong" w:cs="Times New Roman"/>
-          <w:b/>
-          <w:bCs/>
-        </w:rPr>
-        <w:t xml:space="preserve">独立随机变量方差恒正且严格累加</w:t>
-      </w:r>
-      <w:r>
-        <w:rPr>
-          <w:rFonts w:hint="eastAsia" w:ascii="Times New Roman" w:hAnsi="Times New Roman" w:eastAsia="Times New Roman" w:cs="Times New Roman"/>
-        </w:rPr>
-        <w:t>，</w:t>
-      </w:r>
-      <w:r>
-        <w:rPr>
-          <w:rFonts w:hint="eastAsia" w:ascii="Times New Roman" w:hAnsi="Times New Roman" w:eastAsia="FangSong" w:cs="Times New Roman"/>
-        </w:rPr>
-        <w:t>差减称量的合成标准差为</w:t>
-      </w:r>
-      <w:r>
-        <w:rPr>
-          <w:rFonts w:ascii="Times New Roman" w:hAnsi="Times New Roman" w:eastAsia="Times New Roman" w:cs="Times New Roman"/>
-        </w:rPr>
-        <w:t xml:space="preserve"> </w:t>
-      </w:r>
-      <m:oMath>
-        <m:oMathPr>
-          <m:ctrlPr>
-            <w:rPr>
-              <w:sz w:val="28"/>
-              <w:szCs w:val="28"/>
-            </w:rPr>
-          </m:ctrlPr>
-        </m:oMathPr>
-        <m:rad>
-          <m:radPr>
-            <m:degHide m:val="on"/>
-          </m:radPr>
-          <m:deg/>
-          <m:e>
-            <m:r>
-              <m:t>2</m:t>
-            </m:r>
-          </m:e>
-        </m:rad>
-        <m:r>
-          <m:rPr>
-            <m:sty m:val="p"/>
-          </m:rPr>
-          <m:t>×</m:t>
-        </m:r>
-        <m:r>
-          <m:t>0.0001</m:t>
-        </m:r>
-        <m:r>
-          <m:t> </m:t>
-        </m:r>
-        <m:r>
-          <m:rPr>
-            <m:sty m:val="p"/>
-          </m:rPr>
-          <m:t>g</m:t>
-        </m:r>
-        <m:r>
-          <m:rPr>
-            <m:sty m:val="p"/>
-          </m:rPr>
-          <m:t>≈</m:t>
-        </m:r>
-        <m:r>
-          <m:t>0.00014</m:t>
-        </m:r>
-        <m:r>
-          <m:t> </m:t>
-        </m:r>
-        <m:r>
-          <m:rPr>
-            <m:sty m:val="p"/>
-          </m:rPr>
-          <m:t>g</m:t>
-        </m:r>
-      </m:oMath>
-      <w:r>
-        <w:rPr>
-          <w:rFonts w:hint="eastAsia" w:ascii="Times New Roman" w:hAnsi="Times New Roman" w:eastAsia="Times New Roman" w:cs="Times New Roman"/>
-        </w:rPr>
-        <w:t>，</w:t>
-      </w:r>
-      <w:r>
-        <w:rPr>
-          <w:rFonts w:hint="eastAsia" w:ascii="Times New Roman" w:hAnsi="Times New Roman" w:eastAsia="FangSong" w:cs="Times New Roman"/>
-        </w:rPr>
-        <w:t>最大绝对误差上限为</w:t>
-      </w:r>
-      <w:r>
-        <w:rPr>
-          <w:rFonts w:ascii="Times New Roman" w:hAnsi="Times New Roman" w:eastAsia="Times New Roman" w:cs="Times New Roman"/>
-        </w:rPr>
-        <w:t xml:space="preserve"> </w:t>
-      </w:r>
-      <m:oMath>
-        <m:oMathPr>
-          <m:ctrlPr>
-            <w:rPr>
-              <w:sz w:val="28"/>
-              <w:szCs w:val="28"/>
-            </w:rPr>
-          </m:ctrlPr>
-        </m:oMathPr>
-        <m:r>
-          <m:t>0.0002</m:t>
-        </m:r>
-        <m:r>
-          <m:t> </m:t>
-        </m:r>
-        <m:r>
-          <m:rPr>
-            <m:sty m:val="p"/>
-          </m:rPr>
-          <m:t>g</m:t>
-        </m:r>
-      </m:oMath>
-      <w:r>
-        <w:rPr>
-          <w:rFonts w:hint="eastAsia" w:ascii="Times New Roman" w:hAnsi="Times New Roman" w:eastAsia="Times New Roman" w:cs="Times New Roman"/>
-        </w:rPr>
-        <w:t>，</w:t>
-      </w:r>
-      <w:r>
-        <w:rPr>
-          <w:rFonts w:hint="eastAsia" w:ascii="Times New Roman" w:hAnsi="Times New Roman" w:eastAsia="FangSong" w:cs="Times New Roman"/>
-        </w:rPr>
-        <w:t>绝不存在抵消</w:t>
-      </w:r>
-      <w:r>
-        <w:rPr>
-          <w:rFonts w:hint="eastAsia" w:ascii="Times New Roman" w:hAnsi="Times New Roman" w:eastAsia="Times New Roman" w:cs="Times New Roman"/>
-        </w:rPr>
-        <w:t>；</w:t>
-      </w:r>
-      <w:r>
-        <w:rPr>
-          <w:rFonts w:hint="eastAsia" w:ascii="Times New Roman" w:hAnsi="Times New Roman" w:eastAsia="FangSong" w:cs="Times New Roman"/>
-        </w:rPr>
-        <w:t>滴定管消耗体积</w:t>
-      </w:r>
-      <w:r>
-        <w:rPr>
-          <w:rFonts w:ascii="Times New Roman" w:hAnsi="Times New Roman" w:eastAsia="Times New Roman" w:cs="Times New Roman"/>
-        </w:rPr>
-        <w:t xml:space="preserve"> </w:t>
-      </w:r>
-      <m:oMath>
-        <m:oMathPr>
-          <m:ctrlPr>
-            <w:rPr>
-              <w:sz w:val="28"/>
-              <w:szCs w:val="28"/>
-            </w:rPr>
-          </m:ctrlPr>
-        </m:oMathPr>
-        <m:r>
-          <m:t>V</m:t>
-        </m:r>
-        <m:r>
-          <m:rPr>
-            <m:sty m:val="p"/>
-          </m:rPr>
-          <m:t>=</m:t>
-        </m:r>
-        <m:sSub>
-          <m:e>
-            <m:r>
-              <m:t>V</m:t>
-            </m:r>
-          </m:e>
-          <m:sub>
-            <m:r>
-              <m:t>1</m:t>
-            </m:r>
-          </m:sub>
-        </m:sSub>
-        <m:r>
-          <m:rPr>
-            <m:sty m:val="p"/>
-          </m:rPr>
-          <m:t>−</m:t>
-        </m:r>
-        <m:sSub>
-          <m:e>
-            <m:r>
-              <m:t>V</m:t>
-            </m:r>
-          </m:e>
-          <m:sub>
-            <m:r>
-              <m:t>0</m:t>
-            </m:r>
-          </m:sub>
-        </m:sSub>
-      </m:oMath>
-      <w:r>
-        <w:rPr>
-          <w:rFonts w:ascii="Times New Roman" w:hAnsi="Times New Roman" w:eastAsia="Times New Roman" w:cs="Times New Roman"/>
-        </w:rPr>
-        <w:t xml:space="preserve"> </w:t>
-      </w:r>
-      <w:r>
-        <w:rPr>
-          <w:rFonts w:hint="eastAsia" w:ascii="Times New Roman" w:hAnsi="Times New Roman" w:eastAsia="FangSong" w:cs="Times New Roman"/>
-        </w:rPr>
-        <w:t>包含初终两次读数</w:t>
-      </w:r>
-      <w:r>
-        <w:rPr>
-          <w:rFonts w:hint="eastAsia" w:ascii="Times New Roman" w:hAnsi="Times New Roman" w:eastAsia="Times New Roman" w:cs="Times New Roman"/>
-        </w:rPr>
-        <w:t>，</w:t>
-      </w:r>
-      <w:r>
-        <w:rPr>
-          <w:rFonts w:hint="eastAsia" w:ascii="Times New Roman" w:hAnsi="Times New Roman" w:eastAsia="FangSong" w:cs="Times New Roman"/>
-        </w:rPr>
-        <w:t>最大绝对误差上限严格为</w:t>
-      </w:r>
-      <w:r>
-        <w:rPr>
-          <w:rFonts w:ascii="Times New Roman" w:hAnsi="Times New Roman" w:eastAsia="Times New Roman" w:cs="Times New Roman"/>
-        </w:rPr>
-        <w:t xml:space="preserve"> </w:t>
-      </w:r>
-      <m:oMath>
-        <m:oMathPr>
-          <m:ctrlPr>
-            <w:rPr>
-              <w:sz w:val="28"/>
-              <w:szCs w:val="28"/>
-            </w:rPr>
-          </m:ctrlPr>
-        </m:oMathPr>
-        <m:r>
-          <m:t>0.02</m:t>
-        </m:r>
-        <m:r>
-          <m:t> </m:t>
-        </m:r>
-        <m:r>
-          <m:rPr>
-            <m:sty m:val="p"/>
-          </m:rPr>
-          <m:t>m</m:t>
-        </m:r>
-        <m:r>
-          <m:rPr>
-            <m:sty m:val="p"/>
-          </m:rPr>
-          <m:t>L</m:t>
-        </m:r>
-      </m:oMath>
-      <w:r>
-        <w:rPr>
-          <w:rFonts w:ascii="Times New Roman" w:hAnsi="Times New Roman" w:eastAsia="Times New Roman" w:cs="Times New Roman"/>
-        </w:rPr>
-        <w:t xml:space="preserve">。</w:t>
-      </w:r>
-    </w:p>
-    <w:p>
-      <w:pPr>
-        <w:pStyle w:val="BodyText"/>
-        <w:ind w:firstLine="420"/>
-      </w:pPr>
-      <w:r>
-        <w:rPr>
-          <w:rFonts w:hint="eastAsia" w:ascii="Times New Roman" w:hAnsi="Times New Roman" w:eastAsia="FangSong" w:cs="Times New Roman"/>
-        </w:rPr>
-        <w:t>雷区四</w:t>
-      </w:r>
-      <w:r>
-        <w:rPr>
-          <w:rFonts w:hint="eastAsia" w:ascii="Times New Roman" w:hAnsi="Times New Roman" w:eastAsia="Times New Roman" w:cs="Times New Roman"/>
-        </w:rPr>
-        <w:t>：</w:t>
-      </w:r>
-      <w:r>
-        <w:rPr>
-          <w:rFonts w:hint="eastAsia" w:ascii="Times New Roman" w:hAnsi="Times New Roman" w:eastAsia="FangSong" w:cs="Times New Roman"/>
-        </w:rPr>
-        <w:t>虚假有效数字报出与平均值精度脱节</w:t>
-      </w:r>
-      <w:r>
-        <w:rPr>
-          <w:rFonts w:hint="eastAsia" w:ascii="Times New Roman" w:hAnsi="Times New Roman" w:eastAsia="Times New Roman" w:cs="Times New Roman"/>
-        </w:rPr>
-        <w:t>。</w:t>
-      </w:r>
-      <w:r>
-        <w:rPr>
-          <w:rFonts w:hint="eastAsia" w:ascii="Times New Roman" w:hAnsi="Times New Roman" w:eastAsia="FangSong" w:cs="Times New Roman"/>
-        </w:rPr>
-        <w:t>计算得样品含量为</w:t>
-      </w:r>
-      <w:r>
-        <w:rPr>
-          <w:rFonts w:ascii="Times New Roman" w:hAnsi="Times New Roman" w:eastAsia="Times New Roman" w:cs="Times New Roman"/>
-        </w:rPr>
-        <w:t xml:space="preserve"> </w:t>
-      </w:r>
-      <m:oMath>
-        <m:oMathPr>
-          <m:ctrlPr>
-            <w:rPr>
-              <w:sz w:val="28"/>
-              <w:szCs w:val="28"/>
-            </w:rPr>
-          </m:ctrlPr>
-        </m:oMathPr>
-        <m:r>
-          <m:t>24.3278</m:t>
-        </m:r>
-        <m:r>
-          <m:rPr>
-            <m:sty m:val="p"/>
-          </m:rPr>
-          <m:t>%</m:t>
-        </m:r>
-      </m:oMath>
-      <w:r>
-        <w:rPr>
-          <w:rFonts w:hint="eastAsia" w:ascii="Times New Roman" w:hAnsi="Times New Roman" w:eastAsia="Times New Roman" w:cs="Times New Roman"/>
-        </w:rPr>
-        <w:t>，</w:t>
-      </w:r>
-      <w:r>
-        <w:rPr>
-          <w:rFonts w:hint="eastAsia" w:ascii="Times New Roman" w:hAnsi="Times New Roman" w:eastAsia="FangSong" w:cs="Times New Roman"/>
-        </w:rPr>
-        <w:t>标准偏差为</w:t>
-      </w:r>
-      <w:r>
-        <w:rPr>
-          <w:rFonts w:ascii="Times New Roman" w:hAnsi="Times New Roman" w:eastAsia="Times New Roman" w:cs="Times New Roman"/>
-        </w:rPr>
-        <w:t xml:space="preserve"> </w:t>
-      </w:r>
-      <m:oMath>
-        <m:oMathPr>
-          <m:ctrlPr>
-            <w:rPr>
-              <w:sz w:val="28"/>
-              <w:szCs w:val="28"/>
-            </w:rPr>
-          </m:ctrlPr>
-        </m:oMathPr>
-        <m:r>
-          <m:t>s</m:t>
-        </m:r>
-        <m:r>
-          <m:rPr>
-            <m:sty m:val="p"/>
-          </m:rPr>
-          <m:t>=</m:t>
-        </m:r>
-        <m:r>
-          <m:t>0.03</m:t>
-        </m:r>
-        <m:r>
-          <m:rPr>
-            <m:sty m:val="p"/>
-          </m:rPr>
-          <m:t>%</m:t>
-        </m:r>
-      </m:oMath>
-      <w:r>
-        <w:rPr>
-          <w:rFonts w:hint="eastAsia" w:ascii="Times New Roman" w:hAnsi="Times New Roman" w:eastAsia="Times New Roman" w:cs="Times New Roman"/>
-        </w:rPr>
-        <w:t>，</w:t>
-      </w:r>
-      <w:r>
-        <w:rPr>
-          <w:rFonts w:hint="eastAsia" w:ascii="Times New Roman" w:hAnsi="Times New Roman" w:eastAsia="FangSong" w:cs="Times New Roman"/>
-        </w:rPr>
-        <w:t>有选手盲目报出</w:t>
-      </w:r>
-      <w:r>
-        <w:rPr>
-          <w:rFonts w:ascii="Times New Roman" w:hAnsi="Times New Roman" w:eastAsia="Times New Roman" w:cs="Times New Roman"/>
-        </w:rPr>
-        <w:t xml:space="preserve"> </w:t>
-      </w:r>
-      <m:oMath>
-        <m:oMathPr>
-          <m:ctrlPr>
-            <w:rPr>
-              <w:sz w:val="28"/>
-              <w:szCs w:val="28"/>
-            </w:rPr>
-          </m:ctrlPr>
-        </m:oMathPr>
-        <m:r>
-          <m:t>24.328</m:t>
-        </m:r>
-        <m:r>
-          <m:rPr>
-            <m:sty m:val="p"/>
-          </m:rPr>
-          <m:t>%</m:t>
-        </m:r>
-        <m:r>
-          <m:rPr>
-            <m:sty m:val="p"/>
-          </m:rPr>
-          <m:t>±</m:t>
-        </m:r>
-        <m:r>
-          <m:t>0.03</m:t>
-        </m:r>
-        <m:r>
-          <m:rPr>
-            <m:sty m:val="p"/>
-          </m:rPr>
-          <m:t>%</m:t>
-        </m:r>
-      </m:oMath>
-      <w:r>
-        <w:rPr>
-          <w:rFonts w:hint="eastAsia" w:ascii="Times New Roman" w:hAnsi="Times New Roman" w:eastAsia="Times New Roman" w:cs="Times New Roman"/>
-        </w:rPr>
-        <w:t>。</w:t>
-      </w:r>
-      <w:r>
-        <w:rPr>
-          <w:rFonts w:hint="eastAsia" w:ascii="Times New Roman" w:hAnsi="Times New Roman" w:eastAsia="FangSong" w:cs="Times New Roman"/>
-        </w:rPr>
-        <w:t>防错准则</w:t>
-      </w:r>
-      <w:r>
-        <w:rPr>
-          <w:rFonts w:hint="eastAsia" w:ascii="Times New Roman" w:hAnsi="Times New Roman" w:eastAsia="Times New Roman" w:cs="Times New Roman"/>
-        </w:rPr>
-        <w:t>：</w:t>
-      </w:r>
-      <w:r>
-        <w:rPr>
-          <w:rFonts w:hint="eastAsia" w:ascii="Times New Roman" w:hAnsi="Times New Roman" w:eastAsia="FangSong" w:cs="Times New Roman"/>
-          <w:b/>
-          <w:bCs/>
-        </w:rPr>
-        <w:t>平均值的末位有效数字必须严格与不确定度</w:t>
-      </w:r>
-      <w:r>
-        <w:rPr>
-          <w:rFonts w:hint="eastAsia" w:ascii="Times New Roman" w:hAnsi="Times New Roman" w:eastAsia="Times New Roman" w:cs="Times New Roman"/>
-          <w:b/>
-          <w:bCs/>
-        </w:rPr>
-        <w:t>（</w:t>
-      </w:r>
-      <w:r>
-        <w:rPr>
-          <w:rFonts w:hint="eastAsia" w:ascii="Times New Roman" w:hAnsi="Times New Roman" w:eastAsia="FangSong" w:cs="Times New Roman"/>
-          <w:b/>
-          <w:bCs/>
-        </w:rPr>
-        <w:t>标准偏差</w:t>
-      </w:r>
-      <w:r>
-        <w:rPr>
-          <w:rFonts w:hint="eastAsia" w:ascii="Times New Roman" w:hAnsi="Times New Roman" w:eastAsia="Times New Roman" w:cs="Times New Roman"/>
-          <w:b/>
-          <w:bCs/>
-        </w:rPr>
-        <w:t>）</w:t>
-      </w:r>
-      <w:r>
-        <w:rPr>
-          <w:rFonts w:hint="eastAsia" w:ascii="Times New Roman" w:hAnsi="Times New Roman" w:eastAsia="FangSong" w:cs="Times New Roman"/>
-          <w:b/>
-          <w:bCs/>
-        </w:rPr>
-        <w:t>所处的数位对齐</w:t>
-      </w:r>
-      <w:r>
-        <w:rPr>
-          <w:rFonts w:hint="eastAsia" w:ascii="Times New Roman" w:hAnsi="Times New Roman" w:eastAsia="Times New Roman" w:cs="Times New Roman"/>
-        </w:rPr>
-        <w:t>；</w:t>
-      </w:r>
-      <w:r>
-        <w:rPr>
-          <w:rFonts w:hint="eastAsia" w:ascii="Times New Roman" w:hAnsi="Times New Roman" w:eastAsia="FangSong" w:cs="Times New Roman"/>
-        </w:rPr>
-        <w:t>标准偏差本身具有统计抽样误差</w:t>
-      </w:r>
-      <w:r>
-        <w:rPr>
-          <w:rFonts w:hint="eastAsia" w:ascii="Times New Roman" w:hAnsi="Times New Roman" w:eastAsia="Times New Roman" w:cs="Times New Roman"/>
-        </w:rPr>
-        <w:t>，</w:t>
-      </w:r>
-      <w:r>
-        <w:rPr>
-          <w:rFonts w:hint="eastAsia" w:ascii="Times New Roman" w:hAnsi="Times New Roman" w:eastAsia="FangSong" w:cs="Times New Roman"/>
-        </w:rPr>
-        <w:t>通常只保留</w:t>
-      </w:r>
-      <w:r>
-        <w:rPr>
-          <w:rFonts w:ascii="Times New Roman" w:hAnsi="Times New Roman" w:eastAsia="Times New Roman" w:cs="Times New Roman"/>
-        </w:rPr>
-        <w:t xml:space="preserve"> 1 </w:t>
-      </w:r>
-      <w:r>
-        <w:rPr>
-          <w:rFonts w:hint="eastAsia" w:ascii="Times New Roman" w:hAnsi="Times New Roman" w:eastAsia="FangSong" w:cs="Times New Roman"/>
-        </w:rPr>
-        <w:t>位有效数字</w:t>
-      </w:r>
-      <w:r>
-        <w:rPr>
-          <w:rFonts w:hint="eastAsia" w:ascii="Times New Roman" w:hAnsi="Times New Roman" w:eastAsia="Times New Roman" w:cs="Times New Roman"/>
-        </w:rPr>
-        <w:t>（</w:t>
-      </w:r>
-      <w:r>
-        <w:rPr>
-          <w:rFonts w:hint="eastAsia" w:ascii="Times New Roman" w:hAnsi="Times New Roman" w:eastAsia="FangSong" w:cs="Times New Roman"/>
-        </w:rPr>
-        <w:t>首位为</w:t>
-      </w:r>
-      <w:r>
-        <w:rPr>
-          <w:rFonts w:ascii="Times New Roman" w:hAnsi="Times New Roman" w:eastAsia="Times New Roman" w:cs="Times New Roman"/>
-        </w:rPr>
-        <w:t xml:space="preserve"> 1 </w:t>
-      </w:r>
-      <w:r>
-        <w:rPr>
-          <w:rFonts w:hint="eastAsia" w:ascii="Times New Roman" w:hAnsi="Times New Roman" w:eastAsia="FangSong" w:cs="Times New Roman"/>
-        </w:rPr>
-        <w:t xml:space="preserve">或</w:t>
-      </w:r>
-      <w:r>
-        <w:rPr>
-          <w:rFonts w:ascii="Times New Roman" w:hAnsi="Times New Roman" w:eastAsia="Times New Roman" w:cs="Times New Roman"/>
-        </w:rPr>
-        <w:t xml:space="preserve"> 2 </w:t>
-      </w:r>
-      <w:r>
-        <w:rPr>
-          <w:rFonts w:hint="eastAsia" w:ascii="Times New Roman" w:hAnsi="Times New Roman" w:eastAsia="FangSong" w:cs="Times New Roman"/>
-        </w:rPr>
-        <w:t xml:space="preserve">时可保留</w:t>
-      </w:r>
-      <w:r>
-        <w:rPr>
-          <w:rFonts w:ascii="Times New Roman" w:hAnsi="Times New Roman" w:eastAsia="Times New Roman" w:cs="Times New Roman"/>
-        </w:rPr>
-        <w:t xml:space="preserve"> 2 </w:t>
-      </w:r>
-      <w:r>
-        <w:rPr>
-          <w:rFonts w:hint="eastAsia" w:ascii="Times New Roman" w:hAnsi="Times New Roman" w:eastAsia="FangSong" w:cs="Times New Roman"/>
-        </w:rPr>
-        <w:t>位</w:t>
-      </w:r>
-      <w:r>
-        <w:rPr>
-          <w:rFonts w:hint="eastAsia" w:ascii="Times New Roman" w:hAnsi="Times New Roman" w:eastAsia="Times New Roman" w:cs="Times New Roman"/>
-        </w:rPr>
-        <w:t>），</w:t>
-      </w:r>
-      <w:r>
-        <w:rPr>
-          <w:rFonts w:hint="eastAsia" w:ascii="Times New Roman" w:hAnsi="Times New Roman" w:eastAsia="FangSong" w:cs="Times New Roman"/>
-        </w:rPr>
-        <w:t>此处正确报出必须修约至百分位</w:t>
-      </w:r>
-      <w:r>
-        <w:rPr>
-          <w:rFonts w:hint="eastAsia" w:ascii="Times New Roman" w:hAnsi="Times New Roman" w:eastAsia="Times New Roman" w:cs="Times New Roman"/>
-        </w:rPr>
-        <w:t>：</w:t>
-      </w:r>
-      <m:oMath>
-        <m:oMathPr>
-          <m:ctrlPr>
-            <w:rPr>
-              <w:sz w:val="28"/>
-              <w:szCs w:val="28"/>
-            </w:rPr>
-          </m:ctrlPr>
-        </m:oMathPr>
-        <m:r>
-          <m:t>24.33</m:t>
-        </m:r>
-        <m:r>
-          <m:rPr>
-            <m:sty m:val="p"/>
-          </m:rPr>
-          <m:t>%</m:t>
-        </m:r>
-        <m:r>
-          <m:rPr>
-            <m:sty m:val="p"/>
-          </m:rPr>
-          <m:t>±</m:t>
-        </m:r>
-        <m:r>
-          <m:t>0.03</m:t>
-        </m:r>
-        <m:r>
-          <m:rPr>
-            <m:sty m:val="p"/>
-          </m:rPr>
-          <m:t>%</m:t>
-        </m:r>
-      </m:oMath>
-      <w:r>
-        <w:rPr>
-          <w:rFonts w:ascii="Times New Roman" w:hAnsi="Times New Roman" w:eastAsia="Times New Roman" w:cs="Times New Roman"/>
-        </w:rPr>
-        <w:t xml:space="preserve">。</w:t>
-      </w:r>
-    </w:p>
-    <w:bookmarkEnd w:id="28"/>
-    <w:bookmarkStart w:id="29" w:name="竞赛思考强化题与微观机理精解"/>
-    <w:p>
-      <w:pPr>
-        <w:pStyle w:val="Heading2"/>
-        <w:spacing w:before="280" w:after="120"/>
-      </w:pPr>
-      <w:r>
-        <w:rPr>
-          <w:rFonts w:ascii="Times New Roman" w:hAnsi="Times New Roman" w:eastAsia="Times New Roman" w:cs="Times New Roman"/>
-        </w:rPr>
-        <w:t xml:space="preserve">§5 </w:t>
-      </w:r>
-      <w:r>
-        <w:rPr>
-          <w:rFonts w:hint="eastAsia" w:ascii="Times New Roman" w:hAnsi="Times New Roman" w:eastAsia="SimHei" w:cs="Times New Roman"/>
-        </w:rPr>
-        <w:t xml:space="preserve">竞赛思考强化题与微观机理精解</w:t>
+        <w:t xml:space="preserve">课后习题</w:t>
       </w:r>
     </w:p>
     <w:p>
@@ -25255,7 +22932,7 @@
         <w:pStyle w:val="BodyText"/>
       </w:pPr>
     </w:p>
-    <w:bookmarkEnd w:id="29"/>
+    <w:bookmarkEnd w:id="27"/>
     <w:sectPr>
       <w:footerReference w:type="default" r:id="rId9"/>
       <w:footnotePr>

--- a/06-学生侧材料/讲义/学生专用版/4-分析化学/有效数字与误差分析-超级充实版（学生专用版）.docx
+++ b/06-学生侧材料/讲义/学生专用版/4-分析化学/有效数字与误差分析-超级充实版（学生专用版）.docx
@@ -7706,7 +7706,7 @@
         <w:rPr>
           <w:rFonts w:hint="eastAsia" w:ascii="Times New Roman" w:hAnsi="Times New Roman" w:eastAsia="FangSong" w:cs="Times New Roman"/>
         </w:rPr>
-        <w:t>时透光极其微弱导致杂散光与暗电流占据主导</w:t>
+        <w:t>时透光微弱导致杂散光与暗电流占据主导</w:t>
       </w:r>
       <w:r>
         <w:rPr>

--- a/06-学生侧材料/讲义/学生专用版/4-分析化学/有效数字与误差分析-超级充实版（学生专用版）.docx
+++ b/06-学生侧材料/讲义/学生专用版/4-分析化学/有效数字与误差分析-超级充实版（学生专用版）.docx
@@ -3817,6 +3817,7 @@
     <w:p>
       <w:pPr>
         <w:pStyle w:val="FirstParagraph"/>
+        <w:spacing w:after="80"/>
         <w:ind w:firstLine="420"/>
       </w:pPr>
       <w:r>
@@ -4246,197 +4247,278 @@
         <w:t>。</w:t>
       </w:r>
     </w:p>
+    <w:tbl>
+      <w:tblPr>
+        <w:tblStyle w:val="Table"/>
+        <w:tblW w:type="pct" w:w="5000"/>
+        <w:tblLayout w:type="fixed"/>
+        <w:tblLook w:firstRow="1" w:lastRow="0" w:firstColumn="0" w:lastColumn="0" w:noHBand="0" w:noVBand="0" w:val="0020"/>
+        <w:jc w:val="center"/>
+        <w:tblBorders>
+          <w:top w:val="single" w:sz="12" w:space="0" w:color="333333"/>
+          <w:bottom w:val="single" w:sz="12" w:space="0" w:color="333333"/>
+          <w:left w:val="none"/>
+          <w:right w:val="none"/>
+          <w:insideH w:val="none"/>
+          <w:insideV w:val="none"/>
+        </w:tblBorders>
+      </w:tblPr>
+      <w:tblGrid>
+        <w:gridCol w:w="3960"/>
+        <w:gridCol w:w="3960"/>
+      </w:tblGrid>
+      <w:tr>
+        <w:trPr>
+          <w:tblHeader w:val="on"/>
+        </w:trPr>
+        <w:tc>
+          <w:tcPr>
+            <w:tcBorders>
+              <w:bottom w:val="single" w:sz="6" w:space="0" w:color="333333"/>
+            </w:tcBorders>
+          </w:tcPr>
+          <w:p>
+            <w:pPr>
+              <w:pStyle w:val="Compact"/>
+              <w:jc w:val="center"/>
+            </w:pPr>
+            <w:r>
+              <w:rPr>
+                <w:rFonts w:hint="eastAsia" w:ascii="Times New Roman" w:hAnsi="Times New Roman" w:eastAsia="SimHei" w:cs="Times New Roman"/>
+                <w:b/>
+              </w:rPr>
+              <w:t xml:space="preserve">定量分析化学常用基准物质</w:t>
+            </w:r>
+          </w:p>
+        </w:tc>
+        <w:tc>
+          <w:tcPr>
+            <w:tcBorders>
+              <w:bottom w:val="single" w:sz="6" w:space="0" w:color="333333"/>
+            </w:tcBorders>
+          </w:tcPr>
+          <w:p>
+            <w:pPr>
+              <w:pStyle w:val="Compact"/>
+              <w:jc w:val="center"/>
+            </w:pPr>
+            <w:r>
+              <w:rPr>
+                <w:rFonts w:hint="eastAsia" w:ascii="Times New Roman" w:hAnsi="Times New Roman" w:eastAsia="SimHei" w:cs="Times New Roman"/>
+                <w:b/>
+              </w:rPr>
+              <w:t xml:space="preserve">络合滴定</w:t>
+            </w:r>
+          </w:p>
+        </w:tc>
+      </w:tr>
+      <w:tr>
+        <w:tc>
+          <w:tcPr/>
+          <w:p>
+            <w:pPr>
+              <w:pStyle w:val="Compact"/>
+              <w:jc w:val="center"/>
+            </w:pPr>
+            <w:r>
+              <w:rPr>
+                <w:rFonts w:ascii="Times New Roman" w:hAnsi="Times New Roman" w:eastAsia="Times New Roman" w:cs="Times New Roman"/>
+              </w:rPr>
+              <w:drawing>
+                <wp:inline>
+                  <wp:extent cx="2381250" cy="1413331"/>
+                  <wp:effectExtent b="0" l="0" r="0" t="0"/>
+                  <wp:docPr descr="" title="" id="12" name="Picture"/>
+                  <a:graphic>
+                    <a:graphicData uri="http://schemas.openxmlformats.org/drawingml/2006/picture">
+                      <pic:pic>
+                        <pic:nvPicPr>
+                          <pic:cNvPr descr="11a6ee0a0dd50419adaa854997a6f242c1c55c67eee06e9f0ba87038863049c5.jpg" id="13" name="Picture"/>
+                          <pic:cNvPicPr>
+                            <a:picLocks noChangeArrowheads="1" noChangeAspect="1"/>
+                          </pic:cNvPicPr>
+                        </pic:nvPicPr>
+                        <pic:blipFill>
+                          <a:blip r:embed="rId11"/>
+                          <a:stretch>
+                            <a:fillRect/>
+                          </a:stretch>
+                        </pic:blipFill>
+                        <pic:spPr bwMode="auto">
+                          <a:xfrm>
+                            <a:off x="0" y="0"/>
+                            <a:ext cx="2381250" cy="1413331"/>
+                          </a:xfrm>
+                          <a:prstGeom prst="rect">
+                            <a:avLst/>
+                          </a:prstGeom>
+                          <a:noFill/>
+                          <a:ln w="9525">
+                            <a:noFill/>
+                            <a:headEnd/>
+                            <a:tailEnd/>
+                          </a:ln>
+                        </pic:spPr>
+                      </pic:pic>
+                    </a:graphicData>
+                  </a:graphic>
+                </wp:inline>
+              </w:drawing>
+            </w:r>
+          </w:p>
+        </w:tc>
+        <w:tc>
+          <w:tcPr/>
+          <w:p>
+            <w:pPr>
+              <w:pStyle w:val="Compact"/>
+              <w:jc w:val="center"/>
+            </w:pPr>
+            <w:r>
+              <w:rPr>
+                <w:rFonts w:ascii="Times New Roman" w:hAnsi="Times New Roman" w:eastAsia="Times New Roman" w:cs="Times New Roman"/>
+              </w:rPr>
+              <w:drawing>
+                <wp:inline>
+                  <wp:extent cx="2381250" cy="723985"/>
+                  <wp:effectExtent b="0" l="0" r="0" t="0"/>
+                  <wp:docPr descr="" title="" id="15" name="Picture"/>
+                  <a:graphic>
+                    <a:graphicData uri="http://schemas.openxmlformats.org/drawingml/2006/picture">
+                      <pic:pic>
+                        <pic:nvPicPr>
+                          <pic:cNvPr descr="b065ecfdc21b739a5adc918a084d44e08b2774a393fa602a5109160bdb768f10.jpg" id="16" name="Picture"/>
+                          <pic:cNvPicPr>
+                            <a:picLocks noChangeArrowheads="1" noChangeAspect="1"/>
+                          </pic:cNvPicPr>
+                        </pic:nvPicPr>
+                        <pic:blipFill>
+                          <a:blip r:embed="rId14"/>
+                          <a:stretch>
+                            <a:fillRect/>
+                          </a:stretch>
+                        </pic:blipFill>
+                        <pic:spPr bwMode="auto">
+                          <a:xfrm>
+                            <a:off x="0" y="0"/>
+                            <a:ext cx="2381250" cy="723985"/>
+                          </a:xfrm>
+                          <a:prstGeom prst="rect">
+                            <a:avLst/>
+                          </a:prstGeom>
+                          <a:noFill/>
+                          <a:ln w="9525">
+                            <a:noFill/>
+                            <a:headEnd/>
+                            <a:tailEnd/>
+                          </a:ln>
+                        </pic:spPr>
+                      </pic:pic>
+                    </a:graphicData>
+                  </a:graphic>
+                </wp:inline>
+              </w:drawing>
+            </w:r>
+          </w:p>
+        </w:tc>
+      </w:tr>
+      <w:tr>
+        <w:tc>
+          <w:tcPr/>
+          <w:p>
+            <w:pPr>
+              <w:pStyle w:val="Compact"/>
+              <w:jc w:val="center"/>
+            </w:pPr>
+            <w:r>
+              <w:rPr>
+                <w:rFonts w:ascii="Times New Roman" w:hAnsi="Times New Roman" w:eastAsia="Times New Roman" w:cs="Times New Roman"/>
+              </w:rPr>
+              <w:t xml:space="preserve">&gt; </w:t>
+            </w:r>
+            <w:r>
+              <w:rPr>
+                <w:rFonts w:hint="eastAsia" w:ascii="Times New Roman" w:hAnsi="Times New Roman" w:eastAsia="FangSong" w:cs="Times New Roman"/>
+              </w:rPr>
+              <w:t xml:space="preserve">图</w:t>
+            </w:r>
+            <w:r>
+              <w:rPr>
+                <w:rFonts w:ascii="Times New Roman" w:hAnsi="Times New Roman" w:eastAsia="Times New Roman" w:cs="Times New Roman"/>
+              </w:rPr>
+              <w:t xml:space="preserve"> </w:t>
+            </w:r>
+            <w:r>
+              <w:rPr>
+                <w:rFonts w:hint="eastAsia" w:ascii="Times New Roman" w:hAnsi="Times New Roman" w:eastAsia="Times New Roman" w:cs="Times New Roman"/>
+              </w:rPr>
+              <w:t>1-1：</w:t>
+            </w:r>
+            <w:r>
+              <w:rPr>
+                <w:rFonts w:hint="eastAsia" w:ascii="Times New Roman" w:hAnsi="Times New Roman" w:eastAsia="FangSong" w:cs="Times New Roman"/>
+              </w:rPr>
+              <w:t>定量分析化学常用基准物质分子式</w:t>
+            </w:r>
+            <w:r>
+              <w:rPr>
+                <w:rFonts w:hint="eastAsia" w:ascii="Times New Roman" w:hAnsi="Times New Roman" w:eastAsia="Times New Roman" w:cs="Times New Roman"/>
+              </w:rPr>
+              <w:t>、</w:t>
+            </w:r>
+            <w:r>
+              <w:rPr>
+                <w:rFonts w:hint="eastAsia" w:ascii="Times New Roman" w:hAnsi="Times New Roman" w:eastAsia="FangSong" w:cs="Times New Roman"/>
+              </w:rPr>
+              <w:t>干燥条件与标定对象对照表</w:t>
+            </w:r>
+          </w:p>
+        </w:tc>
+        <w:tc>
+          <w:tcPr/>
+          <w:p>
+            <w:pPr>
+              <w:pStyle w:val="Compact"/>
+              <w:jc w:val="center"/>
+            </w:pPr>
+            <w:r>
+              <w:rPr>
+                <w:rFonts w:ascii="Times New Roman" w:hAnsi="Times New Roman" w:eastAsia="Times New Roman" w:cs="Times New Roman"/>
+              </w:rPr>
+              <w:t xml:space="preserve">&gt; </w:t>
+            </w:r>
+            <w:r>
+              <w:rPr>
+                <w:rFonts w:hint="eastAsia" w:ascii="Times New Roman" w:hAnsi="Times New Roman" w:eastAsia="FangSong" w:cs="Times New Roman"/>
+              </w:rPr>
+              <w:t xml:space="preserve">图</w:t>
+            </w:r>
+            <w:r>
+              <w:rPr>
+                <w:rFonts w:ascii="Times New Roman" w:hAnsi="Times New Roman" w:eastAsia="Times New Roman" w:cs="Times New Roman"/>
+              </w:rPr>
+              <w:t xml:space="preserve"> </w:t>
+            </w:r>
+            <w:r>
+              <w:rPr>
+                <w:rFonts w:hint="eastAsia" w:ascii="Times New Roman" w:hAnsi="Times New Roman" w:eastAsia="Times New Roman" w:cs="Times New Roman"/>
+              </w:rPr>
+              <w:t>1-2：</w:t>
+            </w:r>
+            <w:r>
+              <w:rPr>
+                <w:rFonts w:hint="eastAsia" w:ascii="Times New Roman" w:hAnsi="Times New Roman" w:eastAsia="FangSong" w:cs="Times New Roman"/>
+              </w:rPr>
+              <w:t>络合滴定与沉淀滴定常用基准物质性质与标定对象对照表</w:t>
+            </w:r>
+          </w:p>
+        </w:tc>
+      </w:tr>
+    </w:tbl>
     <w:p>
       <w:pPr>
         <w:pStyle w:val="BodyText"/>
-        <w:spacing w:before="160" w:after="80"/>
-        <w:jc w:val="center"/>
-      </w:pPr>
-      <w:r>
-        <w:rPr>
-          <w:rFonts w:ascii="Times New Roman" w:hAnsi="Times New Roman" w:eastAsia="Times New Roman" w:cs="Times New Roman"/>
-        </w:rPr>
-        <w:drawing>
-          <wp:inline>
-            <wp:extent cx="2667000" cy="1582931"/>
-            <wp:effectExtent b="0" l="0" r="0" t="0"/>
-            <wp:docPr descr="" title="" id="12" name="Picture"/>
-            <a:graphic>
-              <a:graphicData uri="http://schemas.openxmlformats.org/drawingml/2006/picture">
-                <pic:pic>
-                  <pic:nvPicPr>
-                    <pic:cNvPr descr="11a6ee0a0dd50419adaa854997a6f242c1c55c67eee06e9f0ba87038863049c5.jpg" id="13" name="Picture"/>
-                    <pic:cNvPicPr>
-                      <a:picLocks noChangeArrowheads="1" noChangeAspect="1"/>
-                    </pic:cNvPicPr>
-                  </pic:nvPicPr>
-                  <pic:blipFill>
-                    <a:blip r:embed="rId11"/>
-                    <a:stretch>
-                      <a:fillRect/>
-                    </a:stretch>
-                  </pic:blipFill>
-                  <pic:spPr bwMode="auto">
-                    <a:xfrm>
-                      <a:off x="0" y="0"/>
-                      <a:ext cx="2667000" cy="1582931"/>
-                    </a:xfrm>
-                    <a:prstGeom prst="rect">
-                      <a:avLst/>
-                    </a:prstGeom>
-                    <a:noFill/>
-                    <a:ln w="9525">
-                      <a:noFill/>
-                      <a:headEnd/>
-                      <a:tailEnd/>
-                    </a:ln>
-                  </pic:spPr>
-                </pic:pic>
-              </a:graphicData>
-            </a:graphic>
-          </wp:inline>
-        </w:drawing>
-      </w:r>
-      <w:r>
-        <w:rPr>
-          <w:rFonts w:ascii="Times New Roman" w:hAnsi="Times New Roman" w:eastAsia="Times New Roman" w:cs="Times New Roman"/>
-        </w:rPr>
-        <w:t xml:space="preserve"> </w:t>
-      </w:r>
-      <w:r>
-        <w:rPr>
-          <w:rFonts w:ascii="Times New Roman" w:hAnsi="Times New Roman" w:eastAsia="Times New Roman" w:cs="Times New Roman"/>
-        </w:rPr>
-        <w:t xml:space="preserve">&gt; </w:t>
-      </w:r>
-      <w:r>
-        <w:rPr>
-          <w:rFonts w:hint="eastAsia" w:ascii="Times New Roman" w:hAnsi="Times New Roman" w:eastAsia="FangSong" w:cs="Times New Roman"/>
-        </w:rPr>
-        <w:t xml:space="preserve">图</w:t>
-      </w:r>
-      <w:r>
-        <w:rPr>
-          <w:rFonts w:ascii="Times New Roman" w:hAnsi="Times New Roman" w:eastAsia="Times New Roman" w:cs="Times New Roman"/>
-        </w:rPr>
-        <w:t xml:space="preserve"> </w:t>
-      </w:r>
-      <w:r>
-        <w:rPr>
-          <w:rFonts w:hint="eastAsia" w:ascii="Times New Roman" w:hAnsi="Times New Roman" w:eastAsia="Times New Roman" w:cs="Times New Roman"/>
-        </w:rPr>
-        <w:t>1-1：</w:t>
-      </w:r>
-      <w:r>
-        <w:rPr>
-          <w:rFonts w:hint="eastAsia" w:ascii="Times New Roman" w:hAnsi="Times New Roman" w:eastAsia="FangSong" w:cs="Times New Roman"/>
-        </w:rPr>
-        <w:t>定量分析化学常用基准物质分子式</w:t>
-      </w:r>
-      <w:r>
-        <w:rPr>
-          <w:rFonts w:hint="eastAsia" w:ascii="Times New Roman" w:hAnsi="Times New Roman" w:eastAsia="Times New Roman" w:cs="Times New Roman"/>
-        </w:rPr>
-        <w:t>、</w:t>
-      </w:r>
-      <w:r>
-        <w:rPr>
-          <w:rFonts w:hint="eastAsia" w:ascii="Times New Roman" w:hAnsi="Times New Roman" w:eastAsia="FangSong" w:cs="Times New Roman"/>
-        </w:rPr>
-        <w:t>干燥条件与标定对象对照表</w:t>
-      </w:r>
-    </w:p>
-    <w:p>
-      <w:pPr>
-        <w:pStyle w:val="BodyText"/>
-        <w:spacing w:before="160" w:after="80"/>
-        <w:jc w:val="center"/>
-      </w:pPr>
-      <w:r>
-        <w:rPr>
-          <w:rFonts w:ascii="Times New Roman" w:hAnsi="Times New Roman" w:eastAsia="Times New Roman" w:cs="Times New Roman"/>
-        </w:rPr>
-        <w:drawing>
-          <wp:inline>
-            <wp:extent cx="2667000" cy="810863"/>
-            <wp:effectExtent b="0" l="0" r="0" t="0"/>
-            <wp:docPr descr="" title="" id="15" name="Picture"/>
-            <a:graphic>
-              <a:graphicData uri="http://schemas.openxmlformats.org/drawingml/2006/picture">
-                <pic:pic>
-                  <pic:nvPicPr>
-                    <pic:cNvPr descr="b065ecfdc21b739a5adc918a084d44e08b2774a393fa602a5109160bdb768f10.jpg" id="16" name="Picture"/>
-                    <pic:cNvPicPr>
-                      <a:picLocks noChangeArrowheads="1" noChangeAspect="1"/>
-                    </pic:cNvPicPr>
-                  </pic:nvPicPr>
-                  <pic:blipFill>
-                    <a:blip r:embed="rId14"/>
-                    <a:stretch>
-                      <a:fillRect/>
-                    </a:stretch>
-                  </pic:blipFill>
-                  <pic:spPr bwMode="auto">
-                    <a:xfrm>
-                      <a:off x="0" y="0"/>
-                      <a:ext cx="2667000" cy="810863"/>
-                    </a:xfrm>
-                    <a:prstGeom prst="rect">
-                      <a:avLst/>
-                    </a:prstGeom>
-                    <a:noFill/>
-                    <a:ln w="9525">
-                      <a:noFill/>
-                      <a:headEnd/>
-                      <a:tailEnd/>
-                    </a:ln>
-                  </pic:spPr>
-                </pic:pic>
-              </a:graphicData>
-            </a:graphic>
-          </wp:inline>
-        </w:drawing>
-      </w:r>
-      <w:r>
-        <w:rPr>
-          <w:rFonts w:ascii="Times New Roman" w:hAnsi="Times New Roman" w:eastAsia="Times New Roman" w:cs="Times New Roman"/>
-        </w:rPr>
-        <w:t xml:space="preserve"> </w:t>
-      </w:r>
-      <w:r>
-        <w:rPr>
-          <w:rFonts w:ascii="Times New Roman" w:hAnsi="Times New Roman" w:eastAsia="Times New Roman" w:cs="Times New Roman"/>
-        </w:rPr>
-        <w:t xml:space="preserve">&gt; </w:t>
-      </w:r>
-      <w:r>
-        <w:rPr>
-          <w:rFonts w:hint="eastAsia" w:ascii="Times New Roman" w:hAnsi="Times New Roman" w:eastAsia="FangSong" w:cs="Times New Roman"/>
-        </w:rPr>
-        <w:t xml:space="preserve">图</w:t>
-      </w:r>
-      <w:r>
-        <w:rPr>
-          <w:rFonts w:ascii="Times New Roman" w:hAnsi="Times New Roman" w:eastAsia="Times New Roman" w:cs="Times New Roman"/>
-        </w:rPr>
-        <w:t xml:space="preserve"> </w:t>
-      </w:r>
-      <w:r>
-        <w:rPr>
-          <w:rFonts w:hint="eastAsia" w:ascii="Times New Roman" w:hAnsi="Times New Roman" w:eastAsia="Times New Roman" w:cs="Times New Roman"/>
-        </w:rPr>
-        <w:t>1-2：</w:t>
-      </w:r>
-      <w:r>
-        <w:rPr>
-          <w:rFonts w:hint="eastAsia" w:ascii="Times New Roman" w:hAnsi="Times New Roman" w:eastAsia="FangSong" w:cs="Times New Roman"/>
-        </w:rPr>
-        <w:t>络合滴定与沉淀滴定常用基准物质性质与标定对象对照表</w:t>
-      </w:r>
-    </w:p>
-    <w:p>
-      <w:pPr>
-        <w:pStyle w:val="BodyText"/>
+        <w:spacing w:before="120" w:after="80"/>
         <w:ind w:firstLine="420"/>
       </w:pPr>
       <w:r>
@@ -5241,121 +5323,176 @@
         <w:t xml:space="preserve">。</w:t>
       </w:r>
     </w:p>
+    <w:tbl>
+      <w:tblPr>
+        <w:tblStyle w:val="Table"/>
+        <w:tblW w:type="pct" w:w="5000"/>
+        <w:tblLayout w:type="fixed"/>
+        <w:tblLook w:firstRow="1" w:lastRow="0" w:firstColumn="0" w:lastColumn="0" w:noHBand="0" w:noVBand="0" w:val="0020"/>
+        <w:jc w:val="center"/>
+        <w:tblBorders>
+          <w:top w:val="single" w:sz="12" w:space="0" w:color="333333"/>
+          <w:bottom w:val="single" w:sz="12" w:space="0" w:color="333333"/>
+          <w:left w:val="none"/>
+          <w:right w:val="none"/>
+          <w:insideH w:val="none"/>
+          <w:insideV w:val="none"/>
+        </w:tblBorders>
+      </w:tblPr>
+      <w:tblGrid>
+        <w:gridCol w:w="7920"/>
+      </w:tblGrid>
+      <w:tr>
+        <w:trPr>
+          <w:tblHeader w:val="on"/>
+        </w:trPr>
+        <w:tc>
+          <w:tcPr>
+            <w:tcBorders>
+              <w:bottom w:val="single" w:sz="6" w:space="0" w:color="333333"/>
+            </w:tcBorders>
+          </w:tcPr>
+          <w:p>
+            <w:pPr>
+              <w:pStyle w:val="Compact"/>
+              <w:jc w:val="center"/>
+            </w:pPr>
+            <w:r>
+              <w:rPr>
+                <w:rFonts w:hint="eastAsia" w:ascii="Times New Roman" w:hAnsi="Times New Roman" w:eastAsia="SimHei" w:cs="Times New Roman"/>
+                <w:b/>
+              </w:rPr>
+              <w:t xml:space="preserve">正态分布概率密度</w:t>
+            </w:r>
+          </w:p>
+        </w:tc>
+      </w:tr>
+      <w:tr>
+        <w:tc>
+          <w:tcPr/>
+          <w:p>
+            <w:pPr>
+              <w:pStyle w:val="Compact"/>
+              <w:jc w:val="center"/>
+            </w:pPr>
+            <w:r>
+              <w:rPr>
+                <w:rFonts w:ascii="Times New Roman" w:hAnsi="Times New Roman" w:eastAsia="Times New Roman" w:cs="Times New Roman"/>
+              </w:rPr>
+              <w:drawing>
+                <wp:inline>
+                  <wp:extent cx="2667000" cy="1944311"/>
+                  <wp:effectExtent b="0" l="0" r="0" t="0"/>
+                  <wp:docPr descr="" title="" id="18" name="Picture"/>
+                  <a:graphic>
+                    <a:graphicData uri="http://schemas.openxmlformats.org/drawingml/2006/picture">
+                      <pic:pic>
+                        <pic:nvPicPr>
+                          <pic:cNvPr descr="f178263ac2b346af802a37db132484a685ddca027789e8092fdca25b72303ab7.jpg" id="19" name="Picture"/>
+                          <pic:cNvPicPr>
+                            <a:picLocks noChangeArrowheads="1" noChangeAspect="1"/>
+                          </pic:cNvPicPr>
+                        </pic:nvPicPr>
+                        <pic:blipFill>
+                          <a:blip r:embed="rId17"/>
+                          <a:stretch>
+                            <a:fillRect/>
+                          </a:stretch>
+                        </pic:blipFill>
+                        <pic:spPr bwMode="auto">
+                          <a:xfrm>
+                            <a:off x="0" y="0"/>
+                            <a:ext cx="2667000" cy="1944311"/>
+                          </a:xfrm>
+                          <a:prstGeom prst="rect">
+                            <a:avLst/>
+                          </a:prstGeom>
+                          <a:noFill/>
+                          <a:ln w="9525">
+                            <a:noFill/>
+                            <a:headEnd/>
+                            <a:tailEnd/>
+                          </a:ln>
+                        </pic:spPr>
+                      </pic:pic>
+                    </a:graphicData>
+                  </a:graphic>
+                </wp:inline>
+              </w:drawing>
+            </w:r>
+          </w:p>
+        </w:tc>
+      </w:tr>
+      <w:tr>
+        <w:tc>
+          <w:tcPr/>
+          <w:p>
+            <w:pPr>
+              <w:pStyle w:val="Compact"/>
+              <w:jc w:val="center"/>
+            </w:pPr>
+            <w:r>
+              <w:rPr>
+                <w:rFonts w:ascii="Times New Roman" w:hAnsi="Times New Roman" w:eastAsia="Times New Roman" w:cs="Times New Roman"/>
+              </w:rPr>
+              <w:t xml:space="preserve">&gt; </w:t>
+            </w:r>
+            <w:r>
+              <w:rPr>
+                <w:rFonts w:hint="eastAsia" w:ascii="Times New Roman" w:hAnsi="Times New Roman" w:eastAsia="FangSong" w:cs="Times New Roman"/>
+              </w:rPr>
+              <w:t xml:space="preserve">图</w:t>
+            </w:r>
+            <w:r>
+              <w:rPr>
+                <w:rFonts w:ascii="Times New Roman" w:hAnsi="Times New Roman" w:eastAsia="Times New Roman" w:cs="Times New Roman"/>
+              </w:rPr>
+              <w:t xml:space="preserve"> </w:t>
+            </w:r>
+            <w:r>
+              <w:rPr>
+                <w:rFonts w:hint="eastAsia" w:ascii="Times New Roman" w:hAnsi="Times New Roman" w:eastAsia="Times New Roman" w:cs="Times New Roman"/>
+              </w:rPr>
+              <w:t>1-3：</w:t>
+            </w:r>
+            <w:r>
+              <w:rPr>
+                <w:rFonts w:hint="eastAsia" w:ascii="Times New Roman" w:hAnsi="Times New Roman" w:eastAsia="FangSong" w:cs="Times New Roman"/>
+              </w:rPr>
+              <w:t>正态分布概率密度曲线与区间概率分布规律</w:t>
+            </w:r>
+            <w:r>
+              <w:rPr>
+                <w:rFonts w:hint="eastAsia" w:ascii="Times New Roman" w:hAnsi="Times New Roman" w:eastAsia="Times New Roman" w:cs="Times New Roman"/>
+              </w:rPr>
+              <w:t>（68.3%、95.5%、99.7%</w:t>
+            </w:r>
+            <w:r>
+              <w:rPr>
+                <w:rFonts w:ascii="Times New Roman" w:hAnsi="Times New Roman" w:eastAsia="Times New Roman" w:cs="Times New Roman"/>
+              </w:rPr>
+              <w:t xml:space="preserve"> </w:t>
+            </w:r>
+            <w:r>
+              <w:rPr>
+                <w:rFonts w:hint="eastAsia" w:ascii="Times New Roman" w:hAnsi="Times New Roman" w:eastAsia="FangSong" w:cs="Times New Roman"/>
+              </w:rPr>
+              <w:t>规则</w:t>
+            </w:r>
+            <w:r>
+              <w:rPr>
+                <w:rFonts w:hint="eastAsia" w:ascii="Times New Roman" w:hAnsi="Times New Roman" w:eastAsia="Times New Roman" w:cs="Times New Roman"/>
+              </w:rPr>
+              <w:t>）</w:t>
+            </w:r>
+          </w:p>
+        </w:tc>
+      </w:tr>
+    </w:tbl>
     <w:p>
       <w:pPr>
         <w:pStyle w:val="BodyText"/>
-        <w:spacing w:before="160" w:after="80"/>
-        <w:jc w:val="center"/>
-      </w:pPr>
-      <w:r>
-        <w:rPr>
-          <w:rFonts w:ascii="Times New Roman" w:hAnsi="Times New Roman" w:eastAsia="Times New Roman" w:cs="Times New Roman"/>
-        </w:rPr>
-        <w:drawing>
-          <wp:inline>
-            <wp:extent cx="2667000" cy="1944311"/>
-            <wp:effectExtent b="0" l="0" r="0" t="0"/>
-            <wp:docPr descr="" title="" id="18" name="Picture"/>
-            <a:graphic>
-              <a:graphicData uri="http://schemas.openxmlformats.org/drawingml/2006/picture">
-                <pic:pic>
-                  <pic:nvPicPr>
-                    <pic:cNvPr descr="f178263ac2b346af802a37db132484a685ddca027789e8092fdca25b72303ab7.jpg" id="19" name="Picture"/>
-                    <pic:cNvPicPr>
-                      <a:picLocks noChangeArrowheads="1" noChangeAspect="1"/>
-                    </pic:cNvPicPr>
-                  </pic:nvPicPr>
-                  <pic:blipFill>
-                    <a:blip r:embed="rId17"/>
-                    <a:stretch>
-                      <a:fillRect/>
-                    </a:stretch>
-                  </pic:blipFill>
-                  <pic:spPr bwMode="auto">
-                    <a:xfrm>
-                      <a:off x="0" y="0"/>
-                      <a:ext cx="2667000" cy="1944311"/>
-                    </a:xfrm>
-                    <a:prstGeom prst="rect">
-                      <a:avLst/>
-                    </a:prstGeom>
-                    <a:noFill/>
-                    <a:ln w="9525">
-                      <a:noFill/>
-                      <a:headEnd/>
-                      <a:tailEnd/>
-                    </a:ln>
-                  </pic:spPr>
-                </pic:pic>
-              </a:graphicData>
-            </a:graphic>
-          </wp:inline>
-        </w:drawing>
-      </w:r>
-      <w:r>
-        <w:rPr>
-          <w:rFonts w:ascii="Times New Roman" w:hAnsi="Times New Roman" w:eastAsia="Times New Roman" w:cs="Times New Roman"/>
-        </w:rPr>
-        <w:t xml:space="preserve"> </w:t>
-      </w:r>
-      <w:r>
-        <w:rPr>
-          <w:rFonts w:ascii="Times New Roman" w:hAnsi="Times New Roman" w:eastAsia="Times New Roman" w:cs="Times New Roman"/>
-        </w:rPr>
-        <w:t xml:space="preserve">&gt; </w:t>
-      </w:r>
-      <w:r>
-        <w:rPr>
-          <w:rFonts w:hint="eastAsia" w:ascii="Times New Roman" w:hAnsi="Times New Roman" w:eastAsia="FangSong" w:cs="Times New Roman"/>
-        </w:rPr>
-        <w:t xml:space="preserve">图</w:t>
-      </w:r>
-      <w:r>
-        <w:rPr>
-          <w:rFonts w:ascii="Times New Roman" w:hAnsi="Times New Roman" w:eastAsia="Times New Roman" w:cs="Times New Roman"/>
-        </w:rPr>
-        <w:t xml:space="preserve"> </w:t>
-      </w:r>
-      <w:r>
-        <w:rPr>
-          <w:rFonts w:hint="eastAsia" w:ascii="Times New Roman" w:hAnsi="Times New Roman" w:eastAsia="Times New Roman" w:cs="Times New Roman"/>
-        </w:rPr>
-        <w:t>1-3：</w:t>
-      </w:r>
-      <w:r>
-        <w:rPr>
-          <w:rFonts w:hint="eastAsia" w:ascii="Times New Roman" w:hAnsi="Times New Roman" w:eastAsia="FangSong" w:cs="Times New Roman"/>
-        </w:rPr>
-        <w:t>正态分布概率密度曲线与区间概率分布规律</w:t>
-      </w:r>
-      <w:r>
-        <w:rPr>
-          <w:rFonts w:hint="eastAsia" w:ascii="Times New Roman" w:hAnsi="Times New Roman" w:eastAsia="Times New Roman" w:cs="Times New Roman"/>
-        </w:rPr>
-        <w:t>（68.3%、95.5%、99.7%</w:t>
-      </w:r>
-      <w:r>
-        <w:rPr>
-          <w:rFonts w:ascii="Times New Roman" w:hAnsi="Times New Roman" w:eastAsia="Times New Roman" w:cs="Times New Roman"/>
-        </w:rPr>
-        <w:t xml:space="preserve"> </w:t>
-      </w:r>
-      <w:r>
-        <w:rPr>
-          <w:rFonts w:hint="eastAsia" w:ascii="Times New Roman" w:hAnsi="Times New Roman" w:eastAsia="FangSong" w:cs="Times New Roman"/>
-        </w:rPr>
-        <w:t>规则</w:t>
-      </w:r>
-      <w:r>
-        <w:rPr>
-          <w:rFonts w:hint="eastAsia" w:ascii="Times New Roman" w:hAnsi="Times New Roman" w:eastAsia="Times New Roman" w:cs="Times New Roman"/>
-        </w:rPr>
-        <w:t>）</w:t>
-      </w:r>
-    </w:p>
-    <w:p>
-      <w:pPr>
-        <w:pStyle w:val="BodyText"/>
+        <w:spacing w:before="120"/>
         <w:ind w:firstLine="420"/>
       </w:pPr>
       <w:r>
@@ -7612,6 +7749,7 @@
     <w:p>
       <w:pPr>
         <w:pStyle w:val="FirstParagraph"/>
+        <w:spacing w:after="80"/>
         <w:ind w:firstLine="420"/>
       </w:pPr>
       <w:r>
@@ -7767,194 +7905,288 @@
         <w:t>。</w:t>
       </w:r>
     </w:p>
-    <w:p>
-      <w:pPr>
-        <w:pStyle w:val="BodyText"/>
-        <w:spacing w:before="160" w:after="80"/>
+    <w:tbl>
+      <w:tblPr>
+        <w:tblStyle w:val="Table"/>
+        <w:tblW w:type="pct" w:w="5000"/>
+        <w:tblLayout w:type="fixed"/>
+        <w:tblLook w:firstRow="1" w:lastRow="0" w:firstColumn="0" w:lastColumn="0" w:noHBand="0" w:noVBand="0" w:val="0020"/>
         <w:jc w:val="center"/>
-      </w:pPr>
-      <w:r>
-        <w:rPr>
-          <w:rFonts w:ascii="Times New Roman" w:hAnsi="Times New Roman" w:eastAsia="Times New Roman" w:cs="Times New Roman"/>
-        </w:rPr>
-        <w:drawing>
-          <wp:inline>
-            <wp:extent cx="2476500" cy="2003713"/>
-            <wp:effectExtent b="0" l="0" r="0" t="0"/>
-            <wp:docPr descr="" title="" id="21" name="Picture"/>
-            <a:graphic>
-              <a:graphicData uri="http://schemas.openxmlformats.org/drawingml/2006/picture">
-                <pic:pic>
-                  <pic:nvPicPr>
-                    <pic:cNvPr descr="3d9b209febb741f06ee4cdf4d332767c9faa9924dddd40a153711145f7dde0f6.jpg" id="22" name="Picture"/>
-                    <pic:cNvPicPr>
-                      <a:picLocks noChangeArrowheads="1" noChangeAspect="1"/>
-                    </pic:cNvPicPr>
-                  </pic:nvPicPr>
-                  <pic:blipFill>
-                    <a:blip r:embed="rId20"/>
-                    <a:stretch>
-                      <a:fillRect/>
-                    </a:stretch>
-                  </pic:blipFill>
-                  <pic:spPr bwMode="auto">
-                    <a:xfrm>
-                      <a:off x="0" y="0"/>
-                      <a:ext cx="2476500" cy="2003713"/>
-                    </a:xfrm>
-                    <a:prstGeom prst="rect">
-                      <a:avLst/>
-                    </a:prstGeom>
-                    <a:noFill/>
-                    <a:ln w="9525">
-                      <a:noFill/>
-                      <a:headEnd/>
-                      <a:tailEnd/>
-                    </a:ln>
-                  </pic:spPr>
-                </pic:pic>
-              </a:graphicData>
-            </a:graphic>
-          </wp:inline>
-        </w:drawing>
-      </w:r>
-      <w:r>
-        <w:rPr>
-          <w:rFonts w:ascii="Times New Roman" w:hAnsi="Times New Roman" w:eastAsia="Times New Roman" w:cs="Times New Roman"/>
-        </w:rPr>
-        <w:t xml:space="preserve"> </w:t>
-      </w:r>
-      <w:r>
-        <w:rPr>
-          <w:rFonts w:ascii="Times New Roman" w:hAnsi="Times New Roman" w:eastAsia="Times New Roman" w:cs="Times New Roman"/>
-        </w:rPr>
-        <w:t xml:space="preserve">&gt; </w:t>
-      </w:r>
-      <w:r>
-        <w:rPr>
-          <w:rFonts w:hint="eastAsia" w:ascii="Times New Roman" w:hAnsi="Times New Roman" w:eastAsia="FangSong" w:cs="Times New Roman"/>
-        </w:rPr>
-        <w:t xml:space="preserve">图</w:t>
-      </w:r>
-      <w:r>
-        <w:rPr>
-          <w:rFonts w:ascii="Times New Roman" w:hAnsi="Times New Roman" w:eastAsia="Times New Roman" w:cs="Times New Roman"/>
-        </w:rPr>
-        <w:t xml:space="preserve"> </w:t>
-      </w:r>
-      <w:r>
-        <w:rPr>
-          <w:rFonts w:hint="eastAsia" w:ascii="Times New Roman" w:hAnsi="Times New Roman" w:eastAsia="Times New Roman" w:cs="Times New Roman"/>
-        </w:rPr>
-        <w:t>1-4：</w:t>
-      </w:r>
-      <w:r>
-        <w:rPr>
-          <w:rFonts w:hint="eastAsia" w:ascii="Times New Roman" w:hAnsi="Times New Roman" w:eastAsia="FangSong" w:cs="Times New Roman"/>
-        </w:rPr>
-        <w:t>分光光度法比色皿样品池入射光与透射光光路示意图</w:t>
-      </w:r>
-    </w:p>
-    <w:p>
-      <w:pPr>
-        <w:pStyle w:val="BodyText"/>
-        <w:spacing w:before="160" w:after="80"/>
-        <w:jc w:val="center"/>
-      </w:pPr>
-      <w:r>
-        <w:rPr>
-          <w:rFonts w:ascii="Times New Roman" w:hAnsi="Times New Roman" w:eastAsia="Times New Roman" w:cs="Times New Roman"/>
-        </w:rPr>
-        <w:drawing>
-          <wp:inline>
-            <wp:extent cx="2667000" cy="2050427"/>
-            <wp:effectExtent b="0" l="0" r="0" t="0"/>
-            <wp:docPr descr="" title="" id="24" name="Picture"/>
-            <a:graphic>
-              <a:graphicData uri="http://schemas.openxmlformats.org/drawingml/2006/picture">
-                <pic:pic>
-                  <pic:nvPicPr>
-                    <pic:cNvPr descr="a215b815fa6f6456ac8eb9758f085db2a18150f9a2cd64eb993d8a64a527bd98.jpg" id="25" name="Picture"/>
-                    <pic:cNvPicPr>
-                      <a:picLocks noChangeArrowheads="1" noChangeAspect="1"/>
-                    </pic:cNvPicPr>
-                  </pic:nvPicPr>
-                  <pic:blipFill>
-                    <a:blip r:embed="rId23"/>
-                    <a:stretch>
-                      <a:fillRect/>
-                    </a:stretch>
-                  </pic:blipFill>
-                  <pic:spPr bwMode="auto">
-                    <a:xfrm>
-                      <a:off x="0" y="0"/>
-                      <a:ext cx="2667000" cy="2050427"/>
-                    </a:xfrm>
-                    <a:prstGeom prst="rect">
-                      <a:avLst/>
-                    </a:prstGeom>
-                    <a:noFill/>
-                    <a:ln w="9525">
-                      <a:noFill/>
-                      <a:headEnd/>
-                      <a:tailEnd/>
-                    </a:ln>
-                  </pic:spPr>
-                </pic:pic>
-              </a:graphicData>
-            </a:graphic>
-          </wp:inline>
-        </w:drawing>
-      </w:r>
-      <w:r>
-        <w:rPr>
-          <w:rFonts w:ascii="Times New Roman" w:hAnsi="Times New Roman" w:eastAsia="Times New Roman" w:cs="Times New Roman"/>
-        </w:rPr>
-        <w:t xml:space="preserve"> </w:t>
-      </w:r>
-      <w:r>
-        <w:rPr>
-          <w:rFonts w:ascii="Times New Roman" w:hAnsi="Times New Roman" w:eastAsia="Times New Roman" w:cs="Times New Roman"/>
-        </w:rPr>
-        <w:t xml:space="preserve">&gt; </w:t>
-      </w:r>
-      <w:r>
-        <w:rPr>
-          <w:rFonts w:hint="eastAsia" w:ascii="Times New Roman" w:hAnsi="Times New Roman" w:eastAsia="FangSong" w:cs="Times New Roman"/>
-        </w:rPr>
-        <w:t xml:space="preserve">图</w:t>
-      </w:r>
-      <w:r>
-        <w:rPr>
-          <w:rFonts w:ascii="Times New Roman" w:hAnsi="Times New Roman" w:eastAsia="Times New Roman" w:cs="Times New Roman"/>
-        </w:rPr>
-        <w:t xml:space="preserve"> </w:t>
-      </w:r>
-      <w:r>
-        <w:rPr>
-          <w:rFonts w:hint="eastAsia" w:ascii="Times New Roman" w:hAnsi="Times New Roman" w:eastAsia="Times New Roman" w:cs="Times New Roman"/>
-        </w:rPr>
-        <w:t>1-5：</w:t>
-      </w:r>
-      <w:r>
-        <w:rPr>
-          <w:rFonts w:hint="eastAsia" w:ascii="Times New Roman" w:hAnsi="Times New Roman" w:eastAsia="FangSong" w:cs="Times New Roman"/>
-        </w:rPr>
-        <w:t>吸光度</w:t>
-      </w:r>
-      <w:r>
-        <w:rPr>
-          <w:rFonts w:hint="eastAsia" w:ascii="Times New Roman" w:hAnsi="Times New Roman" w:eastAsia="Times New Roman" w:cs="Times New Roman"/>
-        </w:rPr>
-        <w:t>-</w:t>
-      </w:r>
-      <w:r>
-        <w:rPr>
-          <w:rFonts w:hint="eastAsia" w:ascii="Times New Roman" w:hAnsi="Times New Roman" w:eastAsia="FangSong" w:cs="Times New Roman"/>
-        </w:rPr>
-        <w:t>浓度标准曲线的测定点分布与线性拟合回归线</w:t>
-      </w:r>
-    </w:p>
+        <w:tblBorders>
+          <w:top w:val="single" w:sz="12" w:space="0" w:color="333333"/>
+          <w:bottom w:val="single" w:sz="12" w:space="0" w:color="333333"/>
+          <w:left w:val="none"/>
+          <w:right w:val="none"/>
+          <w:insideH w:val="none"/>
+          <w:insideV w:val="none"/>
+        </w:tblBorders>
+      </w:tblPr>
+      <w:tblGrid>
+        <w:gridCol w:w="3960"/>
+        <w:gridCol w:w="3960"/>
+      </w:tblGrid>
+      <w:tr>
+        <w:trPr>
+          <w:tblHeader w:val="on"/>
+        </w:trPr>
+        <w:tc>
+          <w:tcPr>
+            <w:tcBorders>
+              <w:bottom w:val="single" w:sz="6" w:space="0" w:color="333333"/>
+            </w:tcBorders>
+          </w:tcPr>
+          <w:p>
+            <w:pPr>
+              <w:pStyle w:val="Compact"/>
+              <w:jc w:val="center"/>
+            </w:pPr>
+            <w:r>
+              <w:rPr>
+                <w:rFonts w:hint="eastAsia" w:ascii="Times New Roman" w:hAnsi="Times New Roman" w:eastAsia="SimHei" w:cs="Times New Roman"/>
+                <w:b/>
+              </w:rPr>
+              <w:t xml:space="preserve">分光光度法比色皿样品池入</w:t>
+            </w:r>
+          </w:p>
+        </w:tc>
+        <w:tc>
+          <w:tcPr>
+            <w:tcBorders>
+              <w:bottom w:val="single" w:sz="6" w:space="0" w:color="333333"/>
+            </w:tcBorders>
+          </w:tcPr>
+          <w:p>
+            <w:pPr>
+              <w:pStyle w:val="Compact"/>
+              <w:jc w:val="center"/>
+            </w:pPr>
+            <w:r>
+              <w:rPr>
+                <w:rFonts w:hint="eastAsia" w:ascii="Times New Roman" w:hAnsi="Times New Roman" w:eastAsia="SimHei" w:cs="Times New Roman"/>
+                <w:b/>
+              </w:rPr>
+              <w:t>吸光度</w:t>
+            </w:r>
+            <w:r>
+              <w:rPr>
+                <w:rFonts w:hint="eastAsia" w:ascii="Times New Roman" w:hAnsi="Times New Roman" w:eastAsia="Times New Roman" w:cs="Times New Roman"/>
+                <w:b/>
+              </w:rPr>
+              <w:t>-</w:t>
+            </w:r>
+            <w:r>
+              <w:rPr>
+                <w:rFonts w:hint="eastAsia" w:ascii="Times New Roman" w:hAnsi="Times New Roman" w:eastAsia="SimHei" w:cs="Times New Roman"/>
+                <w:b/>
+              </w:rPr>
+              <w:t>浓度标准曲线</w:t>
+            </w:r>
+          </w:p>
+        </w:tc>
+      </w:tr>
+      <w:tr>
+        <w:tc>
+          <w:tcPr/>
+          <w:p>
+            <w:pPr>
+              <w:pStyle w:val="Compact"/>
+              <w:jc w:val="center"/>
+            </w:pPr>
+            <w:r>
+              <w:rPr>
+                <w:rFonts w:ascii="Times New Roman" w:hAnsi="Times New Roman" w:eastAsia="Times New Roman" w:cs="Times New Roman"/>
+              </w:rPr>
+              <w:drawing>
+                <wp:inline>
+                  <wp:extent cx="2381250" cy="1926647"/>
+                  <wp:effectExtent b="0" l="0" r="0" t="0"/>
+                  <wp:docPr descr="" title="" id="21" name="Picture"/>
+                  <a:graphic>
+                    <a:graphicData uri="http://schemas.openxmlformats.org/drawingml/2006/picture">
+                      <pic:pic>
+                        <pic:nvPicPr>
+                          <pic:cNvPr descr="3d9b209febb741f06ee4cdf4d332767c9faa9924dddd40a153711145f7dde0f6.jpg" id="22" name="Picture"/>
+                          <pic:cNvPicPr>
+                            <a:picLocks noChangeArrowheads="1" noChangeAspect="1"/>
+                          </pic:cNvPicPr>
+                        </pic:nvPicPr>
+                        <pic:blipFill>
+                          <a:blip r:embed="rId20"/>
+                          <a:stretch>
+                            <a:fillRect/>
+                          </a:stretch>
+                        </pic:blipFill>
+                        <pic:spPr bwMode="auto">
+                          <a:xfrm>
+                            <a:off x="0" y="0"/>
+                            <a:ext cx="2381250" cy="1926647"/>
+                          </a:xfrm>
+                          <a:prstGeom prst="rect">
+                            <a:avLst/>
+                          </a:prstGeom>
+                          <a:noFill/>
+                          <a:ln w="9525">
+                            <a:noFill/>
+                            <a:headEnd/>
+                            <a:tailEnd/>
+                          </a:ln>
+                        </pic:spPr>
+                      </pic:pic>
+                    </a:graphicData>
+                  </a:graphic>
+                </wp:inline>
+              </w:drawing>
+            </w:r>
+          </w:p>
+        </w:tc>
+        <w:tc>
+          <w:tcPr/>
+          <w:p>
+            <w:pPr>
+              <w:pStyle w:val="Compact"/>
+              <w:jc w:val="center"/>
+            </w:pPr>
+            <w:r>
+              <w:rPr>
+                <w:rFonts w:ascii="Times New Roman" w:hAnsi="Times New Roman" w:eastAsia="Times New Roman" w:cs="Times New Roman"/>
+              </w:rPr>
+              <w:drawing>
+                <wp:inline>
+                  <wp:extent cx="2381250" cy="1830739"/>
+                  <wp:effectExtent b="0" l="0" r="0" t="0"/>
+                  <wp:docPr descr="" title="" id="24" name="Picture"/>
+                  <a:graphic>
+                    <a:graphicData uri="http://schemas.openxmlformats.org/drawingml/2006/picture">
+                      <pic:pic>
+                        <pic:nvPicPr>
+                          <pic:cNvPr descr="a215b815fa6f6456ac8eb9758f085db2a18150f9a2cd64eb993d8a64a527bd98.jpg" id="25" name="Picture"/>
+                          <pic:cNvPicPr>
+                            <a:picLocks noChangeArrowheads="1" noChangeAspect="1"/>
+                          </pic:cNvPicPr>
+                        </pic:nvPicPr>
+                        <pic:blipFill>
+                          <a:blip r:embed="rId23"/>
+                          <a:stretch>
+                            <a:fillRect/>
+                          </a:stretch>
+                        </pic:blipFill>
+                        <pic:spPr bwMode="auto">
+                          <a:xfrm>
+                            <a:off x="0" y="0"/>
+                            <a:ext cx="2381250" cy="1830739"/>
+                          </a:xfrm>
+                          <a:prstGeom prst="rect">
+                            <a:avLst/>
+                          </a:prstGeom>
+                          <a:noFill/>
+                          <a:ln w="9525">
+                            <a:noFill/>
+                            <a:headEnd/>
+                            <a:tailEnd/>
+                          </a:ln>
+                        </pic:spPr>
+                      </pic:pic>
+                    </a:graphicData>
+                  </a:graphic>
+                </wp:inline>
+              </w:drawing>
+            </w:r>
+          </w:p>
+        </w:tc>
+      </w:tr>
+      <w:tr>
+        <w:tc>
+          <w:tcPr/>
+          <w:p>
+            <w:pPr>
+              <w:pStyle w:val="Compact"/>
+              <w:jc w:val="center"/>
+            </w:pPr>
+            <w:r>
+              <w:rPr>
+                <w:rFonts w:ascii="Times New Roman" w:hAnsi="Times New Roman" w:eastAsia="Times New Roman" w:cs="Times New Roman"/>
+              </w:rPr>
+              <w:t xml:space="preserve">&gt; </w:t>
+            </w:r>
+            <w:r>
+              <w:rPr>
+                <w:rFonts w:hint="eastAsia" w:ascii="Times New Roman" w:hAnsi="Times New Roman" w:eastAsia="FangSong" w:cs="Times New Roman"/>
+              </w:rPr>
+              <w:t xml:space="preserve">图</w:t>
+            </w:r>
+            <w:r>
+              <w:rPr>
+                <w:rFonts w:ascii="Times New Roman" w:hAnsi="Times New Roman" w:eastAsia="Times New Roman" w:cs="Times New Roman"/>
+              </w:rPr>
+              <w:t xml:space="preserve"> </w:t>
+            </w:r>
+            <w:r>
+              <w:rPr>
+                <w:rFonts w:hint="eastAsia" w:ascii="Times New Roman" w:hAnsi="Times New Roman" w:eastAsia="Times New Roman" w:cs="Times New Roman"/>
+              </w:rPr>
+              <w:t>1-4：</w:t>
+            </w:r>
+            <w:r>
+              <w:rPr>
+                <w:rFonts w:hint="eastAsia" w:ascii="Times New Roman" w:hAnsi="Times New Roman" w:eastAsia="FangSong" w:cs="Times New Roman"/>
+              </w:rPr>
+              <w:t>分光光度法比色皿样品池入射光与透射光光路示意图</w:t>
+            </w:r>
+          </w:p>
+        </w:tc>
+        <w:tc>
+          <w:tcPr/>
+          <w:p>
+            <w:pPr>
+              <w:pStyle w:val="Compact"/>
+              <w:jc w:val="center"/>
+            </w:pPr>
+            <w:r>
+              <w:rPr>
+                <w:rFonts w:ascii="Times New Roman" w:hAnsi="Times New Roman" w:eastAsia="Times New Roman" w:cs="Times New Roman"/>
+              </w:rPr>
+              <w:t xml:space="preserve">&gt; </w:t>
+            </w:r>
+            <w:r>
+              <w:rPr>
+                <w:rFonts w:hint="eastAsia" w:ascii="Times New Roman" w:hAnsi="Times New Roman" w:eastAsia="FangSong" w:cs="Times New Roman"/>
+              </w:rPr>
+              <w:t xml:space="preserve">图</w:t>
+            </w:r>
+            <w:r>
+              <w:rPr>
+                <w:rFonts w:ascii="Times New Roman" w:hAnsi="Times New Roman" w:eastAsia="Times New Roman" w:cs="Times New Roman"/>
+              </w:rPr>
+              <w:t xml:space="preserve"> </w:t>
+            </w:r>
+            <w:r>
+              <w:rPr>
+                <w:rFonts w:hint="eastAsia" w:ascii="Times New Roman" w:hAnsi="Times New Roman" w:eastAsia="Times New Roman" w:cs="Times New Roman"/>
+              </w:rPr>
+              <w:t>1-5：</w:t>
+            </w:r>
+            <w:r>
+              <w:rPr>
+                <w:rFonts w:hint="eastAsia" w:ascii="Times New Roman" w:hAnsi="Times New Roman" w:eastAsia="FangSong" w:cs="Times New Roman"/>
+              </w:rPr>
+              <w:t>吸光度</w:t>
+            </w:r>
+            <w:r>
+              <w:rPr>
+                <w:rFonts w:hint="eastAsia" w:ascii="Times New Roman" w:hAnsi="Times New Roman" w:eastAsia="Times New Roman" w:cs="Times New Roman"/>
+              </w:rPr>
+              <w:t>-</w:t>
+            </w:r>
+            <w:r>
+              <w:rPr>
+                <w:rFonts w:hint="eastAsia" w:ascii="Times New Roman" w:hAnsi="Times New Roman" w:eastAsia="FangSong" w:cs="Times New Roman"/>
+              </w:rPr>
+              <w:t>浓度标准曲线的测定点分布与线性拟合回归线</w:t>
+            </w:r>
+          </w:p>
+        </w:tc>
+      </w:tr>
+    </w:tbl>
     <w:bookmarkEnd w:id="26"/>
     <w:bookmarkStart w:id="27" w:name="课后习题"/>
     <w:p>

--- a/06-学生侧材料/讲义/学生专用版/4-分析化学/有效数字与误差分析-超级充实版（学生专用版）.docx
+++ b/06-学生侧材料/讲义/学生专用版/4-分析化学/有效数字与误差分析-超级充实版（学生专用版）.docx
@@ -8250,24 +8250,15 @@
         </w:rPr>
         <w:t>：</w:t>
       </w:r>
-      <w:r>
-        <w:rPr>
-          <w:rFonts w:ascii="Times New Roman" w:hAnsi="Times New Roman" w:eastAsia="Times New Roman" w:cs="Times New Roman"/>
-        </w:rPr>
-        <w:t xml:space="preserve"> </w:t>
-      </w:r>
-      <w:r>
-        <w:rPr>
-          <w:rFonts w:ascii="Times New Roman" w:hAnsi="Times New Roman" w:eastAsia="Times New Roman" w:cs="Times New Roman"/>
-        </w:rPr>
-        <w:t xml:space="preserve">(1)</w:t>
-      </w:r>
-      <w:r>
-        <w:rPr>
-          <w:rFonts w:ascii="Times New Roman" w:hAnsi="Times New Roman" w:eastAsia="Times New Roman" w:cs="Times New Roman"/>
-        </w:rPr>
-        <w:t xml:space="preserve"> </w:t>
-      </w:r>
+    </w:p>
+    <w:p>
+      <w:pPr>
+        <w:pStyle w:val="Compact"/>
+        <w:numPr>
+          <w:ilvl w:val="0"/>
+          <w:numId w:val="1001"/>
+        </w:numPr>
+      </w:pPr>
       <m:oMath>
         <m:oMathPr>
           <m:ctrlPr>
@@ -8296,24 +8287,15 @@
         </w:rPr>
         <w:t xml:space="preserve">；</w:t>
       </w:r>
-      <w:r>
-        <w:rPr>
-          <w:rFonts w:ascii="Times New Roman" w:hAnsi="Times New Roman" w:eastAsia="Times New Roman" w:cs="Times New Roman"/>
-        </w:rPr>
-        <w:t xml:space="preserve"> </w:t>
-      </w:r>
-      <w:r>
-        <w:rPr>
-          <w:rFonts w:ascii="Times New Roman" w:hAnsi="Times New Roman" w:eastAsia="Times New Roman" w:cs="Times New Roman"/>
-        </w:rPr>
-        <w:t xml:space="preserve">(2)</w:t>
-      </w:r>
-      <w:r>
-        <w:rPr>
-          <w:rFonts w:ascii="Times New Roman" w:hAnsi="Times New Roman" w:eastAsia="Times New Roman" w:cs="Times New Roman"/>
-        </w:rPr>
-        <w:t xml:space="preserve"> </w:t>
-      </w:r>
+    </w:p>
+    <w:p>
+      <w:pPr>
+        <w:pStyle w:val="Compact"/>
+        <w:numPr>
+          <w:ilvl w:val="0"/>
+          <w:numId w:val="1001"/>
+        </w:numPr>
+      </w:pPr>
       <m:oMath>
         <m:oMathPr>
           <m:ctrlPr>
@@ -8408,24 +8390,16 @@
         </w:rPr>
         <w:t xml:space="preserve">；</w:t>
       </w:r>
-      <w:r>
-        <w:rPr>
-          <w:rFonts w:ascii="Times New Roman" w:hAnsi="Times New Roman" w:eastAsia="Times New Roman" w:cs="Times New Roman"/>
-        </w:rPr>
-        <w:t xml:space="preserve"> </w:t>
-      </w:r>
-      <w:r>
-        <w:rPr>
-          <w:rFonts w:ascii="Times New Roman" w:hAnsi="Times New Roman" w:eastAsia="Times New Roman" w:cs="Times New Roman"/>
-        </w:rPr>
-        <w:t xml:space="preserve">(3)</w:t>
-      </w:r>
-      <w:r>
-        <w:rPr>
-          <w:rFonts w:ascii="Times New Roman" w:hAnsi="Times New Roman" w:eastAsia="Times New Roman" w:cs="Times New Roman"/>
-        </w:rPr>
-        <w:t xml:space="preserve"> </w:t>
-      </w:r>
+    </w:p>
+    <w:p>
+      <w:pPr>
+        <w:pStyle w:val="Compact"/>
+        <w:numPr>
+          <w:ilvl w:val="0"/>
+          <w:numId w:val="1001"/>
+        </w:numPr>
+        <w:ind w:firstLine="420"/>
+      </w:pPr>
       <m:oMath>
         <m:oMathPr>
           <m:ctrlPr>
@@ -8521,24 +8495,16 @@
         </w:rPr>
         <w:t xml:space="preserve">；</w:t>
       </w:r>
-      <w:r>
-        <w:rPr>
-          <w:rFonts w:ascii="Times New Roman" w:hAnsi="Times New Roman" w:eastAsia="Times New Roman" w:cs="Times New Roman"/>
-        </w:rPr>
-        <w:t xml:space="preserve"> </w:t>
-      </w:r>
-      <w:r>
-        <w:rPr>
-          <w:rFonts w:ascii="Times New Roman" w:hAnsi="Times New Roman" w:eastAsia="Times New Roman" w:cs="Times New Roman"/>
-        </w:rPr>
-        <w:t xml:space="preserve">(4)</w:t>
-      </w:r>
-      <w:r>
-        <w:rPr>
-          <w:rFonts w:ascii="Times New Roman" w:hAnsi="Times New Roman" w:eastAsia="Times New Roman" w:cs="Times New Roman"/>
-        </w:rPr>
-        <w:t xml:space="preserve"> </w:t>
-      </w:r>
+    </w:p>
+    <w:p>
+      <w:pPr>
+        <w:pStyle w:val="Compact"/>
+        <w:numPr>
+          <w:ilvl w:val="0"/>
+          <w:numId w:val="1001"/>
+        </w:numPr>
+        <w:ind w:firstLine="420"/>
+      </w:pPr>
       <m:oMath>
         <m:oMathPr>
           <m:ctrlPr>
@@ -8643,72 +8609,64 @@
         </w:rPr>
         <w:t>）；</w:t>
       </w:r>
-      <w:r>
-        <w:rPr>
-          <w:rFonts w:ascii="Times New Roman" w:hAnsi="Times New Roman" w:eastAsia="Times New Roman" w:cs="Times New Roman"/>
-        </w:rPr>
-        <w:t xml:space="preserve"> </w:t>
-      </w:r>
-      <w:r>
-        <w:rPr>
-          <w:rFonts w:ascii="Times New Roman" w:hAnsi="Times New Roman" w:eastAsia="Times New Roman" w:cs="Times New Roman"/>
-        </w:rPr>
-        <w:t xml:space="preserve">(5)</w:t>
-      </w:r>
-      <w:r>
-        <w:rPr>
-          <w:rFonts w:ascii="Times New Roman" w:hAnsi="Times New Roman" w:eastAsia="Times New Roman" w:cs="Times New Roman"/>
-        </w:rPr>
-        <w:t xml:space="preserve"> </w:t>
-      </w:r>
-      <m:oMath>
-        <m:r>
-          <m:t>8.95</m:t>
-        </m:r>
-        <m:r>
-          <m:t> </m:t>
-        </m:r>
-        <m:r>
-          <m:rPr>
-            <m:sty m:val="p"/>
-          </m:rPr>
-          <m:t>g</m:t>
-        </m:r>
-      </m:oMath>
-      <w:r>
-        <w:rPr>
-          <w:rFonts w:hint="eastAsia" w:ascii="Times New Roman" w:hAnsi="Times New Roman" w:eastAsia="Times New Roman" w:cs="Times New Roman"/>
-        </w:rPr>
-        <w:t>（</w:t>
-      </w:r>
-      <w:r>
-        <w:rPr>
-          <w:rFonts w:hint="eastAsia" w:ascii="Times New Roman" w:hAnsi="Times New Roman" w:eastAsia="FangSong" w:cs="Times New Roman"/>
-        </w:rPr>
-        <w:t>考虑首位数字为</w:t>
-      </w:r>
-      <w:r>
-        <w:rPr>
-          <w:rFonts w:ascii="Times New Roman" w:hAnsi="Times New Roman" w:eastAsia="Times New Roman" w:cs="Times New Roman"/>
-        </w:rPr>
-        <w:t xml:space="preserve"> 8 </w:t>
-      </w:r>
-      <w:r>
-        <w:rPr>
-          <w:rFonts w:hint="eastAsia" w:ascii="Times New Roman" w:hAnsi="Times New Roman" w:eastAsia="FangSong" w:cs="Times New Roman"/>
-        </w:rPr>
-        <w:t>的实际工程精密度约定</w:t>
-      </w:r>
-      <w:r>
-        <w:rPr>
-          <w:rFonts w:hint="eastAsia" w:ascii="Times New Roman" w:hAnsi="Times New Roman" w:eastAsia="Times New Roman" w:cs="Times New Roman"/>
-        </w:rPr>
-        <w:t>）。</w:t>
-      </w:r>
     </w:p>
     <w:p>
       <w:pPr>
-        <w:pStyle w:val="BodyText"/>
+        <w:pStyle w:val="Compact"/>
+        <w:numPr>
+          <w:ilvl w:val="0"/>
+          <w:numId w:val="1001"/>
+        </w:numPr>
+        <w:ind w:firstLine="420"/>
+      </w:pPr>
+      <m:oMath>
+        <m:r>
+          <m:t>8.95</m:t>
+        </m:r>
+        <m:r>
+          <m:t> </m:t>
+        </m:r>
+        <m:r>
+          <m:rPr>
+            <m:sty m:val="p"/>
+          </m:rPr>
+          <m:t>g</m:t>
+        </m:r>
+      </m:oMath>
+      <w:r>
+        <w:rPr>
+          <w:rFonts w:hint="eastAsia" w:ascii="Times New Roman" w:hAnsi="Times New Roman" w:eastAsia="Times New Roman" w:cs="Times New Roman"/>
+        </w:rPr>
+        <w:t>（</w:t>
+      </w:r>
+      <w:r>
+        <w:rPr>
+          <w:rFonts w:hint="eastAsia" w:ascii="Times New Roman" w:hAnsi="Times New Roman" w:eastAsia="FangSong" w:cs="Times New Roman"/>
+        </w:rPr>
+        <w:t>考虑首位数字为</w:t>
+      </w:r>
+      <w:r>
+        <w:rPr>
+          <w:rFonts w:ascii="Times New Roman" w:hAnsi="Times New Roman" w:eastAsia="Times New Roman" w:cs="Times New Roman"/>
+        </w:rPr>
+        <w:t xml:space="preserve"> 8 </w:t>
+      </w:r>
+      <w:r>
+        <w:rPr>
+          <w:rFonts w:hint="eastAsia" w:ascii="Times New Roman" w:hAnsi="Times New Roman" w:eastAsia="FangSong" w:cs="Times New Roman"/>
+        </w:rPr>
+        <w:t>的实际工程精密度约定</w:t>
+      </w:r>
+      <w:r>
+        <w:rPr>
+          <w:rFonts w:hint="eastAsia" w:ascii="Times New Roman" w:hAnsi="Times New Roman" w:eastAsia="Times New Roman" w:cs="Times New Roman"/>
+        </w:rPr>
+        <w:t>）。</w:t>
+      </w:r>
+    </w:p>
+    <w:p>
+      <w:pPr>
+        <w:pStyle w:val="FirstParagraph"/>
       </w:pPr>
     </w:p>
     <w:p>
@@ -8784,18 +8742,16 @@
         </w:rPr>
         <w:t>：</w:t>
       </w:r>
-      <w:r>
-        <w:rPr>
-          <w:rFonts w:ascii="Times New Roman" w:hAnsi="Times New Roman" w:eastAsia="Times New Roman" w:cs="Times New Roman"/>
-        </w:rPr>
-        <w:t xml:space="preserve"> </w:t>
-      </w:r>
-      <w:r>
-        <w:rPr>
-          <w:rFonts w:ascii="Times New Roman" w:hAnsi="Times New Roman" w:eastAsia="Times New Roman" w:cs="Times New Roman"/>
-        </w:rPr>
-        <w:t xml:space="preserve">(1) </w:t>
-      </w:r>
+    </w:p>
+    <w:p>
+      <w:pPr>
+        <w:pStyle w:val="Compact"/>
+        <w:numPr>
+          <w:ilvl w:val="0"/>
+          <w:numId w:val="1002"/>
+        </w:numPr>
+        <w:ind w:firstLine="420"/>
+      </w:pPr>
       <w:r>
         <w:rPr>
           <w:rFonts w:hint="eastAsia" w:ascii="Times New Roman" w:hAnsi="Times New Roman" w:eastAsia="FangSong" w:cs="Times New Roman"/>
@@ -8851,18 +8807,16 @@
         </w:rPr>
         <w:t>；</w:t>
       </w:r>
-      <w:r>
-        <w:rPr>
-          <w:rFonts w:ascii="Times New Roman" w:hAnsi="Times New Roman" w:eastAsia="Times New Roman" w:cs="Times New Roman"/>
-        </w:rPr>
-        <w:t xml:space="preserve"> </w:t>
-      </w:r>
-      <w:r>
-        <w:rPr>
-          <w:rFonts w:ascii="Times New Roman" w:hAnsi="Times New Roman" w:eastAsia="Times New Roman" w:cs="Times New Roman"/>
-        </w:rPr>
-        <w:t xml:space="preserve">(2) </w:t>
-      </w:r>
+    </w:p>
+    <w:p>
+      <w:pPr>
+        <w:pStyle w:val="Compact"/>
+        <w:numPr>
+          <w:ilvl w:val="0"/>
+          <w:numId w:val="1002"/>
+        </w:numPr>
+        <w:ind w:firstLine="420"/>
+      </w:pPr>
       <w:r>
         <w:rPr>
           <w:rFonts w:hint="eastAsia" w:ascii="Times New Roman" w:hAnsi="Times New Roman" w:eastAsia="FangSong" w:cs="Times New Roman"/>
@@ -8918,18 +8872,16 @@
         </w:rPr>
         <w:t>；</w:t>
       </w:r>
-      <w:r>
-        <w:rPr>
-          <w:rFonts w:ascii="Times New Roman" w:hAnsi="Times New Roman" w:eastAsia="Times New Roman" w:cs="Times New Roman"/>
-        </w:rPr>
-        <w:t xml:space="preserve"> </w:t>
-      </w:r>
-      <w:r>
-        <w:rPr>
-          <w:rFonts w:ascii="Times New Roman" w:hAnsi="Times New Roman" w:eastAsia="Times New Roman" w:cs="Times New Roman"/>
-        </w:rPr>
-        <w:t xml:space="preserve">(3) </w:t>
-      </w:r>
+    </w:p>
+    <w:p>
+      <w:pPr>
+        <w:pStyle w:val="Compact"/>
+        <w:numPr>
+          <w:ilvl w:val="0"/>
+          <w:numId w:val="1002"/>
+        </w:numPr>
+        <w:ind w:firstLine="420"/>
+      </w:pPr>
       <w:r>
         <w:rPr>
           <w:rFonts w:hint="eastAsia" w:ascii="Times New Roman" w:hAnsi="Times New Roman" w:eastAsia="FangSong" w:cs="Times New Roman"/>
@@ -8985,18 +8937,16 @@
         </w:rPr>
         <w:t>；</w:t>
       </w:r>
-      <w:r>
-        <w:rPr>
-          <w:rFonts w:ascii="Times New Roman" w:hAnsi="Times New Roman" w:eastAsia="Times New Roman" w:cs="Times New Roman"/>
-        </w:rPr>
-        <w:t xml:space="preserve"> </w:t>
-      </w:r>
-      <w:r>
-        <w:rPr>
-          <w:rFonts w:ascii="Times New Roman" w:hAnsi="Times New Roman" w:eastAsia="Times New Roman" w:cs="Times New Roman"/>
-        </w:rPr>
-        <w:t xml:space="preserve">(4) </w:t>
-      </w:r>
+    </w:p>
+    <w:p>
+      <w:pPr>
+        <w:pStyle w:val="Compact"/>
+        <w:numPr>
+          <w:ilvl w:val="0"/>
+          <w:numId w:val="1002"/>
+        </w:numPr>
+        <w:ind w:firstLine="420"/>
+      </w:pPr>
       <w:r>
         <w:rPr>
           <w:rFonts w:hint="eastAsia" w:ascii="Times New Roman" w:hAnsi="Times New Roman" w:eastAsia="FangSong" w:cs="Times New Roman"/>
@@ -9052,18 +9002,16 @@
         </w:rPr>
         <w:t>；</w:t>
       </w:r>
-      <w:r>
-        <w:rPr>
-          <w:rFonts w:ascii="Times New Roman" w:hAnsi="Times New Roman" w:eastAsia="Times New Roman" w:cs="Times New Roman"/>
-        </w:rPr>
-        <w:t xml:space="preserve"> </w:t>
-      </w:r>
-      <w:r>
-        <w:rPr>
-          <w:rFonts w:ascii="Times New Roman" w:hAnsi="Times New Roman" w:eastAsia="Times New Roman" w:cs="Times New Roman"/>
-        </w:rPr>
-        <w:t xml:space="preserve">(5) </w:t>
-      </w:r>
+    </w:p>
+    <w:p>
+      <w:pPr>
+        <w:pStyle w:val="Compact"/>
+        <w:numPr>
+          <w:ilvl w:val="0"/>
+          <w:numId w:val="1002"/>
+        </w:numPr>
+        <w:ind w:firstLine="420"/>
+      </w:pPr>
       <w:r>
         <w:rPr>
           <w:rFonts w:hint="eastAsia" w:ascii="Times New Roman" w:hAnsi="Times New Roman" w:eastAsia="FangSong" w:cs="Times New Roman"/>
@@ -9180,7 +9128,7 @@
     </w:p>
     <w:p>
       <w:pPr>
-        <w:pStyle w:val="BodyText"/>
+        <w:pStyle w:val="FirstParagraph"/>
       </w:pPr>
     </w:p>
     <w:p>
@@ -9754,114 +9702,110 @@
         </w:rPr>
         <w:t xml:space="preserve">。</w:t>
       </w:r>
-      <w:r>
-        <w:rPr>
-          <w:rFonts w:ascii="Times New Roman" w:hAnsi="Times New Roman" w:eastAsia="Times New Roman" w:cs="Times New Roman"/>
-        </w:rPr>
-        <w:t xml:space="preserve"> </w:t>
-      </w:r>
-      <w:r>
-        <w:rPr>
-          <w:rFonts w:ascii="Times New Roman" w:hAnsi="Times New Roman" w:eastAsia="Times New Roman" w:cs="Times New Roman"/>
-        </w:rPr>
-        <w:t xml:space="preserve">(1) </w:t>
-      </w:r>
-      <w:r>
-        <w:rPr>
-          <w:rFonts w:hint="eastAsia" w:ascii="Times New Roman" w:hAnsi="Times New Roman" w:eastAsia="FangSong" w:cs="Times New Roman"/>
-        </w:rPr>
-        <w:t xml:space="preserve">计算该</w:t>
-      </w:r>
-      <w:r>
-        <w:rPr>
-          <w:rFonts w:ascii="Times New Roman" w:hAnsi="Times New Roman" w:eastAsia="Times New Roman" w:cs="Times New Roman"/>
-        </w:rPr>
-        <w:t xml:space="preserve"> </w:t>
-      </w:r>
-      <m:oMath>
-        <m:r>
-          <m:rPr>
-            <m:sty m:val="p"/>
-          </m:rPr>
-          <m:t>N</m:t>
-        </m:r>
-        <m:r>
-          <m:rPr>
-            <m:sty m:val="p"/>
-          </m:rPr>
-          <m:t>a</m:t>
-        </m:r>
-        <m:r>
-          <m:rPr>
-            <m:sty m:val="p"/>
-          </m:rPr>
-          <m:t>O</m:t>
-        </m:r>
-        <m:r>
-          <m:rPr>
-            <m:sty m:val="p"/>
-          </m:rPr>
-          <m:t>H</m:t>
-        </m:r>
-      </m:oMath>
-      <w:r>
-        <w:rPr>
-          <w:rFonts w:ascii="Times New Roman" w:hAnsi="Times New Roman" w:eastAsia="Times New Roman" w:cs="Times New Roman"/>
-        </w:rPr>
-        <w:t xml:space="preserve"> </w:t>
-      </w:r>
-      <w:r>
-        <w:rPr>
-          <w:rFonts w:hint="eastAsia" w:ascii="Times New Roman" w:hAnsi="Times New Roman" w:eastAsia="FangSong" w:cs="Times New Roman"/>
-        </w:rPr>
-        <w:t>溶液的物质的量浓度</w:t>
-      </w:r>
-      <w:r>
-        <w:rPr>
-          <w:rFonts w:hint="eastAsia" w:ascii="Times New Roman" w:hAnsi="Times New Roman" w:eastAsia="Times New Roman" w:cs="Times New Roman"/>
-        </w:rPr>
-        <w:t>；</w:t>
-      </w:r>
-      <w:r>
-        <w:rPr>
-          <w:rFonts w:ascii="Times New Roman" w:hAnsi="Times New Roman" w:eastAsia="Times New Roman" w:cs="Times New Roman"/>
-        </w:rPr>
-        <w:t xml:space="preserve"> </w:t>
-      </w:r>
-      <w:r>
-        <w:rPr>
-          <w:rFonts w:ascii="Times New Roman" w:hAnsi="Times New Roman" w:eastAsia="Times New Roman" w:cs="Times New Roman"/>
-        </w:rPr>
-        <w:t xml:space="preserve">(2) </w:t>
-      </w:r>
-      <w:r>
-        <w:rPr>
-          <w:rFonts w:hint="eastAsia" w:ascii="Times New Roman" w:hAnsi="Times New Roman" w:eastAsia="FangSong" w:cs="Times New Roman"/>
-        </w:rPr>
-        <w:t>讨论分子与分母中各数据的有效数字位数及相对误差水平</w:t>
-      </w:r>
-      <w:r>
-        <w:rPr>
-          <w:rFonts w:hint="eastAsia" w:ascii="Times New Roman" w:hAnsi="Times New Roman" w:eastAsia="Times New Roman" w:cs="Times New Roman"/>
-        </w:rPr>
-        <w:t>，</w:t>
-      </w:r>
-      <w:r>
-        <w:rPr>
-          <w:rFonts w:hint="eastAsia" w:ascii="Times New Roman" w:hAnsi="Times New Roman" w:eastAsia="FangSong" w:cs="Times New Roman"/>
-        </w:rPr>
-        <w:t>说明计算结果保留相应有效位数的理论根据</w:t>
-      </w:r>
-      <w:r>
-        <w:rPr>
-          <w:rFonts w:hint="eastAsia" w:ascii="Times New Roman" w:hAnsi="Times New Roman" w:eastAsia="Times New Roman" w:cs="Times New Roman"/>
-        </w:rPr>
-        <w:t>。</w:t>
-      </w:r>
     </w:p>
     <w:p>
       <w:pPr>
-        <w:pStyle w:val="BodyText"/>
+        <w:pStyle w:val="Compact"/>
+        <w:numPr>
+          <w:ilvl w:val="0"/>
+          <w:numId w:val="1003"/>
+        </w:numPr>
+        <w:ind w:firstLine="420"/>
+      </w:pPr>
+      <w:r>
+        <w:rPr>
+          <w:rFonts w:hint="eastAsia" w:ascii="Times New Roman" w:hAnsi="Times New Roman" w:eastAsia="FangSong" w:cs="Times New Roman"/>
+        </w:rPr>
+        <w:t xml:space="preserve">计算该</w:t>
+      </w:r>
+      <w:r>
+        <w:rPr>
+          <w:rFonts w:ascii="Times New Roman" w:hAnsi="Times New Roman" w:eastAsia="Times New Roman" w:cs="Times New Roman"/>
+        </w:rPr>
+        <w:t xml:space="preserve"> </w:t>
+      </w:r>
+      <m:oMath>
+        <m:r>
+          <m:rPr>
+            <m:sty m:val="p"/>
+          </m:rPr>
+          <m:t>N</m:t>
+        </m:r>
+        <m:r>
+          <m:rPr>
+            <m:sty m:val="p"/>
+          </m:rPr>
+          <m:t>a</m:t>
+        </m:r>
+        <m:r>
+          <m:rPr>
+            <m:sty m:val="p"/>
+          </m:rPr>
+          <m:t>O</m:t>
+        </m:r>
+        <m:r>
+          <m:rPr>
+            <m:sty m:val="p"/>
+          </m:rPr>
+          <m:t>H</m:t>
+        </m:r>
+      </m:oMath>
+      <w:r>
+        <w:rPr>
+          <w:rFonts w:ascii="Times New Roman" w:hAnsi="Times New Roman" w:eastAsia="Times New Roman" w:cs="Times New Roman"/>
+        </w:rPr>
+        <w:t xml:space="preserve"> </w:t>
+      </w:r>
+      <w:r>
+        <w:rPr>
+          <w:rFonts w:hint="eastAsia" w:ascii="Times New Roman" w:hAnsi="Times New Roman" w:eastAsia="FangSong" w:cs="Times New Roman"/>
+        </w:rPr>
+        <w:t>溶液的物质的量浓度</w:t>
+      </w:r>
+      <w:r>
+        <w:rPr>
+          <w:rFonts w:hint="eastAsia" w:ascii="Times New Roman" w:hAnsi="Times New Roman" w:eastAsia="Times New Roman" w:cs="Times New Roman"/>
+        </w:rPr>
+        <w:t>；</w:t>
+      </w:r>
+    </w:p>
+    <w:p>
+      <w:pPr>
+        <w:pStyle w:val="Compact"/>
+        <w:numPr>
+          <w:ilvl w:val="0"/>
+          <w:numId w:val="1003"/>
+        </w:numPr>
+        <w:ind w:firstLine="420"/>
+      </w:pPr>
+      <w:r>
+        <w:rPr>
+          <w:rFonts w:hint="eastAsia" w:ascii="Times New Roman" w:hAnsi="Times New Roman" w:eastAsia="FangSong" w:cs="Times New Roman"/>
+        </w:rPr>
+        <w:t>讨论分子与分母中各数据的有效数字位数及相对误差水平</w:t>
+      </w:r>
+      <w:r>
+        <w:rPr>
+          <w:rFonts w:hint="eastAsia" w:ascii="Times New Roman" w:hAnsi="Times New Roman" w:eastAsia="Times New Roman" w:cs="Times New Roman"/>
+        </w:rPr>
+        <w:t>，</w:t>
+      </w:r>
+      <w:r>
+        <w:rPr>
+          <w:rFonts w:hint="eastAsia" w:ascii="Times New Roman" w:hAnsi="Times New Roman" w:eastAsia="FangSong" w:cs="Times New Roman"/>
+        </w:rPr>
+        <w:t>说明计算结果保留相应有效位数的理论根据</w:t>
+      </w:r>
+      <w:r>
+        <w:rPr>
+          <w:rFonts w:hint="eastAsia" w:ascii="Times New Roman" w:hAnsi="Times New Roman" w:eastAsia="Times New Roman" w:cs="Times New Roman"/>
+        </w:rPr>
+        <w:t>。</w:t>
+      </w:r>
+    </w:p>
+    <w:p>
+      <w:pPr>
+        <w:pStyle w:val="FirstParagraph"/>
       </w:pPr>
     </w:p>
     <w:p>
@@ -9943,18 +9887,16 @@
         </w:rPr>
         <w:t>：</w:t>
       </w:r>
-      <w:r>
-        <w:rPr>
-          <w:rFonts w:ascii="Times New Roman" w:hAnsi="Times New Roman" w:eastAsia="Times New Roman" w:cs="Times New Roman"/>
-        </w:rPr>
-        <w:t xml:space="preserve"> </w:t>
-      </w:r>
-      <w:r>
-        <w:rPr>
-          <w:rFonts w:ascii="Times New Roman" w:hAnsi="Times New Roman" w:eastAsia="Times New Roman" w:cs="Times New Roman"/>
-        </w:rPr>
-        <w:t xml:space="preserve">(1) </w:t>
-      </w:r>
+    </w:p>
+    <w:p>
+      <w:pPr>
+        <w:pStyle w:val="Compact"/>
+        <w:numPr>
+          <w:ilvl w:val="0"/>
+          <w:numId w:val="1004"/>
+        </w:numPr>
+        <w:ind w:firstLine="420"/>
+      </w:pPr>
       <w:r>
         <w:rPr>
           <w:rFonts w:hint="eastAsia" w:ascii="Times New Roman" w:hAnsi="Times New Roman" w:eastAsia="FangSong" w:cs="Times New Roman"/>
@@ -9967,18 +9909,16 @@
         </w:rPr>
         <w:t>；</w:t>
       </w:r>
-      <w:r>
-        <w:rPr>
-          <w:rFonts w:ascii="Times New Roman" w:hAnsi="Times New Roman" w:eastAsia="Times New Roman" w:cs="Times New Roman"/>
-        </w:rPr>
-        <w:t xml:space="preserve"> </w:t>
-      </w:r>
-      <w:r>
-        <w:rPr>
-          <w:rFonts w:ascii="Times New Roman" w:hAnsi="Times New Roman" w:eastAsia="Times New Roman" w:cs="Times New Roman"/>
-        </w:rPr>
-        <w:t xml:space="preserve">(2) </w:t>
-      </w:r>
+    </w:p>
+    <w:p>
+      <w:pPr>
+        <w:pStyle w:val="Compact"/>
+        <w:numPr>
+          <w:ilvl w:val="0"/>
+          <w:numId w:val="1004"/>
+        </w:numPr>
+        <w:ind w:firstLine="420"/>
+      </w:pPr>
       <w:r>
         <w:rPr>
           <w:rFonts w:hint="eastAsia" w:ascii="Times New Roman" w:hAnsi="Times New Roman" w:eastAsia="FangSong" w:cs="Times New Roman"/>
@@ -10003,18 +9943,16 @@
         </w:rPr>
         <w:t>；</w:t>
       </w:r>
-      <w:r>
-        <w:rPr>
-          <w:rFonts w:ascii="Times New Roman" w:hAnsi="Times New Roman" w:eastAsia="Times New Roman" w:cs="Times New Roman"/>
-        </w:rPr>
-        <w:t xml:space="preserve"> </w:t>
-      </w:r>
-      <w:r>
-        <w:rPr>
-          <w:rFonts w:ascii="Times New Roman" w:hAnsi="Times New Roman" w:eastAsia="Times New Roman" w:cs="Times New Roman"/>
-        </w:rPr>
-        <w:t xml:space="preserve">(3) </w:t>
-      </w:r>
+    </w:p>
+    <w:p>
+      <w:pPr>
+        <w:pStyle w:val="Compact"/>
+        <w:numPr>
+          <w:ilvl w:val="0"/>
+          <w:numId w:val="1004"/>
+        </w:numPr>
+        <w:ind w:firstLine="420"/>
+      </w:pPr>
       <w:r>
         <w:rPr>
           <w:rFonts w:hint="eastAsia" w:ascii="Times New Roman" w:hAnsi="Times New Roman" w:eastAsia="FangSong" w:cs="Times New Roman"/>
@@ -10115,18 +10053,16 @@
         </w:rPr>
         <w:t>；</w:t>
       </w:r>
-      <w:r>
-        <w:rPr>
-          <w:rFonts w:ascii="Times New Roman" w:hAnsi="Times New Roman" w:eastAsia="Times New Roman" w:cs="Times New Roman"/>
-        </w:rPr>
-        <w:t xml:space="preserve"> </w:t>
-      </w:r>
-      <w:r>
-        <w:rPr>
-          <w:rFonts w:ascii="Times New Roman" w:hAnsi="Times New Roman" w:eastAsia="Times New Roman" w:cs="Times New Roman"/>
-        </w:rPr>
-        <w:t xml:space="preserve">(4) </w:t>
-      </w:r>
+    </w:p>
+    <w:p>
+      <w:pPr>
+        <w:pStyle w:val="Compact"/>
+        <w:numPr>
+          <w:ilvl w:val="0"/>
+          <w:numId w:val="1004"/>
+        </w:numPr>
+        <w:ind w:firstLine="420"/>
+      </w:pPr>
       <w:r>
         <w:rPr>
           <w:rFonts w:hint="eastAsia" w:ascii="Times New Roman" w:hAnsi="Times New Roman" w:eastAsia="FangSong" w:cs="Times New Roman"/>
@@ -10151,18 +10087,16 @@
         </w:rPr>
         <w:t>；</w:t>
       </w:r>
-      <w:r>
-        <w:rPr>
-          <w:rFonts w:ascii="Times New Roman" w:hAnsi="Times New Roman" w:eastAsia="Times New Roman" w:cs="Times New Roman"/>
-        </w:rPr>
-        <w:t xml:space="preserve"> </w:t>
-      </w:r>
-      <w:r>
-        <w:rPr>
-          <w:rFonts w:ascii="Times New Roman" w:hAnsi="Times New Roman" w:eastAsia="Times New Roman" w:cs="Times New Roman"/>
-        </w:rPr>
-        <w:t xml:space="preserve">(5) </w:t>
-      </w:r>
+    </w:p>
+    <w:p>
+      <w:pPr>
+        <w:pStyle w:val="Compact"/>
+        <w:numPr>
+          <w:ilvl w:val="0"/>
+          <w:numId w:val="1004"/>
+        </w:numPr>
+        <w:ind w:firstLine="420"/>
+      </w:pPr>
       <w:r>
         <w:rPr>
           <w:rFonts w:hint="eastAsia" w:ascii="Times New Roman" w:hAnsi="Times New Roman" w:eastAsia="FangSong" w:cs="Times New Roman"/>
@@ -10227,18 +10161,16 @@
         </w:rPr>
         <w:t xml:space="preserve">；</w:t>
       </w:r>
-      <w:r>
-        <w:rPr>
-          <w:rFonts w:ascii="Times New Roman" w:hAnsi="Times New Roman" w:eastAsia="Times New Roman" w:cs="Times New Roman"/>
-        </w:rPr>
-        <w:t xml:space="preserve"> </w:t>
-      </w:r>
-      <w:r>
-        <w:rPr>
-          <w:rFonts w:ascii="Times New Roman" w:hAnsi="Times New Roman" w:eastAsia="Times New Roman" w:cs="Times New Roman"/>
-        </w:rPr>
-        <w:t xml:space="preserve">(6) </w:t>
-      </w:r>
+    </w:p>
+    <w:p>
+      <w:pPr>
+        <w:pStyle w:val="Compact"/>
+        <w:numPr>
+          <w:ilvl w:val="0"/>
+          <w:numId w:val="1004"/>
+        </w:numPr>
+        <w:ind w:firstLine="420"/>
+      </w:pPr>
       <w:r>
         <w:rPr>
           <w:rFonts w:hint="eastAsia" w:ascii="Times New Roman" w:hAnsi="Times New Roman" w:eastAsia="FangSong" w:cs="Times New Roman"/>
@@ -10342,7 +10274,7 @@
     </w:p>
     <w:p>
       <w:pPr>
-        <w:pStyle w:val="BodyText"/>
+        <w:pStyle w:val="FirstParagraph"/>
       </w:pPr>
     </w:p>
     <w:p>
@@ -11029,18 +10961,16 @@
         </w:rPr>
         <w:t>。</w:t>
       </w:r>
-      <w:r>
-        <w:rPr>
-          <w:rFonts w:ascii="Times New Roman" w:hAnsi="Times New Roman" w:eastAsia="Times New Roman" w:cs="Times New Roman"/>
-        </w:rPr>
-        <w:t xml:space="preserve"> </w:t>
-      </w:r>
-      <w:r>
-        <w:rPr>
-          <w:rFonts w:ascii="Times New Roman" w:hAnsi="Times New Roman" w:eastAsia="Times New Roman" w:cs="Times New Roman"/>
-        </w:rPr>
-        <w:t xml:space="preserve">(1) </w:t>
-      </w:r>
+    </w:p>
+    <w:p>
+      <w:pPr>
+        <w:pStyle w:val="Compact"/>
+        <w:numPr>
+          <w:ilvl w:val="0"/>
+          <w:numId w:val="1005"/>
+        </w:numPr>
+        <w:ind w:firstLine="420"/>
+      </w:pPr>
       <w:r>
         <w:rPr>
           <w:rFonts w:hint="eastAsia" w:ascii="Times New Roman" w:hAnsi="Times New Roman" w:eastAsia="FangSong" w:cs="Times New Roman"/>
@@ -11149,18 +11079,16 @@
         </w:rPr>
         <w:t>；</w:t>
       </w:r>
-      <w:r>
-        <w:rPr>
-          <w:rFonts w:ascii="Times New Roman" w:hAnsi="Times New Roman" w:eastAsia="Times New Roman" w:cs="Times New Roman"/>
-        </w:rPr>
-        <w:t xml:space="preserve"> </w:t>
-      </w:r>
-      <w:r>
-        <w:rPr>
-          <w:rFonts w:ascii="Times New Roman" w:hAnsi="Times New Roman" w:eastAsia="Times New Roman" w:cs="Times New Roman"/>
-        </w:rPr>
-        <w:t xml:space="preserve">(2) </w:t>
-      </w:r>
+    </w:p>
+    <w:p>
+      <w:pPr>
+        <w:pStyle w:val="Compact"/>
+        <w:numPr>
+          <w:ilvl w:val="0"/>
+          <w:numId w:val="1005"/>
+        </w:numPr>
+        <w:ind w:firstLine="420"/>
+      </w:pPr>
       <w:r>
         <w:rPr>
           <w:rFonts w:hint="eastAsia" w:ascii="Times New Roman" w:hAnsi="Times New Roman" w:eastAsia="FangSong" w:cs="Times New Roman"/>
@@ -11380,18 +11308,16 @@
         </w:rPr>
         <w:t>？</w:t>
       </w:r>
-      <w:r>
-        <w:rPr>
-          <w:rFonts w:ascii="Times New Roman" w:hAnsi="Times New Roman" w:eastAsia="Times New Roman" w:cs="Times New Roman"/>
-        </w:rPr>
-        <w:t xml:space="preserve"> </w:t>
-      </w:r>
-      <w:r>
-        <w:rPr>
-          <w:rFonts w:ascii="Times New Roman" w:hAnsi="Times New Roman" w:eastAsia="Times New Roman" w:cs="Times New Roman"/>
-        </w:rPr>
-        <w:t xml:space="preserve">(3) </w:t>
-      </w:r>
+    </w:p>
+    <w:p>
+      <w:pPr>
+        <w:pStyle w:val="Compact"/>
+        <w:numPr>
+          <w:ilvl w:val="0"/>
+          <w:numId w:val="1005"/>
+        </w:numPr>
+        <w:ind w:firstLine="420"/>
+      </w:pPr>
       <w:r>
         <w:rPr>
           <w:rFonts w:hint="eastAsia" w:ascii="Times New Roman" w:hAnsi="Times New Roman" w:eastAsia="FangSong" w:cs="Times New Roman"/>
@@ -11517,7 +11443,7 @@
     </w:p>
     <w:p>
       <w:pPr>
-        <w:pStyle w:val="BodyText"/>
+        <w:pStyle w:val="FirstParagraph"/>
       </w:pPr>
     </w:p>
     <w:p>
@@ -12082,116 +12008,112 @@
         </w:rPr>
         <w:t xml:space="preserve">。</w:t>
       </w:r>
-      <w:r>
-        <w:rPr>
-          <w:rFonts w:ascii="Times New Roman" w:hAnsi="Times New Roman" w:eastAsia="Times New Roman" w:cs="Times New Roman"/>
-        </w:rPr>
-        <w:t xml:space="preserve"> </w:t>
-      </w:r>
-      <w:r>
-        <w:rPr>
-          <w:rFonts w:ascii="Times New Roman" w:hAnsi="Times New Roman" w:eastAsia="Times New Roman" w:cs="Times New Roman"/>
-        </w:rPr>
-        <w:t xml:space="preserve">(1) </w:t>
-      </w:r>
-      <w:r>
-        <w:rPr>
-          <w:rFonts w:hint="eastAsia" w:ascii="Times New Roman" w:hAnsi="Times New Roman" w:eastAsia="FangSong" w:cs="Times New Roman"/>
-        </w:rPr>
-        <w:t xml:space="preserve">推导待测金属离子质量分数</w:t>
-      </w:r>
-      <w:r>
-        <w:rPr>
-          <w:rFonts w:ascii="Times New Roman" w:hAnsi="Times New Roman" w:eastAsia="Times New Roman" w:cs="Times New Roman"/>
-        </w:rPr>
-        <w:t xml:space="preserve"> </w:t>
-      </w:r>
-      <m:oMath>
-        <m:r>
-          <m:t>w</m:t>
-        </m:r>
-      </m:oMath>
-      <w:r>
-        <w:rPr>
-          <w:rFonts w:ascii="Times New Roman" w:hAnsi="Times New Roman" w:eastAsia="Times New Roman" w:cs="Times New Roman"/>
-        </w:rPr>
-        <w:t xml:space="preserve"> </w:t>
-      </w:r>
-      <w:r>
-        <w:rPr>
-          <w:rFonts w:hint="eastAsia" w:ascii="Times New Roman" w:hAnsi="Times New Roman" w:eastAsia="FangSong" w:cs="Times New Roman"/>
-        </w:rPr>
-        <w:t>的计算数学表达式</w:t>
-      </w:r>
-      <w:r>
-        <w:rPr>
-          <w:rFonts w:hint="eastAsia" w:ascii="Times New Roman" w:hAnsi="Times New Roman" w:eastAsia="Times New Roman" w:cs="Times New Roman"/>
-        </w:rPr>
-        <w:t>；</w:t>
-      </w:r>
-      <w:r>
-        <w:rPr>
-          <w:rFonts w:ascii="Times New Roman" w:hAnsi="Times New Roman" w:eastAsia="Times New Roman" w:cs="Times New Roman"/>
-        </w:rPr>
-        <w:t xml:space="preserve"> </w:t>
-      </w:r>
-      <w:r>
-        <w:rPr>
-          <w:rFonts w:ascii="Times New Roman" w:hAnsi="Times New Roman" w:eastAsia="Times New Roman" w:cs="Times New Roman"/>
-        </w:rPr>
-        <w:t xml:space="preserve">(2) </w:t>
-      </w:r>
-      <w:r>
-        <w:rPr>
-          <w:rFonts w:hint="eastAsia" w:ascii="Times New Roman" w:hAnsi="Times New Roman" w:eastAsia="FangSong" w:cs="Times New Roman"/>
-        </w:rPr>
-        <w:t>利用多元微分学全微分法则</w:t>
-      </w:r>
-      <w:r>
-        <w:rPr>
-          <w:rFonts w:hint="eastAsia" w:ascii="Times New Roman" w:hAnsi="Times New Roman" w:eastAsia="Times New Roman" w:cs="Times New Roman"/>
-        </w:rPr>
-        <w:t>，</w:t>
-      </w:r>
-      <w:r>
-        <w:rPr>
-          <w:rFonts w:hint="eastAsia" w:ascii="Times New Roman" w:hAnsi="Times New Roman" w:eastAsia="FangSong" w:cs="Times New Roman"/>
-        </w:rPr>
-        <w:t>推导质量分数</w:t>
-      </w:r>
-      <w:r>
-        <w:rPr>
-          <w:rFonts w:ascii="Times New Roman" w:hAnsi="Times New Roman" w:eastAsia="Times New Roman" w:cs="Times New Roman"/>
-        </w:rPr>
-        <w:t xml:space="preserve"> </w:t>
-      </w:r>
-      <m:oMath>
-        <m:r>
-          <m:t>w</m:t>
-        </m:r>
-      </m:oMath>
-      <w:r>
-        <w:rPr>
-          <w:rFonts w:ascii="Times New Roman" w:hAnsi="Times New Roman" w:eastAsia="Times New Roman" w:cs="Times New Roman"/>
-        </w:rPr>
-        <w:t xml:space="preserve"> </w:t>
-      </w:r>
-      <w:r>
-        <w:rPr>
-          <w:rFonts w:hint="eastAsia" w:ascii="Times New Roman" w:hAnsi="Times New Roman" w:eastAsia="FangSong" w:cs="Times New Roman"/>
-        </w:rPr>
-        <w:t>在最不利情况下的极限相对系统误差传递表达式</w:t>
-      </w:r>
-      <w:r>
-        <w:rPr>
-          <w:rFonts w:hint="eastAsia" w:ascii="Times New Roman" w:hAnsi="Times New Roman" w:eastAsia="Times New Roman" w:cs="Times New Roman"/>
-        </w:rPr>
-        <w:t>。</w:t>
-      </w:r>
     </w:p>
     <w:p>
       <w:pPr>
-        <w:pStyle w:val="BodyText"/>
+        <w:pStyle w:val="Compact"/>
+        <w:numPr>
+          <w:ilvl w:val="0"/>
+          <w:numId w:val="1006"/>
+        </w:numPr>
+        <w:ind w:firstLine="420"/>
+      </w:pPr>
+      <w:r>
+        <w:rPr>
+          <w:rFonts w:hint="eastAsia" w:ascii="Times New Roman" w:hAnsi="Times New Roman" w:eastAsia="FangSong" w:cs="Times New Roman"/>
+        </w:rPr>
+        <w:t xml:space="preserve">推导待测金属离子质量分数</w:t>
+      </w:r>
+      <w:r>
+        <w:rPr>
+          <w:rFonts w:ascii="Times New Roman" w:hAnsi="Times New Roman" w:eastAsia="Times New Roman" w:cs="Times New Roman"/>
+        </w:rPr>
+        <w:t xml:space="preserve"> </w:t>
+      </w:r>
+      <m:oMath>
+        <m:r>
+          <m:t>w</m:t>
+        </m:r>
+      </m:oMath>
+      <w:r>
+        <w:rPr>
+          <w:rFonts w:ascii="Times New Roman" w:hAnsi="Times New Roman" w:eastAsia="Times New Roman" w:cs="Times New Roman"/>
+        </w:rPr>
+        <w:t xml:space="preserve"> </w:t>
+      </w:r>
+      <w:r>
+        <w:rPr>
+          <w:rFonts w:hint="eastAsia" w:ascii="Times New Roman" w:hAnsi="Times New Roman" w:eastAsia="FangSong" w:cs="Times New Roman"/>
+        </w:rPr>
+        <w:t>的计算数学表达式</w:t>
+      </w:r>
+      <w:r>
+        <w:rPr>
+          <w:rFonts w:hint="eastAsia" w:ascii="Times New Roman" w:hAnsi="Times New Roman" w:eastAsia="Times New Roman" w:cs="Times New Roman"/>
+        </w:rPr>
+        <w:t>；</w:t>
+      </w:r>
+    </w:p>
+    <w:p>
+      <w:pPr>
+        <w:pStyle w:val="Compact"/>
+        <w:numPr>
+          <w:ilvl w:val="0"/>
+          <w:numId w:val="1006"/>
+        </w:numPr>
+        <w:ind w:firstLine="420"/>
+      </w:pPr>
+      <w:r>
+        <w:rPr>
+          <w:rFonts w:hint="eastAsia" w:ascii="Times New Roman" w:hAnsi="Times New Roman" w:eastAsia="FangSong" w:cs="Times New Roman"/>
+        </w:rPr>
+        <w:t>利用多元微分学全微分法则</w:t>
+      </w:r>
+      <w:r>
+        <w:rPr>
+          <w:rFonts w:hint="eastAsia" w:ascii="Times New Roman" w:hAnsi="Times New Roman" w:eastAsia="Times New Roman" w:cs="Times New Roman"/>
+        </w:rPr>
+        <w:t>，</w:t>
+      </w:r>
+      <w:r>
+        <w:rPr>
+          <w:rFonts w:hint="eastAsia" w:ascii="Times New Roman" w:hAnsi="Times New Roman" w:eastAsia="FangSong" w:cs="Times New Roman"/>
+        </w:rPr>
+        <w:t>推导质量分数</w:t>
+      </w:r>
+      <w:r>
+        <w:rPr>
+          <w:rFonts w:ascii="Times New Roman" w:hAnsi="Times New Roman" w:eastAsia="Times New Roman" w:cs="Times New Roman"/>
+        </w:rPr>
+        <w:t xml:space="preserve"> </w:t>
+      </w:r>
+      <m:oMath>
+        <m:r>
+          <m:t>w</m:t>
+        </m:r>
+      </m:oMath>
+      <w:r>
+        <w:rPr>
+          <w:rFonts w:ascii="Times New Roman" w:hAnsi="Times New Roman" w:eastAsia="Times New Roman" w:cs="Times New Roman"/>
+        </w:rPr>
+        <w:t xml:space="preserve"> </w:t>
+      </w:r>
+      <w:r>
+        <w:rPr>
+          <w:rFonts w:hint="eastAsia" w:ascii="Times New Roman" w:hAnsi="Times New Roman" w:eastAsia="FangSong" w:cs="Times New Roman"/>
+        </w:rPr>
+        <w:t>在最不利情况下的极限相对系统误差传递表达式</w:t>
+      </w:r>
+      <w:r>
+        <w:rPr>
+          <w:rFonts w:hint="eastAsia" w:ascii="Times New Roman" w:hAnsi="Times New Roman" w:eastAsia="Times New Roman" w:cs="Times New Roman"/>
+        </w:rPr>
+        <w:t>。</w:t>
+      </w:r>
+    </w:p>
+    <w:p>
+      <w:pPr>
+        <w:pStyle w:val="FirstParagraph"/>
       </w:pPr>
     </w:p>
     <w:p>
@@ -13176,18 +13098,16 @@
         </w:rPr>
         <w:t xml:space="preserve">。</w:t>
       </w:r>
-      <w:r>
-        <w:rPr>
-          <w:rFonts w:ascii="Times New Roman" w:hAnsi="Times New Roman" w:eastAsia="Times New Roman" w:cs="Times New Roman"/>
-        </w:rPr>
-        <w:t xml:space="preserve"> </w:t>
-      </w:r>
-      <w:r>
-        <w:rPr>
-          <w:rFonts w:ascii="Times New Roman" w:hAnsi="Times New Roman" w:eastAsia="Times New Roman" w:cs="Times New Roman"/>
-        </w:rPr>
-        <w:t xml:space="preserve">(1) </w:t>
-      </w:r>
+    </w:p>
+    <w:p>
+      <w:pPr>
+        <w:pStyle w:val="Compact"/>
+        <w:numPr>
+          <w:ilvl w:val="0"/>
+          <w:numId w:val="1007"/>
+        </w:numPr>
+        <w:ind w:firstLine="420"/>
+      </w:pPr>
       <w:r>
         <w:rPr>
           <w:rFonts w:hint="eastAsia" w:ascii="Times New Roman" w:hAnsi="Times New Roman" w:eastAsia="FangSong" w:cs="Times New Roman"/>
@@ -13223,18 +13143,16 @@
         </w:rPr>
         <w:t xml:space="preserve">；</w:t>
       </w:r>
-      <w:r>
-        <w:rPr>
-          <w:rFonts w:ascii="Times New Roman" w:hAnsi="Times New Roman" w:eastAsia="Times New Roman" w:cs="Times New Roman"/>
-        </w:rPr>
-        <w:t xml:space="preserve"> </w:t>
-      </w:r>
-      <w:r>
-        <w:rPr>
-          <w:rFonts w:ascii="Times New Roman" w:hAnsi="Times New Roman" w:eastAsia="Times New Roman" w:cs="Times New Roman"/>
-        </w:rPr>
-        <w:t xml:space="preserve">(2) </w:t>
-      </w:r>
+    </w:p>
+    <w:p>
+      <w:pPr>
+        <w:pStyle w:val="Compact"/>
+        <w:numPr>
+          <w:ilvl w:val="0"/>
+          <w:numId w:val="1007"/>
+        </w:numPr>
+        <w:ind w:firstLine="420"/>
+      </w:pPr>
       <w:r>
         <w:rPr>
           <w:rFonts w:hint="eastAsia" w:ascii="Times New Roman" w:hAnsi="Times New Roman" w:eastAsia="FangSong" w:cs="Times New Roman"/>
@@ -13323,7 +13241,7 @@
     </w:p>
     <w:p>
       <w:pPr>
-        <w:pStyle w:val="BodyText"/>
+        <w:pStyle w:val="FirstParagraph"/>
       </w:pPr>
     </w:p>
     <w:p>
@@ -13593,18 +13511,16 @@
         </w:rPr>
         <w:t>。</w:t>
       </w:r>
-      <w:r>
-        <w:rPr>
-          <w:rFonts w:ascii="Times New Roman" w:hAnsi="Times New Roman" w:eastAsia="Times New Roman" w:cs="Times New Roman"/>
-        </w:rPr>
-        <w:t xml:space="preserve"> </w:t>
-      </w:r>
-      <w:r>
-        <w:rPr>
-          <w:rFonts w:ascii="Times New Roman" w:hAnsi="Times New Roman" w:eastAsia="Times New Roman" w:cs="Times New Roman"/>
-        </w:rPr>
-        <w:t xml:space="preserve">(1) </w:t>
-      </w:r>
+    </w:p>
+    <w:p>
+      <w:pPr>
+        <w:pStyle w:val="Compact"/>
+        <w:numPr>
+          <w:ilvl w:val="0"/>
+          <w:numId w:val="1008"/>
+        </w:numPr>
+        <w:ind w:firstLine="420"/>
+      </w:pPr>
       <w:r>
         <w:rPr>
           <w:rFonts w:hint="eastAsia" w:ascii="Times New Roman" w:hAnsi="Times New Roman" w:eastAsia="FangSong" w:cs="Times New Roman"/>
@@ -13741,18 +13657,16 @@
         </w:rPr>
         <w:t xml:space="preserve">；</w:t>
       </w:r>
-      <w:r>
-        <w:rPr>
-          <w:rFonts w:ascii="Times New Roman" w:hAnsi="Times New Roman" w:eastAsia="Times New Roman" w:cs="Times New Roman"/>
-        </w:rPr>
-        <w:t xml:space="preserve"> </w:t>
-      </w:r>
-      <w:r>
-        <w:rPr>
-          <w:rFonts w:ascii="Times New Roman" w:hAnsi="Times New Roman" w:eastAsia="Times New Roman" w:cs="Times New Roman"/>
-        </w:rPr>
-        <w:t xml:space="preserve">(2) </w:t>
-      </w:r>
+    </w:p>
+    <w:p>
+      <w:pPr>
+        <w:pStyle w:val="Compact"/>
+        <w:numPr>
+          <w:ilvl w:val="0"/>
+          <w:numId w:val="1008"/>
+        </w:numPr>
+        <w:ind w:firstLine="420"/>
+      </w:pPr>
       <w:r>
         <w:rPr>
           <w:rFonts w:hint="eastAsia" w:ascii="Times New Roman" w:hAnsi="Times New Roman" w:eastAsia="FangSong" w:cs="Times New Roman"/>
@@ -13859,18 +13773,16 @@
         </w:rPr>
         <w:t xml:space="preserve">；</w:t>
       </w:r>
-      <w:r>
-        <w:rPr>
-          <w:rFonts w:ascii="Times New Roman" w:hAnsi="Times New Roman" w:eastAsia="Times New Roman" w:cs="Times New Roman"/>
-        </w:rPr>
-        <w:t xml:space="preserve"> </w:t>
-      </w:r>
-      <w:r>
-        <w:rPr>
-          <w:rFonts w:ascii="Times New Roman" w:hAnsi="Times New Roman" w:eastAsia="Times New Roman" w:cs="Times New Roman"/>
-        </w:rPr>
-        <w:t xml:space="preserve">(3) </w:t>
-      </w:r>
+    </w:p>
+    <w:p>
+      <w:pPr>
+        <w:pStyle w:val="Compact"/>
+        <w:numPr>
+          <w:ilvl w:val="0"/>
+          <w:numId w:val="1008"/>
+        </w:numPr>
+        <w:ind w:firstLine="420"/>
+      </w:pPr>
       <w:r>
         <w:rPr>
           <w:rFonts w:hint="eastAsia" w:ascii="Times New Roman" w:hAnsi="Times New Roman" w:eastAsia="FangSong" w:cs="Times New Roman"/>
@@ -13926,7 +13838,7 @@
     </w:p>
     <w:p>
       <w:pPr>
-        <w:pStyle w:val="BodyText"/>
+        <w:pStyle w:val="FirstParagraph"/>
       </w:pPr>
     </w:p>
     <w:p>
@@ -14136,18 +14048,16 @@
         </w:rPr>
         <w:t xml:space="preserve">。</w:t>
       </w:r>
-      <w:r>
-        <w:rPr>
-          <w:rFonts w:ascii="Times New Roman" w:hAnsi="Times New Roman" w:eastAsia="Times New Roman" w:cs="Times New Roman"/>
-        </w:rPr>
-        <w:t xml:space="preserve"> </w:t>
-      </w:r>
-      <w:r>
-        <w:rPr>
-          <w:rFonts w:ascii="Times New Roman" w:hAnsi="Times New Roman" w:eastAsia="Times New Roman" w:cs="Times New Roman"/>
-        </w:rPr>
-        <w:t xml:space="preserve">(1) </w:t>
-      </w:r>
+    </w:p>
+    <w:p>
+      <w:pPr>
+        <w:pStyle w:val="Compact"/>
+        <w:numPr>
+          <w:ilvl w:val="0"/>
+          <w:numId w:val="1009"/>
+        </w:numPr>
+        <w:ind w:firstLine="420"/>
+      </w:pPr>
       <w:r>
         <w:rPr>
           <w:rFonts w:hint="eastAsia" w:ascii="Times New Roman" w:hAnsi="Times New Roman" w:eastAsia="FangSong" w:cs="Times New Roman"/>
@@ -14254,18 +14164,16 @@
         </w:rPr>
         <w:t>；</w:t>
       </w:r>
-      <w:r>
-        <w:rPr>
-          <w:rFonts w:ascii="Times New Roman" w:hAnsi="Times New Roman" w:eastAsia="Times New Roman" w:cs="Times New Roman"/>
-        </w:rPr>
-        <w:t xml:space="preserve"> </w:t>
-      </w:r>
-      <w:r>
-        <w:rPr>
-          <w:rFonts w:ascii="Times New Roman" w:hAnsi="Times New Roman" w:eastAsia="Times New Roman" w:cs="Times New Roman"/>
-        </w:rPr>
-        <w:t xml:space="preserve">(2) </w:t>
-      </w:r>
+    </w:p>
+    <w:p>
+      <w:pPr>
+        <w:pStyle w:val="Compact"/>
+        <w:numPr>
+          <w:ilvl w:val="0"/>
+          <w:numId w:val="1009"/>
+        </w:numPr>
+        <w:ind w:firstLine="420"/>
+      </w:pPr>
       <w:r>
         <w:rPr>
           <w:rFonts w:hint="eastAsia" w:ascii="Times New Roman" w:hAnsi="Times New Roman" w:eastAsia="FangSong" w:cs="Times New Roman"/>
@@ -14360,18 +14268,16 @@
         </w:rPr>
         <w:t>？</w:t>
       </w:r>
-      <w:r>
-        <w:rPr>
-          <w:rFonts w:ascii="Times New Roman" w:hAnsi="Times New Roman" w:eastAsia="Times New Roman" w:cs="Times New Roman"/>
-        </w:rPr>
-        <w:t xml:space="preserve"> </w:t>
-      </w:r>
-      <w:r>
-        <w:rPr>
-          <w:rFonts w:ascii="Times New Roman" w:hAnsi="Times New Roman" w:eastAsia="Times New Roman" w:cs="Times New Roman"/>
-        </w:rPr>
-        <w:t xml:space="preserve">(3) </w:t>
-      </w:r>
+    </w:p>
+    <w:p>
+      <w:pPr>
+        <w:pStyle w:val="Compact"/>
+        <w:numPr>
+          <w:ilvl w:val="0"/>
+          <w:numId w:val="1009"/>
+        </w:numPr>
+        <w:ind w:firstLine="420"/>
+      </w:pPr>
       <w:r>
         <w:rPr>
           <w:rFonts w:hint="eastAsia" w:ascii="Times New Roman" w:hAnsi="Times New Roman" w:eastAsia="FangSong" w:cs="Times New Roman"/>
@@ -14498,7 +14404,7 @@
     </w:p>
     <w:p>
       <w:pPr>
-        <w:pStyle w:val="BodyText"/>
+        <w:pStyle w:val="FirstParagraph"/>
       </w:pPr>
     </w:p>
     <w:p>
@@ -14605,18 +14511,16 @@
         </w:rPr>
         <w:t xml:space="preserve">。</w:t>
       </w:r>
-      <w:r>
-        <w:rPr>
-          <w:rFonts w:ascii="Times New Roman" w:hAnsi="Times New Roman" w:eastAsia="Times New Roman" w:cs="Times New Roman"/>
-        </w:rPr>
-        <w:t xml:space="preserve"> </w:t>
-      </w:r>
-      <w:r>
-        <w:rPr>
-          <w:rFonts w:ascii="Times New Roman" w:hAnsi="Times New Roman" w:eastAsia="Times New Roman" w:cs="Times New Roman"/>
-        </w:rPr>
-        <w:t xml:space="preserve">(1) </w:t>
-      </w:r>
+    </w:p>
+    <w:p>
+      <w:pPr>
+        <w:pStyle w:val="Compact"/>
+        <w:numPr>
+          <w:ilvl w:val="0"/>
+          <w:numId w:val="1010"/>
+        </w:numPr>
+        <w:ind w:firstLine="420"/>
+      </w:pPr>
       <w:r>
         <w:rPr>
           <w:rFonts w:hint="eastAsia" w:ascii="Times New Roman" w:hAnsi="Times New Roman" w:eastAsia="FangSong" w:cs="Times New Roman"/>
@@ -14744,18 +14648,16 @@
         </w:rPr>
         <w:t>？</w:t>
       </w:r>
-      <w:r>
-        <w:rPr>
-          <w:rFonts w:ascii="Times New Roman" w:hAnsi="Times New Roman" w:eastAsia="Times New Roman" w:cs="Times New Roman"/>
-        </w:rPr>
-        <w:t xml:space="preserve"> </w:t>
-      </w:r>
-      <w:r>
-        <w:rPr>
-          <w:rFonts w:ascii="Times New Roman" w:hAnsi="Times New Roman" w:eastAsia="Times New Roman" w:cs="Times New Roman"/>
-        </w:rPr>
-        <w:t xml:space="preserve">(2) </w:t>
-      </w:r>
+    </w:p>
+    <w:p>
+      <w:pPr>
+        <w:pStyle w:val="Compact"/>
+        <w:numPr>
+          <w:ilvl w:val="0"/>
+          <w:numId w:val="1010"/>
+        </w:numPr>
+        <w:ind w:firstLine="420"/>
+      </w:pPr>
       <w:r>
         <w:rPr>
           <w:rFonts w:hint="eastAsia" w:ascii="Times New Roman" w:hAnsi="Times New Roman" w:eastAsia="FangSong" w:cs="Times New Roman"/>
@@ -15021,7 +14923,7 @@
     </w:p>
     <w:p>
       <w:pPr>
-        <w:pStyle w:val="BodyText"/>
+        <w:pStyle w:val="FirstParagraph"/>
       </w:pPr>
     </w:p>
     <w:p>
@@ -15613,18 +15515,16 @@
         </w:rPr>
         <w:t xml:space="preserve">）：</w:t>
       </w:r>
-      <w:r>
-        <w:rPr>
-          <w:rFonts w:ascii="Times New Roman" w:hAnsi="Times New Roman" w:eastAsia="Times New Roman" w:cs="Times New Roman"/>
-        </w:rPr>
-        <w:t xml:space="preserve"> </w:t>
-      </w:r>
-      <w:r>
-        <w:rPr>
-          <w:rFonts w:ascii="Times New Roman" w:hAnsi="Times New Roman" w:eastAsia="Times New Roman" w:cs="Times New Roman"/>
-        </w:rPr>
-        <w:t xml:space="preserve">(1) </w:t>
-      </w:r>
+    </w:p>
+    <w:p>
+      <w:pPr>
+        <w:pStyle w:val="Compact"/>
+        <w:numPr>
+          <w:ilvl w:val="0"/>
+          <w:numId w:val="1011"/>
+        </w:numPr>
+        <w:ind w:firstLine="420"/>
+      </w:pPr>
       <w:r>
         <w:rPr>
           <w:rFonts w:hint="eastAsia" w:ascii="Times New Roman" w:hAnsi="Times New Roman" w:eastAsia="FangSong" w:cs="Times New Roman"/>
@@ -15854,121 +15754,119 @@
         </w:rPr>
         <w:t>；</w:t>
       </w:r>
-      <w:r>
-        <w:rPr>
-          <w:rFonts w:ascii="Times New Roman" w:hAnsi="Times New Roman" w:eastAsia="Times New Roman" w:cs="Times New Roman"/>
-        </w:rPr>
-        <w:t xml:space="preserve"> </w:t>
-      </w:r>
-      <w:r>
-        <w:rPr>
-          <w:rFonts w:ascii="Times New Roman" w:hAnsi="Times New Roman" w:eastAsia="Times New Roman" w:cs="Times New Roman"/>
-        </w:rPr>
-        <w:t xml:space="preserve">(2) </w:t>
-      </w:r>
-      <w:r>
-        <w:rPr>
-          <w:rFonts w:hint="eastAsia" w:ascii="Times New Roman" w:hAnsi="Times New Roman" w:eastAsia="FangSong" w:cs="Times New Roman"/>
-        </w:rPr>
-        <w:t xml:space="preserve">对比</w:t>
-      </w:r>
-      <w:r>
-        <w:rPr>
-          <w:rFonts w:ascii="Times New Roman" w:hAnsi="Times New Roman" w:eastAsia="Times New Roman" w:cs="Times New Roman"/>
-        </w:rPr>
-        <w:t xml:space="preserve"> </w:t>
-      </w:r>
-      <m:oMath>
-        <m:r>
-          <m:t>90</m:t>
-        </m:r>
-        <m:r>
-          <m:rPr>
-            <m:sty m:val="p"/>
-          </m:rPr>
-          <m:t>%</m:t>
-        </m:r>
-      </m:oMath>
-      <w:r>
-        <w:rPr>
-          <w:rFonts w:ascii="Times New Roman" w:hAnsi="Times New Roman" w:eastAsia="Times New Roman" w:cs="Times New Roman"/>
-        </w:rPr>
-        <w:t xml:space="preserve">、</w:t>
-      </w:r>
-      <m:oMath>
-        <m:r>
-          <m:t>95</m:t>
-        </m:r>
-        <m:r>
-          <m:rPr>
-            <m:sty m:val="p"/>
-          </m:rPr>
-          <m:t>%</m:t>
-        </m:r>
-      </m:oMath>
-      <w:r>
-        <w:rPr>
-          <w:rFonts w:ascii="Times New Roman" w:hAnsi="Times New Roman" w:eastAsia="Times New Roman" w:cs="Times New Roman"/>
-        </w:rPr>
-        <w:t xml:space="preserve"> </w:t>
-      </w:r>
-      <w:r>
-        <w:rPr>
-          <w:rFonts w:hint="eastAsia" w:ascii="Times New Roman" w:hAnsi="Times New Roman" w:eastAsia="FangSong" w:cs="Times New Roman"/>
-        </w:rPr>
-        <w:t xml:space="preserve">与</w:t>
-      </w:r>
-      <w:r>
-        <w:rPr>
-          <w:rFonts w:ascii="Times New Roman" w:hAnsi="Times New Roman" w:eastAsia="Times New Roman" w:cs="Times New Roman"/>
-        </w:rPr>
-        <w:t xml:space="preserve"> </w:t>
-      </w:r>
-      <m:oMath>
-        <m:r>
-          <m:t>99</m:t>
-        </m:r>
-        <m:r>
-          <m:rPr>
-            <m:sty m:val="p"/>
-          </m:rPr>
-          <m:t>%</m:t>
-        </m:r>
-      </m:oMath>
-      <w:r>
-        <w:rPr>
-          <w:rFonts w:ascii="Times New Roman" w:hAnsi="Times New Roman" w:eastAsia="Times New Roman" w:cs="Times New Roman"/>
-        </w:rPr>
-        <w:t xml:space="preserve"> </w:t>
-      </w:r>
-      <w:r>
-        <w:rPr>
-          <w:rFonts w:hint="eastAsia" w:ascii="Times New Roman" w:hAnsi="Times New Roman" w:eastAsia="FangSong" w:cs="Times New Roman"/>
-        </w:rPr>
-        <w:t>三种置信度下的置信区间半峰宽度</w:t>
-      </w:r>
-      <w:r>
-        <w:rPr>
-          <w:rFonts w:hint="eastAsia" w:ascii="Times New Roman" w:hAnsi="Times New Roman" w:eastAsia="Times New Roman" w:cs="Times New Roman"/>
-        </w:rPr>
-        <w:t>，</w:t>
-      </w:r>
-      <w:r>
-        <w:rPr>
-          <w:rFonts w:hint="eastAsia" w:ascii="Times New Roman" w:hAnsi="Times New Roman" w:eastAsia="FangSong" w:cs="Times New Roman"/>
-        </w:rPr>
-        <w:t>说明置信度的高低与置信区间宽度之间的数理权衡规律</w:t>
-      </w:r>
-      <w:r>
-        <w:rPr>
-          <w:rFonts w:hint="eastAsia" w:ascii="Times New Roman" w:hAnsi="Times New Roman" w:eastAsia="Times New Roman" w:cs="Times New Roman"/>
-        </w:rPr>
-        <w:t>。</w:t>
-      </w:r>
     </w:p>
     <w:p>
       <w:pPr>
-        <w:pStyle w:val="BodyText"/>
+        <w:pStyle w:val="Compact"/>
+        <w:numPr>
+          <w:ilvl w:val="0"/>
+          <w:numId w:val="1011"/>
+        </w:numPr>
+        <w:ind w:firstLine="420"/>
+      </w:pPr>
+      <w:r>
+        <w:rPr>
+          <w:rFonts w:hint="eastAsia" w:ascii="Times New Roman" w:hAnsi="Times New Roman" w:eastAsia="FangSong" w:cs="Times New Roman"/>
+        </w:rPr>
+        <w:t xml:space="preserve">对比</w:t>
+      </w:r>
+      <w:r>
+        <w:rPr>
+          <w:rFonts w:ascii="Times New Roman" w:hAnsi="Times New Roman" w:eastAsia="Times New Roman" w:cs="Times New Roman"/>
+        </w:rPr>
+        <w:t xml:space="preserve"> </w:t>
+      </w:r>
+      <m:oMath>
+        <m:r>
+          <m:t>90</m:t>
+        </m:r>
+        <m:r>
+          <m:rPr>
+            <m:sty m:val="p"/>
+          </m:rPr>
+          <m:t>%</m:t>
+        </m:r>
+      </m:oMath>
+      <w:r>
+        <w:rPr>
+          <w:rFonts w:ascii="Times New Roman" w:hAnsi="Times New Roman" w:eastAsia="Times New Roman" w:cs="Times New Roman"/>
+        </w:rPr>
+        <w:t xml:space="preserve">、</w:t>
+      </w:r>
+      <m:oMath>
+        <m:r>
+          <m:t>95</m:t>
+        </m:r>
+        <m:r>
+          <m:rPr>
+            <m:sty m:val="p"/>
+          </m:rPr>
+          <m:t>%</m:t>
+        </m:r>
+      </m:oMath>
+      <w:r>
+        <w:rPr>
+          <w:rFonts w:ascii="Times New Roman" w:hAnsi="Times New Roman" w:eastAsia="Times New Roman" w:cs="Times New Roman"/>
+        </w:rPr>
+        <w:t xml:space="preserve"> </w:t>
+      </w:r>
+      <w:r>
+        <w:rPr>
+          <w:rFonts w:hint="eastAsia" w:ascii="Times New Roman" w:hAnsi="Times New Roman" w:eastAsia="FangSong" w:cs="Times New Roman"/>
+        </w:rPr>
+        <w:t xml:space="preserve">与</w:t>
+      </w:r>
+      <w:r>
+        <w:rPr>
+          <w:rFonts w:ascii="Times New Roman" w:hAnsi="Times New Roman" w:eastAsia="Times New Roman" w:cs="Times New Roman"/>
+        </w:rPr>
+        <w:t xml:space="preserve"> </w:t>
+      </w:r>
+      <m:oMath>
+        <m:r>
+          <m:t>99</m:t>
+        </m:r>
+        <m:r>
+          <m:rPr>
+            <m:sty m:val="p"/>
+          </m:rPr>
+          <m:t>%</m:t>
+        </m:r>
+      </m:oMath>
+      <w:r>
+        <w:rPr>
+          <w:rFonts w:ascii="Times New Roman" w:hAnsi="Times New Roman" w:eastAsia="Times New Roman" w:cs="Times New Roman"/>
+        </w:rPr>
+        <w:t xml:space="preserve"> </w:t>
+      </w:r>
+      <w:r>
+        <w:rPr>
+          <w:rFonts w:hint="eastAsia" w:ascii="Times New Roman" w:hAnsi="Times New Roman" w:eastAsia="FangSong" w:cs="Times New Roman"/>
+        </w:rPr>
+        <w:t>三种置信度下的置信区间半峰宽度</w:t>
+      </w:r>
+      <w:r>
+        <w:rPr>
+          <w:rFonts w:hint="eastAsia" w:ascii="Times New Roman" w:hAnsi="Times New Roman" w:eastAsia="Times New Roman" w:cs="Times New Roman"/>
+        </w:rPr>
+        <w:t>，</w:t>
+      </w:r>
+      <w:r>
+        <w:rPr>
+          <w:rFonts w:hint="eastAsia" w:ascii="Times New Roman" w:hAnsi="Times New Roman" w:eastAsia="FangSong" w:cs="Times New Roman"/>
+        </w:rPr>
+        <w:t>说明置信度的高低与置信区间宽度之间的数理权衡规律</w:t>
+      </w:r>
+      <w:r>
+        <w:rPr>
+          <w:rFonts w:hint="eastAsia" w:ascii="Times New Roman" w:hAnsi="Times New Roman" w:eastAsia="Times New Roman" w:cs="Times New Roman"/>
+        </w:rPr>
+        <w:t>。</w:t>
+      </w:r>
+    </w:p>
+    <w:p>
+      <w:pPr>
+        <w:pStyle w:val="FirstParagraph"/>
       </w:pPr>
     </w:p>
     <w:p>
@@ -16653,7 +16551,7 @@
         <w:pStyle w:val="Compact"/>
         <w:numPr>
           <w:ilvl w:val="0"/>
-          <w:numId w:val="1001"/>
+          <w:numId w:val="1012"/>
         </w:numPr>
         <w:spacing w:before="120"/>
         <w:ind w:firstLine="420"/>
@@ -16882,7 +16780,7 @@
         <w:pStyle w:val="Compact"/>
         <w:numPr>
           <w:ilvl w:val="0"/>
-          <w:numId w:val="1001"/>
+          <w:numId w:val="1012"/>
         </w:numPr>
         <w:ind w:firstLine="420"/>
       </w:pPr>
@@ -16990,7 +16888,7 @@
         <w:pStyle w:val="Compact"/>
         <w:numPr>
           <w:ilvl w:val="0"/>
-          <w:numId w:val="1001"/>
+          <w:numId w:val="1012"/>
         </w:numPr>
         <w:ind w:firstLine="420"/>
       </w:pPr>
@@ -17047,7 +16945,7 @@
         <w:pStyle w:val="Compact"/>
         <w:numPr>
           <w:ilvl w:val="0"/>
-          <w:numId w:val="1001"/>
+          <w:numId w:val="1012"/>
         </w:numPr>
         <w:ind w:firstLine="420"/>
       </w:pPr>
@@ -17699,12 +17597,12 @@
         </w:rPr>
         <w:t>：</w:t>
       </w:r>
-      <w:r>
-        <w:rPr>
-          <w:rFonts w:ascii="Times New Roman" w:hAnsi="Times New Roman" w:eastAsia="Times New Roman" w:cs="Times New Roman"/>
-        </w:rPr>
-        <w:t xml:space="preserve"> </w:t>
-      </w:r>
+    </w:p>
+    <w:p>
+      <w:pPr>
+        <w:pStyle w:val="BodyText"/>
+        <w:ind w:firstLine="420"/>
+      </w:pPr>
       <w:r>
         <w:rPr>
           <w:rFonts w:hint="eastAsia" w:ascii="Times New Roman" w:hAnsi="Times New Roman" w:eastAsia="FangSong" w:cs="Times New Roman"/>
@@ -18798,18 +18696,16 @@
         </w:rPr>
         <w:t xml:space="preserve">）。</w:t>
       </w:r>
-      <w:r>
-        <w:rPr>
-          <w:rFonts w:ascii="Times New Roman" w:hAnsi="Times New Roman" w:eastAsia="Times New Roman" w:cs="Times New Roman"/>
-        </w:rPr>
-        <w:t xml:space="preserve"> </w:t>
-      </w:r>
-      <w:r>
-        <w:rPr>
-          <w:rFonts w:ascii="Times New Roman" w:hAnsi="Times New Roman" w:eastAsia="Times New Roman" w:cs="Times New Roman"/>
-        </w:rPr>
-        <w:t xml:space="preserve">(1) </w:t>
-      </w:r>
+    </w:p>
+    <w:p>
+      <w:pPr>
+        <w:pStyle w:val="Compact"/>
+        <w:numPr>
+          <w:ilvl w:val="0"/>
+          <w:numId w:val="1013"/>
+        </w:numPr>
+        <w:ind w:firstLine="420"/>
+      </w:pPr>
       <w:r>
         <w:rPr>
           <w:rFonts w:hint="eastAsia" w:ascii="Times New Roman" w:hAnsi="Times New Roman" w:eastAsia="FangSong" w:cs="Times New Roman"/>
@@ -18989,18 +18885,16 @@
         </w:rPr>
         <w:t>？</w:t>
       </w:r>
-      <w:r>
-        <w:rPr>
-          <w:rFonts w:ascii="Times New Roman" w:hAnsi="Times New Roman" w:eastAsia="Times New Roman" w:cs="Times New Roman"/>
-        </w:rPr>
-        <w:t xml:space="preserve"> </w:t>
-      </w:r>
-      <w:r>
-        <w:rPr>
-          <w:rFonts w:ascii="Times New Roman" w:hAnsi="Times New Roman" w:eastAsia="Times New Roman" w:cs="Times New Roman"/>
-        </w:rPr>
-        <w:t xml:space="preserve">(2) </w:t>
-      </w:r>
+    </w:p>
+    <w:p>
+      <w:pPr>
+        <w:pStyle w:val="Compact"/>
+        <w:numPr>
+          <w:ilvl w:val="0"/>
+          <w:numId w:val="1013"/>
+        </w:numPr>
+        <w:ind w:firstLine="420"/>
+      </w:pPr>
       <w:r>
         <w:rPr>
           <w:rFonts w:hint="eastAsia" w:ascii="Times New Roman" w:hAnsi="Times New Roman" w:eastAsia="FangSong" w:cs="Times New Roman"/>
@@ -19252,7 +19146,7 @@
     </w:p>
     <w:p>
       <w:pPr>
-        <w:pStyle w:val="BodyText"/>
+        <w:pStyle w:val="FirstParagraph"/>
       </w:pPr>
     </w:p>
     <w:p>
@@ -19602,12 +19496,12 @@
         </w:rPr>
         <w:t xml:space="preserve">。</w:t>
       </w:r>
-      <w:r>
-        <w:rPr>
-          <w:rFonts w:ascii="Times New Roman" w:hAnsi="Times New Roman" w:eastAsia="Times New Roman" w:cs="Times New Roman"/>
-        </w:rPr>
-        <w:t xml:space="preserve"> </w:t>
-      </w:r>
+    </w:p>
+    <w:p>
+      <w:pPr>
+        <w:pStyle w:val="BodyText"/>
+        <w:ind w:firstLine="420"/>
+      </w:pPr>
       <w:r>
         <w:rPr>
           <w:rFonts w:hint="eastAsia" w:ascii="Times New Roman" w:hAnsi="Times New Roman" w:eastAsia="FangSong" w:cs="Times New Roman"/>
@@ -23402,6 +23296,366 @@
     <w:abstractNumId w:val="990"/>
   </w:num>
   <w:num w:numId="1001">
+    <w:abstractNumId w:val="99431"/>
+    <w:lvlOverride w:ilvl="0">
+      <w:startOverride w:val="1"/>
+    </w:lvlOverride>
+    <w:lvlOverride w:ilvl="1">
+      <w:startOverride w:val="1"/>
+    </w:lvlOverride>
+    <w:lvlOverride w:ilvl="2">
+      <w:startOverride w:val="1"/>
+    </w:lvlOverride>
+    <w:lvlOverride w:ilvl="3">
+      <w:startOverride w:val="1"/>
+    </w:lvlOverride>
+    <w:lvlOverride w:ilvl="4">
+      <w:startOverride w:val="1"/>
+    </w:lvlOverride>
+    <w:lvlOverride w:ilvl="5">
+      <w:startOverride w:val="1"/>
+    </w:lvlOverride>
+    <w:lvlOverride w:ilvl="6">
+      <w:startOverride w:val="1"/>
+    </w:lvlOverride>
+    <w:lvlOverride w:ilvl="7">
+      <w:startOverride w:val="1"/>
+    </w:lvlOverride>
+    <w:lvlOverride w:ilvl="8">
+      <w:startOverride w:val="1"/>
+    </w:lvlOverride>
+  </w:num>
+  <w:num w:numId="1002">
+    <w:abstractNumId w:val="99431"/>
+    <w:lvlOverride w:ilvl="0">
+      <w:startOverride w:val="1"/>
+    </w:lvlOverride>
+    <w:lvlOverride w:ilvl="1">
+      <w:startOverride w:val="1"/>
+    </w:lvlOverride>
+    <w:lvlOverride w:ilvl="2">
+      <w:startOverride w:val="1"/>
+    </w:lvlOverride>
+    <w:lvlOverride w:ilvl="3">
+      <w:startOverride w:val="1"/>
+    </w:lvlOverride>
+    <w:lvlOverride w:ilvl="4">
+      <w:startOverride w:val="1"/>
+    </w:lvlOverride>
+    <w:lvlOverride w:ilvl="5">
+      <w:startOverride w:val="1"/>
+    </w:lvlOverride>
+    <w:lvlOverride w:ilvl="6">
+      <w:startOverride w:val="1"/>
+    </w:lvlOverride>
+    <w:lvlOverride w:ilvl="7">
+      <w:startOverride w:val="1"/>
+    </w:lvlOverride>
+    <w:lvlOverride w:ilvl="8">
+      <w:startOverride w:val="1"/>
+    </w:lvlOverride>
+  </w:num>
+  <w:num w:numId="1003">
+    <w:abstractNumId w:val="99431"/>
+    <w:lvlOverride w:ilvl="0">
+      <w:startOverride w:val="1"/>
+    </w:lvlOverride>
+    <w:lvlOverride w:ilvl="1">
+      <w:startOverride w:val="1"/>
+    </w:lvlOverride>
+    <w:lvlOverride w:ilvl="2">
+      <w:startOverride w:val="1"/>
+    </w:lvlOverride>
+    <w:lvlOverride w:ilvl="3">
+      <w:startOverride w:val="1"/>
+    </w:lvlOverride>
+    <w:lvlOverride w:ilvl="4">
+      <w:startOverride w:val="1"/>
+    </w:lvlOverride>
+    <w:lvlOverride w:ilvl="5">
+      <w:startOverride w:val="1"/>
+    </w:lvlOverride>
+    <w:lvlOverride w:ilvl="6">
+      <w:startOverride w:val="1"/>
+    </w:lvlOverride>
+    <w:lvlOverride w:ilvl="7">
+      <w:startOverride w:val="1"/>
+    </w:lvlOverride>
+    <w:lvlOverride w:ilvl="8">
+      <w:startOverride w:val="1"/>
+    </w:lvlOverride>
+  </w:num>
+  <w:num w:numId="1004">
+    <w:abstractNumId w:val="99431"/>
+    <w:lvlOverride w:ilvl="0">
+      <w:startOverride w:val="1"/>
+    </w:lvlOverride>
+    <w:lvlOverride w:ilvl="1">
+      <w:startOverride w:val="1"/>
+    </w:lvlOverride>
+    <w:lvlOverride w:ilvl="2">
+      <w:startOverride w:val="1"/>
+    </w:lvlOverride>
+    <w:lvlOverride w:ilvl="3">
+      <w:startOverride w:val="1"/>
+    </w:lvlOverride>
+    <w:lvlOverride w:ilvl="4">
+      <w:startOverride w:val="1"/>
+    </w:lvlOverride>
+    <w:lvlOverride w:ilvl="5">
+      <w:startOverride w:val="1"/>
+    </w:lvlOverride>
+    <w:lvlOverride w:ilvl="6">
+      <w:startOverride w:val="1"/>
+    </w:lvlOverride>
+    <w:lvlOverride w:ilvl="7">
+      <w:startOverride w:val="1"/>
+    </w:lvlOverride>
+    <w:lvlOverride w:ilvl="8">
+      <w:startOverride w:val="1"/>
+    </w:lvlOverride>
+  </w:num>
+  <w:num w:numId="1005">
+    <w:abstractNumId w:val="99431"/>
+    <w:lvlOverride w:ilvl="0">
+      <w:startOverride w:val="1"/>
+    </w:lvlOverride>
+    <w:lvlOverride w:ilvl="1">
+      <w:startOverride w:val="1"/>
+    </w:lvlOverride>
+    <w:lvlOverride w:ilvl="2">
+      <w:startOverride w:val="1"/>
+    </w:lvlOverride>
+    <w:lvlOverride w:ilvl="3">
+      <w:startOverride w:val="1"/>
+    </w:lvlOverride>
+    <w:lvlOverride w:ilvl="4">
+      <w:startOverride w:val="1"/>
+    </w:lvlOverride>
+    <w:lvlOverride w:ilvl="5">
+      <w:startOverride w:val="1"/>
+    </w:lvlOverride>
+    <w:lvlOverride w:ilvl="6">
+      <w:startOverride w:val="1"/>
+    </w:lvlOverride>
+    <w:lvlOverride w:ilvl="7">
+      <w:startOverride w:val="1"/>
+    </w:lvlOverride>
+    <w:lvlOverride w:ilvl="8">
+      <w:startOverride w:val="1"/>
+    </w:lvlOverride>
+  </w:num>
+  <w:num w:numId="1006">
+    <w:abstractNumId w:val="99431"/>
+    <w:lvlOverride w:ilvl="0">
+      <w:startOverride w:val="1"/>
+    </w:lvlOverride>
+    <w:lvlOverride w:ilvl="1">
+      <w:startOverride w:val="1"/>
+    </w:lvlOverride>
+    <w:lvlOverride w:ilvl="2">
+      <w:startOverride w:val="1"/>
+    </w:lvlOverride>
+    <w:lvlOverride w:ilvl="3">
+      <w:startOverride w:val="1"/>
+    </w:lvlOverride>
+    <w:lvlOverride w:ilvl="4">
+      <w:startOverride w:val="1"/>
+    </w:lvlOverride>
+    <w:lvlOverride w:ilvl="5">
+      <w:startOverride w:val="1"/>
+    </w:lvlOverride>
+    <w:lvlOverride w:ilvl="6">
+      <w:startOverride w:val="1"/>
+    </w:lvlOverride>
+    <w:lvlOverride w:ilvl="7">
+      <w:startOverride w:val="1"/>
+    </w:lvlOverride>
+    <w:lvlOverride w:ilvl="8">
+      <w:startOverride w:val="1"/>
+    </w:lvlOverride>
+  </w:num>
+  <w:num w:numId="1007">
+    <w:abstractNumId w:val="99431"/>
+    <w:lvlOverride w:ilvl="0">
+      <w:startOverride w:val="1"/>
+    </w:lvlOverride>
+    <w:lvlOverride w:ilvl="1">
+      <w:startOverride w:val="1"/>
+    </w:lvlOverride>
+    <w:lvlOverride w:ilvl="2">
+      <w:startOverride w:val="1"/>
+    </w:lvlOverride>
+    <w:lvlOverride w:ilvl="3">
+      <w:startOverride w:val="1"/>
+    </w:lvlOverride>
+    <w:lvlOverride w:ilvl="4">
+      <w:startOverride w:val="1"/>
+    </w:lvlOverride>
+    <w:lvlOverride w:ilvl="5">
+      <w:startOverride w:val="1"/>
+    </w:lvlOverride>
+    <w:lvlOverride w:ilvl="6">
+      <w:startOverride w:val="1"/>
+    </w:lvlOverride>
+    <w:lvlOverride w:ilvl="7">
+      <w:startOverride w:val="1"/>
+    </w:lvlOverride>
+    <w:lvlOverride w:ilvl="8">
+      <w:startOverride w:val="1"/>
+    </w:lvlOverride>
+  </w:num>
+  <w:num w:numId="1008">
+    <w:abstractNumId w:val="99431"/>
+    <w:lvlOverride w:ilvl="0">
+      <w:startOverride w:val="1"/>
+    </w:lvlOverride>
+    <w:lvlOverride w:ilvl="1">
+      <w:startOverride w:val="1"/>
+    </w:lvlOverride>
+    <w:lvlOverride w:ilvl="2">
+      <w:startOverride w:val="1"/>
+    </w:lvlOverride>
+    <w:lvlOverride w:ilvl="3">
+      <w:startOverride w:val="1"/>
+    </w:lvlOverride>
+    <w:lvlOverride w:ilvl="4">
+      <w:startOverride w:val="1"/>
+    </w:lvlOverride>
+    <w:lvlOverride w:ilvl="5">
+      <w:startOverride w:val="1"/>
+    </w:lvlOverride>
+    <w:lvlOverride w:ilvl="6">
+      <w:startOverride w:val="1"/>
+    </w:lvlOverride>
+    <w:lvlOverride w:ilvl="7">
+      <w:startOverride w:val="1"/>
+    </w:lvlOverride>
+    <w:lvlOverride w:ilvl="8">
+      <w:startOverride w:val="1"/>
+    </w:lvlOverride>
+  </w:num>
+  <w:num w:numId="1009">
+    <w:abstractNumId w:val="99431"/>
+    <w:lvlOverride w:ilvl="0">
+      <w:startOverride w:val="1"/>
+    </w:lvlOverride>
+    <w:lvlOverride w:ilvl="1">
+      <w:startOverride w:val="1"/>
+    </w:lvlOverride>
+    <w:lvlOverride w:ilvl="2">
+      <w:startOverride w:val="1"/>
+    </w:lvlOverride>
+    <w:lvlOverride w:ilvl="3">
+      <w:startOverride w:val="1"/>
+    </w:lvlOverride>
+    <w:lvlOverride w:ilvl="4">
+      <w:startOverride w:val="1"/>
+    </w:lvlOverride>
+    <w:lvlOverride w:ilvl="5">
+      <w:startOverride w:val="1"/>
+    </w:lvlOverride>
+    <w:lvlOverride w:ilvl="6">
+      <w:startOverride w:val="1"/>
+    </w:lvlOverride>
+    <w:lvlOverride w:ilvl="7">
+      <w:startOverride w:val="1"/>
+    </w:lvlOverride>
+    <w:lvlOverride w:ilvl="8">
+      <w:startOverride w:val="1"/>
+    </w:lvlOverride>
+  </w:num>
+  <w:num w:numId="1010">
+    <w:abstractNumId w:val="99431"/>
+    <w:lvlOverride w:ilvl="0">
+      <w:startOverride w:val="1"/>
+    </w:lvlOverride>
+    <w:lvlOverride w:ilvl="1">
+      <w:startOverride w:val="1"/>
+    </w:lvlOverride>
+    <w:lvlOverride w:ilvl="2">
+      <w:startOverride w:val="1"/>
+    </w:lvlOverride>
+    <w:lvlOverride w:ilvl="3">
+      <w:startOverride w:val="1"/>
+    </w:lvlOverride>
+    <w:lvlOverride w:ilvl="4">
+      <w:startOverride w:val="1"/>
+    </w:lvlOverride>
+    <w:lvlOverride w:ilvl="5">
+      <w:startOverride w:val="1"/>
+    </w:lvlOverride>
+    <w:lvlOverride w:ilvl="6">
+      <w:startOverride w:val="1"/>
+    </w:lvlOverride>
+    <w:lvlOverride w:ilvl="7">
+      <w:startOverride w:val="1"/>
+    </w:lvlOverride>
+    <w:lvlOverride w:ilvl="8">
+      <w:startOverride w:val="1"/>
+    </w:lvlOverride>
+  </w:num>
+  <w:num w:numId="1011">
+    <w:abstractNumId w:val="99431"/>
+    <w:lvlOverride w:ilvl="0">
+      <w:startOverride w:val="1"/>
+    </w:lvlOverride>
+    <w:lvlOverride w:ilvl="1">
+      <w:startOverride w:val="1"/>
+    </w:lvlOverride>
+    <w:lvlOverride w:ilvl="2">
+      <w:startOverride w:val="1"/>
+    </w:lvlOverride>
+    <w:lvlOverride w:ilvl="3">
+      <w:startOverride w:val="1"/>
+    </w:lvlOverride>
+    <w:lvlOverride w:ilvl="4">
+      <w:startOverride w:val="1"/>
+    </w:lvlOverride>
+    <w:lvlOverride w:ilvl="5">
+      <w:startOverride w:val="1"/>
+    </w:lvlOverride>
+    <w:lvlOverride w:ilvl="6">
+      <w:startOverride w:val="1"/>
+    </w:lvlOverride>
+    <w:lvlOverride w:ilvl="7">
+      <w:startOverride w:val="1"/>
+    </w:lvlOverride>
+    <w:lvlOverride w:ilvl="8">
+      <w:startOverride w:val="1"/>
+    </w:lvlOverride>
+  </w:num>
+  <w:num w:numId="1012">
+    <w:abstractNumId w:val="99431"/>
+    <w:lvlOverride w:ilvl="0">
+      <w:startOverride w:val="1"/>
+    </w:lvlOverride>
+    <w:lvlOverride w:ilvl="1">
+      <w:startOverride w:val="1"/>
+    </w:lvlOverride>
+    <w:lvlOverride w:ilvl="2">
+      <w:startOverride w:val="1"/>
+    </w:lvlOverride>
+    <w:lvlOverride w:ilvl="3">
+      <w:startOverride w:val="1"/>
+    </w:lvlOverride>
+    <w:lvlOverride w:ilvl="4">
+      <w:startOverride w:val="1"/>
+    </w:lvlOverride>
+    <w:lvlOverride w:ilvl="5">
+      <w:startOverride w:val="1"/>
+    </w:lvlOverride>
+    <w:lvlOverride w:ilvl="6">
+      <w:startOverride w:val="1"/>
+    </w:lvlOverride>
+    <w:lvlOverride w:ilvl="7">
+      <w:startOverride w:val="1"/>
+    </w:lvlOverride>
+    <w:lvlOverride w:ilvl="8">
+      <w:startOverride w:val="1"/>
+    </w:lvlOverride>
+  </w:num>
+  <w:num w:numId="1013">
     <w:abstractNumId w:val="99431"/>
     <w:lvlOverride w:ilvl="0">
       <w:startOverride w:val="1"/>

--- a/06-学生侧材料/讲义/学生专用版/4-分析化学/有效数字与误差分析-超级充实版（学生专用版）.docx
+++ b/06-学生侧材料/讲义/学生专用版/4-分析化学/有效数字与误差分析-超级充实版（学生专用版）.docx
@@ -679,12 +679,12 @@
         </w:rPr>
         <w:t>：</w:t>
       </w:r>
-      <w:r>
-        <w:rPr>
-          <w:rFonts w:ascii="Times New Roman" w:hAnsi="Times New Roman" w:eastAsia="Times New Roman" w:cs="Times New Roman"/>
-        </w:rPr>
-        <w:t xml:space="preserve"> </w:t>
-      </w:r>
+    </w:p>
+    <w:p>
+      <w:pPr>
+        <w:pStyle w:val="BodyText"/>
+        <w:ind w:firstLine="420"/>
+      </w:pPr>
       <w:r>
         <w:rPr>
           <w:rFonts w:hint="eastAsia" w:ascii="Times New Roman" w:hAnsi="Times New Roman" w:eastAsia="FangSong" w:cs="Times New Roman"/>
@@ -1026,12 +1026,12 @@
         </w:rPr>
         <w:t>。</w:t>
       </w:r>
-      <w:r>
-        <w:rPr>
-          <w:rFonts w:ascii="Times New Roman" w:hAnsi="Times New Roman" w:eastAsia="Times New Roman" w:cs="Times New Roman"/>
-        </w:rPr>
-        <w:t xml:space="preserve"> </w:t>
-      </w:r>
+    </w:p>
+    <w:p>
+      <w:pPr>
+        <w:pStyle w:val="BodyText"/>
+        <w:ind w:firstLine="420"/>
+      </w:pPr>
       <w:r>
         <w:rPr>
           <w:rFonts w:hint="eastAsia" w:ascii="Times New Roman" w:hAnsi="Times New Roman" w:eastAsia="FangSong" w:cs="Times New Roman"/>
@@ -1290,12 +1290,12 @@
         </w:rPr>
         <w:t>。</w:t>
       </w:r>
-      <w:r>
-        <w:rPr>
-          <w:rFonts w:ascii="Times New Roman" w:hAnsi="Times New Roman" w:eastAsia="Times New Roman" w:cs="Times New Roman"/>
-        </w:rPr>
-        <w:t xml:space="preserve"> </w:t>
-      </w:r>
+    </w:p>
+    <w:p>
+      <w:pPr>
+        <w:pStyle w:val="BodyText"/>
+        <w:ind w:firstLine="420"/>
+      </w:pPr>
       <w:r>
         <w:rPr>
           <w:rFonts w:hint="eastAsia" w:ascii="Times New Roman" w:hAnsi="Times New Roman" w:eastAsia="FangSong" w:cs="Times New Roman"/>
@@ -3817,327 +3817,327 @@
     <w:p>
       <w:pPr>
         <w:pStyle w:val="FirstParagraph"/>
+        <w:ind w:firstLine="420"/>
+      </w:pPr>
+      <w:r>
+        <w:rPr>
+          <w:rFonts w:hint="eastAsia" w:ascii="Times New Roman" w:hAnsi="Times New Roman" w:eastAsia="FangSong" w:cs="Times New Roman"/>
+        </w:rPr>
+        <w:t>实验误差按物理机制与统计特征严格划分为三类</w:t>
+      </w:r>
+      <w:r>
+        <w:rPr>
+          <w:rFonts w:hint="eastAsia" w:ascii="Times New Roman" w:hAnsi="Times New Roman" w:eastAsia="Times New Roman" w:cs="Times New Roman"/>
+        </w:rPr>
+        <w:t>：</w:t>
+      </w:r>
+      <w:r>
+        <w:rPr>
+          <w:rFonts w:ascii="Times New Roman" w:hAnsi="Times New Roman" w:eastAsia="Times New Roman" w:cs="Times New Roman"/>
+        </w:rPr>
+        <w:t xml:space="preserve"> </w:t>
+      </w:r>
+      <w:r>
+        <w:rPr>
+          <w:rFonts w:hint="eastAsia" w:ascii="Times New Roman" w:hAnsi="Times New Roman" w:eastAsia="FangSong" w:cs="Times New Roman"/>
+        </w:rPr>
+        <w:t>系统误差</w:t>
+      </w:r>
+      <w:r>
+        <w:rPr>
+          <w:rFonts w:hint="eastAsia" w:ascii="Times New Roman" w:hAnsi="Times New Roman" w:eastAsia="Times New Roman" w:cs="Times New Roman"/>
+        </w:rPr>
+        <w:t>（</w:t>
+      </w:r>
+      <w:r>
+        <w:rPr>
+          <w:rFonts w:hint="eastAsia" w:ascii="Times New Roman" w:hAnsi="Times New Roman" w:eastAsia="FangSong" w:cs="Times New Roman"/>
+        </w:rPr>
+        <w:t>可定误差</w:t>
+      </w:r>
+      <w:r>
+        <w:rPr>
+          <w:rFonts w:hint="eastAsia" w:ascii="Times New Roman" w:hAnsi="Times New Roman" w:eastAsia="Times New Roman" w:cs="Times New Roman"/>
+        </w:rPr>
+        <w:t>）</w:t>
+      </w:r>
+      <w:r>
+        <w:rPr>
+          <w:rFonts w:hint="eastAsia" w:ascii="Times New Roman" w:hAnsi="Times New Roman" w:eastAsia="FangSong" w:cs="Times New Roman"/>
+        </w:rPr>
+        <w:t>由固定因素引起</w:t>
+      </w:r>
+      <w:r>
+        <w:rPr>
+          <w:rFonts w:hint="eastAsia" w:ascii="Times New Roman" w:hAnsi="Times New Roman" w:eastAsia="Times New Roman" w:cs="Times New Roman"/>
+        </w:rPr>
+        <w:t>，</w:t>
+      </w:r>
+      <w:r>
+        <w:rPr>
+          <w:rFonts w:hint="eastAsia" w:ascii="Times New Roman" w:hAnsi="Times New Roman" w:eastAsia="FangSong" w:cs="Times New Roman"/>
+        </w:rPr>
+        <w:t>具单向性与重现性</w:t>
+      </w:r>
+      <w:r>
+        <w:rPr>
+          <w:rFonts w:hint="eastAsia" w:ascii="Times New Roman" w:hAnsi="Times New Roman" w:eastAsia="Times New Roman" w:cs="Times New Roman"/>
+        </w:rPr>
+        <w:t>，</w:t>
+      </w:r>
+      <w:r>
+        <w:rPr>
+          <w:rFonts w:hint="eastAsia" w:ascii="Times New Roman" w:hAnsi="Times New Roman" w:eastAsia="FangSong" w:cs="Times New Roman"/>
+        </w:rPr>
+        <w:t>可细分为方法误差</w:t>
+      </w:r>
+      <w:r>
+        <w:rPr>
+          <w:rFonts w:hint="eastAsia" w:ascii="Times New Roman" w:hAnsi="Times New Roman" w:eastAsia="Times New Roman" w:cs="Times New Roman"/>
+        </w:rPr>
+        <w:t>（</w:t>
+      </w:r>
+      <w:r>
+        <w:rPr>
+          <w:rFonts w:hint="eastAsia" w:ascii="Times New Roman" w:hAnsi="Times New Roman" w:eastAsia="FangSong" w:cs="Times New Roman"/>
+        </w:rPr>
+        <w:t>沉淀溶解损失</w:t>
+      </w:r>
+      <w:r>
+        <w:rPr>
+          <w:rFonts w:hint="eastAsia" w:ascii="Times New Roman" w:hAnsi="Times New Roman" w:eastAsia="Times New Roman" w:cs="Times New Roman"/>
+        </w:rPr>
+        <w:t>、</w:t>
+      </w:r>
+      <w:r>
+        <w:rPr>
+          <w:rFonts w:hint="eastAsia" w:ascii="Times New Roman" w:hAnsi="Times New Roman" w:eastAsia="FangSong" w:cs="Times New Roman"/>
+        </w:rPr>
+        <w:t>指示剂终点误差</w:t>
+      </w:r>
+      <w:r>
+        <w:rPr>
+          <w:rFonts w:hint="eastAsia" w:ascii="Times New Roman" w:hAnsi="Times New Roman" w:eastAsia="Times New Roman" w:cs="Times New Roman"/>
+        </w:rPr>
+        <w:t>）、</w:t>
+      </w:r>
+      <w:r>
+        <w:rPr>
+          <w:rFonts w:hint="eastAsia" w:ascii="Times New Roman" w:hAnsi="Times New Roman" w:eastAsia="FangSong" w:cs="Times New Roman"/>
+        </w:rPr>
+        <w:t>仪器误差</w:t>
+      </w:r>
+      <w:r>
+        <w:rPr>
+          <w:rFonts w:hint="eastAsia" w:ascii="Times New Roman" w:hAnsi="Times New Roman" w:eastAsia="Times New Roman" w:cs="Times New Roman"/>
+        </w:rPr>
+        <w:t>（</w:t>
+      </w:r>
+      <w:r>
+        <w:rPr>
+          <w:rFonts w:hint="eastAsia" w:ascii="Times New Roman" w:hAnsi="Times New Roman" w:eastAsia="FangSong" w:cs="Times New Roman"/>
+        </w:rPr>
+        <w:t>天平不等臂</w:t>
+      </w:r>
+      <w:r>
+        <w:rPr>
+          <w:rFonts w:hint="eastAsia" w:ascii="Times New Roman" w:hAnsi="Times New Roman" w:eastAsia="Times New Roman" w:cs="Times New Roman"/>
+        </w:rPr>
+        <w:t>、</w:t>
+      </w:r>
+      <w:r>
+        <w:rPr>
+          <w:rFonts w:hint="eastAsia" w:ascii="Times New Roman" w:hAnsi="Times New Roman" w:eastAsia="FangSong" w:cs="Times New Roman"/>
+        </w:rPr>
+        <w:t>滴定管未校准</w:t>
+      </w:r>
+      <w:r>
+        <w:rPr>
+          <w:rFonts w:hint="eastAsia" w:ascii="Times New Roman" w:hAnsi="Times New Roman" w:eastAsia="Times New Roman" w:cs="Times New Roman"/>
+        </w:rPr>
+        <w:t>）、</w:t>
+      </w:r>
+      <w:r>
+        <w:rPr>
+          <w:rFonts w:hint="eastAsia" w:ascii="Times New Roman" w:hAnsi="Times New Roman" w:eastAsia="FangSong" w:cs="Times New Roman"/>
+        </w:rPr>
+        <w:t>试剂误差</w:t>
+      </w:r>
+      <w:r>
+        <w:rPr>
+          <w:rFonts w:hint="eastAsia" w:ascii="Times New Roman" w:hAnsi="Times New Roman" w:eastAsia="Times New Roman" w:cs="Times New Roman"/>
+        </w:rPr>
+        <w:t>（</w:t>
+      </w:r>
+      <w:r>
+        <w:rPr>
+          <w:rFonts w:hint="eastAsia" w:ascii="Times New Roman" w:hAnsi="Times New Roman" w:eastAsia="FangSong" w:cs="Times New Roman"/>
+        </w:rPr>
+        <w:t>试剂杂质</w:t>
+      </w:r>
+      <w:r>
+        <w:rPr>
+          <w:rFonts w:hint="eastAsia" w:ascii="Times New Roman" w:hAnsi="Times New Roman" w:eastAsia="Times New Roman" w:cs="Times New Roman"/>
+        </w:rPr>
+        <w:t>、</w:t>
+      </w:r>
+      <w:r>
+        <w:rPr>
+          <w:rFonts w:hint="eastAsia" w:ascii="Times New Roman" w:hAnsi="Times New Roman" w:eastAsia="FangSong" w:cs="Times New Roman"/>
+        </w:rPr>
+        <w:t>蒸馏水带铁</w:t>
+      </w:r>
+      <w:r>
+        <w:rPr>
+          <w:rFonts w:hint="eastAsia" w:ascii="Times New Roman" w:hAnsi="Times New Roman" w:eastAsia="Times New Roman" w:cs="Times New Roman"/>
+        </w:rPr>
+        <w:t>）</w:t>
+      </w:r>
+      <w:r>
+        <w:rPr>
+          <w:rFonts w:hint="eastAsia" w:ascii="Times New Roman" w:hAnsi="Times New Roman" w:eastAsia="FangSong" w:cs="Times New Roman"/>
+        </w:rPr>
+        <w:t>和操作误差</w:t>
+      </w:r>
+      <w:r>
+        <w:rPr>
+          <w:rFonts w:hint="eastAsia" w:ascii="Times New Roman" w:hAnsi="Times New Roman" w:eastAsia="Times New Roman" w:cs="Times New Roman"/>
+        </w:rPr>
+        <w:t>（</w:t>
+      </w:r>
+      <w:r>
+        <w:rPr>
+          <w:rFonts w:hint="eastAsia" w:ascii="Times New Roman" w:hAnsi="Times New Roman" w:eastAsia="FangSong" w:cs="Times New Roman"/>
+        </w:rPr>
+        <w:t>视线未水平</w:t>
+      </w:r>
+      <w:r>
+        <w:rPr>
+          <w:rFonts w:hint="eastAsia" w:ascii="Times New Roman" w:hAnsi="Times New Roman" w:eastAsia="Times New Roman" w:cs="Times New Roman"/>
+        </w:rPr>
+        <w:t>）。</w:t>
+      </w:r>
+      <w:r>
+        <w:rPr>
+          <w:rFonts w:hint="eastAsia" w:ascii="Times New Roman" w:hAnsi="Times New Roman" w:eastAsia="FangSong" w:cs="Times New Roman"/>
+        </w:rPr>
+        <w:t>系统误差无法通过增加测定次数消除</w:t>
+      </w:r>
+      <w:r>
+        <w:rPr>
+          <w:rFonts w:hint="eastAsia" w:ascii="Times New Roman" w:hAnsi="Times New Roman" w:eastAsia="Times New Roman" w:cs="Times New Roman"/>
+        </w:rPr>
+        <w:t>，</w:t>
+      </w:r>
+      <w:r>
+        <w:rPr>
+          <w:rFonts w:hint="eastAsia" w:ascii="Times New Roman" w:hAnsi="Times New Roman" w:eastAsia="FangSong" w:cs="Times New Roman"/>
+        </w:rPr>
+        <w:t>必须针对性采用仪器校准</w:t>
+      </w:r>
+      <w:r>
+        <w:rPr>
+          <w:rFonts w:hint="eastAsia" w:ascii="Times New Roman" w:hAnsi="Times New Roman" w:eastAsia="Times New Roman" w:cs="Times New Roman"/>
+        </w:rPr>
+        <w:t>、</w:t>
+      </w:r>
+      <w:r>
+        <w:rPr>
+          <w:rFonts w:hint="eastAsia" w:ascii="Times New Roman" w:hAnsi="Times New Roman" w:eastAsia="FangSong" w:cs="Times New Roman"/>
+        </w:rPr>
+        <w:t>空白试验</w:t>
+      </w:r>
+      <w:r>
+        <w:rPr>
+          <w:rFonts w:hint="eastAsia" w:ascii="Times New Roman" w:hAnsi="Times New Roman" w:eastAsia="Times New Roman" w:cs="Times New Roman"/>
+        </w:rPr>
+        <w:t>、</w:t>
+      </w:r>
+      <w:r>
+        <w:rPr>
+          <w:rFonts w:hint="eastAsia" w:ascii="Times New Roman" w:hAnsi="Times New Roman" w:eastAsia="FangSong" w:cs="Times New Roman"/>
+        </w:rPr>
+        <w:t>对照试验及加入掩蔽剂消除</w:t>
+      </w:r>
+      <w:r>
+        <w:rPr>
+          <w:rFonts w:hint="eastAsia" w:ascii="Times New Roman" w:hAnsi="Times New Roman" w:eastAsia="Times New Roman" w:cs="Times New Roman"/>
+        </w:rPr>
+        <w:t>。</w:t>
+      </w:r>
+    </w:p>
+    <w:p>
+      <w:pPr>
+        <w:pStyle w:val="BodyText"/>
+        <w:ind w:firstLine="420"/>
+      </w:pPr>
+      <w:r>
+        <w:rPr>
+          <w:rFonts w:hint="eastAsia" w:ascii="Times New Roman" w:hAnsi="Times New Roman" w:eastAsia="FangSong" w:cs="Times New Roman"/>
+        </w:rPr>
+        <w:t>随机误差</w:t>
+      </w:r>
+      <w:r>
+        <w:rPr>
+          <w:rFonts w:hint="eastAsia" w:ascii="Times New Roman" w:hAnsi="Times New Roman" w:eastAsia="Times New Roman" w:cs="Times New Roman"/>
+        </w:rPr>
+        <w:t>（</w:t>
+      </w:r>
+      <w:r>
+        <w:rPr>
+          <w:rFonts w:hint="eastAsia" w:ascii="Times New Roman" w:hAnsi="Times New Roman" w:eastAsia="FangSong" w:cs="Times New Roman"/>
+        </w:rPr>
+        <w:t>偶然误差</w:t>
+      </w:r>
+      <w:r>
+        <w:rPr>
+          <w:rFonts w:hint="eastAsia" w:ascii="Times New Roman" w:hAnsi="Times New Roman" w:eastAsia="Times New Roman" w:cs="Times New Roman"/>
+        </w:rPr>
+        <w:t>）</w:t>
+      </w:r>
+      <w:r>
+        <w:rPr>
+          <w:rFonts w:hint="eastAsia" w:ascii="Times New Roman" w:hAnsi="Times New Roman" w:eastAsia="FangSong" w:cs="Times New Roman"/>
+        </w:rPr>
+        <w:t>由微小环境波动引起</w:t>
+      </w:r>
+      <w:r>
+        <w:rPr>
+          <w:rFonts w:hint="eastAsia" w:ascii="Times New Roman" w:hAnsi="Times New Roman" w:eastAsia="Times New Roman" w:cs="Times New Roman"/>
+        </w:rPr>
+        <w:t>，</w:t>
+      </w:r>
+      <w:r>
+        <w:rPr>
+          <w:rFonts w:hint="eastAsia" w:ascii="Times New Roman" w:hAnsi="Times New Roman" w:eastAsia="FangSong" w:cs="Times New Roman"/>
+        </w:rPr>
+        <w:t>服从统计正态分布</w:t>
+      </w:r>
+      <w:r>
+        <w:rPr>
+          <w:rFonts w:hint="eastAsia" w:ascii="Times New Roman" w:hAnsi="Times New Roman" w:eastAsia="Times New Roman" w:cs="Times New Roman"/>
+        </w:rPr>
+        <w:t>，</w:t>
+      </w:r>
+      <w:r>
+        <w:rPr>
+          <w:rFonts w:hint="eastAsia" w:ascii="Times New Roman" w:hAnsi="Times New Roman" w:eastAsia="FangSong" w:cs="Times New Roman"/>
+        </w:rPr>
+        <w:t>增加平行测定次数可使均值趋近总体真值</w:t>
+      </w:r>
+      <w:r>
+        <w:rPr>
+          <w:rFonts w:hint="eastAsia" w:ascii="Times New Roman" w:hAnsi="Times New Roman" w:eastAsia="Times New Roman" w:cs="Times New Roman"/>
+        </w:rPr>
+        <w:t>。</w:t>
+      </w:r>
+    </w:p>
+    <w:p>
+      <w:pPr>
+        <w:pStyle w:val="BodyText"/>
         <w:spacing w:after="80"/>
         <w:ind w:firstLine="420"/>
       </w:pPr>
-      <w:r>
-        <w:rPr>
-          <w:rFonts w:hint="eastAsia" w:ascii="Times New Roman" w:hAnsi="Times New Roman" w:eastAsia="FangSong" w:cs="Times New Roman"/>
-        </w:rPr>
-        <w:t>实验误差按物理机制与统计特征严格划分为三类</w:t>
-      </w:r>
-      <w:r>
-        <w:rPr>
-          <w:rFonts w:hint="eastAsia" w:ascii="Times New Roman" w:hAnsi="Times New Roman" w:eastAsia="Times New Roman" w:cs="Times New Roman"/>
-        </w:rPr>
-        <w:t>：</w:t>
-      </w:r>
-      <w:r>
-        <w:rPr>
-          <w:rFonts w:ascii="Times New Roman" w:hAnsi="Times New Roman" w:eastAsia="Times New Roman" w:cs="Times New Roman"/>
-        </w:rPr>
-        <w:t xml:space="preserve"> </w:t>
-      </w:r>
-      <w:r>
-        <w:rPr>
-          <w:rFonts w:hint="eastAsia" w:ascii="Times New Roman" w:hAnsi="Times New Roman" w:eastAsia="FangSong" w:cs="Times New Roman"/>
-        </w:rPr>
-        <w:t>系统误差</w:t>
-      </w:r>
-      <w:r>
-        <w:rPr>
-          <w:rFonts w:hint="eastAsia" w:ascii="Times New Roman" w:hAnsi="Times New Roman" w:eastAsia="Times New Roman" w:cs="Times New Roman"/>
-        </w:rPr>
-        <w:t>（</w:t>
-      </w:r>
-      <w:r>
-        <w:rPr>
-          <w:rFonts w:hint="eastAsia" w:ascii="Times New Roman" w:hAnsi="Times New Roman" w:eastAsia="FangSong" w:cs="Times New Roman"/>
-        </w:rPr>
-        <w:t>可定误差</w:t>
-      </w:r>
-      <w:r>
-        <w:rPr>
-          <w:rFonts w:hint="eastAsia" w:ascii="Times New Roman" w:hAnsi="Times New Roman" w:eastAsia="Times New Roman" w:cs="Times New Roman"/>
-        </w:rPr>
-        <w:t>）</w:t>
-      </w:r>
-      <w:r>
-        <w:rPr>
-          <w:rFonts w:hint="eastAsia" w:ascii="Times New Roman" w:hAnsi="Times New Roman" w:eastAsia="FangSong" w:cs="Times New Roman"/>
-        </w:rPr>
-        <w:t>由固定因素引起</w:t>
-      </w:r>
-      <w:r>
-        <w:rPr>
-          <w:rFonts w:hint="eastAsia" w:ascii="Times New Roman" w:hAnsi="Times New Roman" w:eastAsia="Times New Roman" w:cs="Times New Roman"/>
-        </w:rPr>
-        <w:t>，</w:t>
-      </w:r>
-      <w:r>
-        <w:rPr>
-          <w:rFonts w:hint="eastAsia" w:ascii="Times New Roman" w:hAnsi="Times New Roman" w:eastAsia="FangSong" w:cs="Times New Roman"/>
-        </w:rPr>
-        <w:t>具单向性与重现性</w:t>
-      </w:r>
-      <w:r>
-        <w:rPr>
-          <w:rFonts w:hint="eastAsia" w:ascii="Times New Roman" w:hAnsi="Times New Roman" w:eastAsia="Times New Roman" w:cs="Times New Roman"/>
-        </w:rPr>
-        <w:t>，</w:t>
-      </w:r>
-      <w:r>
-        <w:rPr>
-          <w:rFonts w:hint="eastAsia" w:ascii="Times New Roman" w:hAnsi="Times New Roman" w:eastAsia="FangSong" w:cs="Times New Roman"/>
-        </w:rPr>
-        <w:t>可细分为方法误差</w:t>
-      </w:r>
-      <w:r>
-        <w:rPr>
-          <w:rFonts w:hint="eastAsia" w:ascii="Times New Roman" w:hAnsi="Times New Roman" w:eastAsia="Times New Roman" w:cs="Times New Roman"/>
-        </w:rPr>
-        <w:t>（</w:t>
-      </w:r>
-      <w:r>
-        <w:rPr>
-          <w:rFonts w:hint="eastAsia" w:ascii="Times New Roman" w:hAnsi="Times New Roman" w:eastAsia="FangSong" w:cs="Times New Roman"/>
-        </w:rPr>
-        <w:t>沉淀溶解损失</w:t>
-      </w:r>
-      <w:r>
-        <w:rPr>
-          <w:rFonts w:hint="eastAsia" w:ascii="Times New Roman" w:hAnsi="Times New Roman" w:eastAsia="Times New Roman" w:cs="Times New Roman"/>
-        </w:rPr>
-        <w:t>、</w:t>
-      </w:r>
-      <w:r>
-        <w:rPr>
-          <w:rFonts w:hint="eastAsia" w:ascii="Times New Roman" w:hAnsi="Times New Roman" w:eastAsia="FangSong" w:cs="Times New Roman"/>
-        </w:rPr>
-        <w:t>指示剂终点误差</w:t>
-      </w:r>
-      <w:r>
-        <w:rPr>
-          <w:rFonts w:hint="eastAsia" w:ascii="Times New Roman" w:hAnsi="Times New Roman" w:eastAsia="Times New Roman" w:cs="Times New Roman"/>
-        </w:rPr>
-        <w:t>）、</w:t>
-      </w:r>
-      <w:r>
-        <w:rPr>
-          <w:rFonts w:hint="eastAsia" w:ascii="Times New Roman" w:hAnsi="Times New Roman" w:eastAsia="FangSong" w:cs="Times New Roman"/>
-        </w:rPr>
-        <w:t>仪器误差</w:t>
-      </w:r>
-      <w:r>
-        <w:rPr>
-          <w:rFonts w:hint="eastAsia" w:ascii="Times New Roman" w:hAnsi="Times New Roman" w:eastAsia="Times New Roman" w:cs="Times New Roman"/>
-        </w:rPr>
-        <w:t>（</w:t>
-      </w:r>
-      <w:r>
-        <w:rPr>
-          <w:rFonts w:hint="eastAsia" w:ascii="Times New Roman" w:hAnsi="Times New Roman" w:eastAsia="FangSong" w:cs="Times New Roman"/>
-        </w:rPr>
-        <w:t>天平不等臂</w:t>
-      </w:r>
-      <w:r>
-        <w:rPr>
-          <w:rFonts w:hint="eastAsia" w:ascii="Times New Roman" w:hAnsi="Times New Roman" w:eastAsia="Times New Roman" w:cs="Times New Roman"/>
-        </w:rPr>
-        <w:t>、</w:t>
-      </w:r>
-      <w:r>
-        <w:rPr>
-          <w:rFonts w:hint="eastAsia" w:ascii="Times New Roman" w:hAnsi="Times New Roman" w:eastAsia="FangSong" w:cs="Times New Roman"/>
-        </w:rPr>
-        <w:t>滴定管未校准</w:t>
-      </w:r>
-      <w:r>
-        <w:rPr>
-          <w:rFonts w:hint="eastAsia" w:ascii="Times New Roman" w:hAnsi="Times New Roman" w:eastAsia="Times New Roman" w:cs="Times New Roman"/>
-        </w:rPr>
-        <w:t>）、</w:t>
-      </w:r>
-      <w:r>
-        <w:rPr>
-          <w:rFonts w:hint="eastAsia" w:ascii="Times New Roman" w:hAnsi="Times New Roman" w:eastAsia="FangSong" w:cs="Times New Roman"/>
-        </w:rPr>
-        <w:t>试剂误差</w:t>
-      </w:r>
-      <w:r>
-        <w:rPr>
-          <w:rFonts w:hint="eastAsia" w:ascii="Times New Roman" w:hAnsi="Times New Roman" w:eastAsia="Times New Roman" w:cs="Times New Roman"/>
-        </w:rPr>
-        <w:t>（</w:t>
-      </w:r>
-      <w:r>
-        <w:rPr>
-          <w:rFonts w:hint="eastAsia" w:ascii="Times New Roman" w:hAnsi="Times New Roman" w:eastAsia="FangSong" w:cs="Times New Roman"/>
-        </w:rPr>
-        <w:t>试剂杂质</w:t>
-      </w:r>
-      <w:r>
-        <w:rPr>
-          <w:rFonts w:hint="eastAsia" w:ascii="Times New Roman" w:hAnsi="Times New Roman" w:eastAsia="Times New Roman" w:cs="Times New Roman"/>
-        </w:rPr>
-        <w:t>、</w:t>
-      </w:r>
-      <w:r>
-        <w:rPr>
-          <w:rFonts w:hint="eastAsia" w:ascii="Times New Roman" w:hAnsi="Times New Roman" w:eastAsia="FangSong" w:cs="Times New Roman"/>
-        </w:rPr>
-        <w:t>蒸馏水带铁</w:t>
-      </w:r>
-      <w:r>
-        <w:rPr>
-          <w:rFonts w:hint="eastAsia" w:ascii="Times New Roman" w:hAnsi="Times New Roman" w:eastAsia="Times New Roman" w:cs="Times New Roman"/>
-        </w:rPr>
-        <w:t>）</w:t>
-      </w:r>
-      <w:r>
-        <w:rPr>
-          <w:rFonts w:hint="eastAsia" w:ascii="Times New Roman" w:hAnsi="Times New Roman" w:eastAsia="FangSong" w:cs="Times New Roman"/>
-        </w:rPr>
-        <w:t>和操作误差</w:t>
-      </w:r>
-      <w:r>
-        <w:rPr>
-          <w:rFonts w:hint="eastAsia" w:ascii="Times New Roman" w:hAnsi="Times New Roman" w:eastAsia="Times New Roman" w:cs="Times New Roman"/>
-        </w:rPr>
-        <w:t>（</w:t>
-      </w:r>
-      <w:r>
-        <w:rPr>
-          <w:rFonts w:hint="eastAsia" w:ascii="Times New Roman" w:hAnsi="Times New Roman" w:eastAsia="FangSong" w:cs="Times New Roman"/>
-        </w:rPr>
-        <w:t>视线未水平</w:t>
-      </w:r>
-      <w:r>
-        <w:rPr>
-          <w:rFonts w:hint="eastAsia" w:ascii="Times New Roman" w:hAnsi="Times New Roman" w:eastAsia="Times New Roman" w:cs="Times New Roman"/>
-        </w:rPr>
-        <w:t>）。</w:t>
-      </w:r>
-      <w:r>
-        <w:rPr>
-          <w:rFonts w:hint="eastAsia" w:ascii="Times New Roman" w:hAnsi="Times New Roman" w:eastAsia="FangSong" w:cs="Times New Roman"/>
-        </w:rPr>
-        <w:t>系统误差无法通过增加测定次数消除</w:t>
-      </w:r>
-      <w:r>
-        <w:rPr>
-          <w:rFonts w:hint="eastAsia" w:ascii="Times New Roman" w:hAnsi="Times New Roman" w:eastAsia="Times New Roman" w:cs="Times New Roman"/>
-        </w:rPr>
-        <w:t>，</w:t>
-      </w:r>
-      <w:r>
-        <w:rPr>
-          <w:rFonts w:hint="eastAsia" w:ascii="Times New Roman" w:hAnsi="Times New Roman" w:eastAsia="FangSong" w:cs="Times New Roman"/>
-        </w:rPr>
-        <w:t>必须针对性采用仪器校准</w:t>
-      </w:r>
-      <w:r>
-        <w:rPr>
-          <w:rFonts w:hint="eastAsia" w:ascii="Times New Roman" w:hAnsi="Times New Roman" w:eastAsia="Times New Roman" w:cs="Times New Roman"/>
-        </w:rPr>
-        <w:t>、</w:t>
-      </w:r>
-      <w:r>
-        <w:rPr>
-          <w:rFonts w:hint="eastAsia" w:ascii="Times New Roman" w:hAnsi="Times New Roman" w:eastAsia="FangSong" w:cs="Times New Roman"/>
-        </w:rPr>
-        <w:t>空白试验</w:t>
-      </w:r>
-      <w:r>
-        <w:rPr>
-          <w:rFonts w:hint="eastAsia" w:ascii="Times New Roman" w:hAnsi="Times New Roman" w:eastAsia="Times New Roman" w:cs="Times New Roman"/>
-        </w:rPr>
-        <w:t>、</w:t>
-      </w:r>
-      <w:r>
-        <w:rPr>
-          <w:rFonts w:hint="eastAsia" w:ascii="Times New Roman" w:hAnsi="Times New Roman" w:eastAsia="FangSong" w:cs="Times New Roman"/>
-        </w:rPr>
-        <w:t>对照试验及加入掩蔽剂消除</w:t>
-      </w:r>
-      <w:r>
-        <w:rPr>
-          <w:rFonts w:hint="eastAsia" w:ascii="Times New Roman" w:hAnsi="Times New Roman" w:eastAsia="Times New Roman" w:cs="Times New Roman"/>
-        </w:rPr>
-        <w:t>。</w:t>
-      </w:r>
-      <w:r>
-        <w:rPr>
-          <w:rFonts w:ascii="Times New Roman" w:hAnsi="Times New Roman" w:eastAsia="Times New Roman" w:cs="Times New Roman"/>
-        </w:rPr>
-        <w:t xml:space="preserve"> </w:t>
-      </w:r>
-      <w:r>
-        <w:rPr>
-          <w:rFonts w:hint="eastAsia" w:ascii="Times New Roman" w:hAnsi="Times New Roman" w:eastAsia="FangSong" w:cs="Times New Roman"/>
-        </w:rPr>
-        <w:t>随机误差</w:t>
-      </w:r>
-      <w:r>
-        <w:rPr>
-          <w:rFonts w:hint="eastAsia" w:ascii="Times New Roman" w:hAnsi="Times New Roman" w:eastAsia="Times New Roman" w:cs="Times New Roman"/>
-        </w:rPr>
-        <w:t>（</w:t>
-      </w:r>
-      <w:r>
-        <w:rPr>
-          <w:rFonts w:hint="eastAsia" w:ascii="Times New Roman" w:hAnsi="Times New Roman" w:eastAsia="FangSong" w:cs="Times New Roman"/>
-        </w:rPr>
-        <w:t>偶然误差</w:t>
-      </w:r>
-      <w:r>
-        <w:rPr>
-          <w:rFonts w:hint="eastAsia" w:ascii="Times New Roman" w:hAnsi="Times New Roman" w:eastAsia="Times New Roman" w:cs="Times New Roman"/>
-        </w:rPr>
-        <w:t>）</w:t>
-      </w:r>
-      <w:r>
-        <w:rPr>
-          <w:rFonts w:hint="eastAsia" w:ascii="Times New Roman" w:hAnsi="Times New Roman" w:eastAsia="FangSong" w:cs="Times New Roman"/>
-        </w:rPr>
-        <w:t>由微小环境波动引起</w:t>
-      </w:r>
-      <w:r>
-        <w:rPr>
-          <w:rFonts w:hint="eastAsia" w:ascii="Times New Roman" w:hAnsi="Times New Roman" w:eastAsia="Times New Roman" w:cs="Times New Roman"/>
-        </w:rPr>
-        <w:t>，</w:t>
-      </w:r>
-      <w:r>
-        <w:rPr>
-          <w:rFonts w:hint="eastAsia" w:ascii="Times New Roman" w:hAnsi="Times New Roman" w:eastAsia="FangSong" w:cs="Times New Roman"/>
-        </w:rPr>
-        <w:t>服从统计正态分布</w:t>
-      </w:r>
-      <w:r>
-        <w:rPr>
-          <w:rFonts w:hint="eastAsia" w:ascii="Times New Roman" w:hAnsi="Times New Roman" w:eastAsia="Times New Roman" w:cs="Times New Roman"/>
-        </w:rPr>
-        <w:t>，</w:t>
-      </w:r>
-      <w:r>
-        <w:rPr>
-          <w:rFonts w:hint="eastAsia" w:ascii="Times New Roman" w:hAnsi="Times New Roman" w:eastAsia="FangSong" w:cs="Times New Roman"/>
-        </w:rPr>
-        <w:t>增加平行测定次数可使均值趋近总体真值</w:t>
-      </w:r>
-      <w:r>
-        <w:rPr>
-          <w:rFonts w:hint="eastAsia" w:ascii="Times New Roman" w:hAnsi="Times New Roman" w:eastAsia="Times New Roman" w:cs="Times New Roman"/>
-        </w:rPr>
-        <w:t>。</w:t>
-      </w:r>
-      <w:r>
-        <w:rPr>
-          <w:rFonts w:ascii="Times New Roman" w:hAnsi="Times New Roman" w:eastAsia="Times New Roman" w:cs="Times New Roman"/>
-        </w:rPr>
-        <w:t xml:space="preserve"> </w:t>
-      </w:r>
       <w:r>
         <w:rPr>
           <w:rFonts w:hint="eastAsia" w:ascii="Times New Roman" w:hAnsi="Times New Roman" w:eastAsia="FangSong" w:cs="Times New Roman"/>

--- a/06-学生侧材料/讲义/学生专用版/4-分析化学/有效数字与误差分析-超级充实版（学生专用版）.docx
+++ b/06-学生侧材料/讲义/学生专用版/4-分析化学/有效数字与误差分析-超级充实版（学生专用版）.docx
@@ -5381,14 +5381,14 @@
               </w:rPr>
               <w:drawing>
                 <wp:inline>
-                  <wp:extent cx="2667000" cy="1944311"/>
+                  <wp:extent cx="2667000" cy="2758335"/>
                   <wp:effectExtent b="0" l="0" r="0" t="0"/>
                   <wp:docPr descr="" title="" id="18" name="Picture"/>
                   <a:graphic>
                     <a:graphicData uri="http://schemas.openxmlformats.org/drawingml/2006/picture">
                       <pic:pic>
                         <pic:nvPicPr>
-                          <pic:cNvPr descr="f178263ac2b346af802a37db132484a685ddca027789e8092fdca25b72303ab7.jpg" id="19" name="Picture"/>
+                          <pic:cNvPr descr="f2dda91bbf4b5c179475a15fc71abd9f4ceaaba060cff205629d53859eda63db.jpg" id="19" name="Picture"/>
                           <pic:cNvPicPr>
                             <a:picLocks noChangeArrowheads="1" noChangeAspect="1"/>
                           </pic:cNvPicPr>
@@ -5402,7 +5402,7 @@
                         <pic:spPr bwMode="auto">
                           <a:xfrm>
                             <a:off x="0" y="0"/>
-                            <a:ext cx="2667000" cy="1944311"/>
+                            <a:ext cx="2667000" cy="2758335"/>
                           </a:xfrm>
                           <a:prstGeom prst="rect">
                             <a:avLst/>

--- a/06-学生侧材料/讲义/学生专用版/4-分析化学/有效数字与误差分析-超级充实版（学生专用版）.docx
+++ b/06-学生侧材料/讲义/学生专用版/4-分析化学/有效数字与误差分析-超级充实版（学生专用版）.docx
@@ -8052,14 +8052,14 @@
               </w:rPr>
               <w:drawing>
                 <wp:inline>
-                  <wp:extent cx="2381250" cy="1830739"/>
+                  <wp:extent cx="2381250" cy="2265537"/>
                   <wp:effectExtent b="0" l="0" r="0" t="0"/>
                   <wp:docPr descr="" title="" id="24" name="Picture"/>
                   <a:graphic>
                     <a:graphicData uri="http://schemas.openxmlformats.org/drawingml/2006/picture">
                       <pic:pic>
                         <pic:nvPicPr>
-                          <pic:cNvPr descr="a215b815fa6f6456ac8eb9758f085db2a18150f9a2cd64eb993d8a64a527bd98.jpg" id="25" name="Picture"/>
+                          <pic:cNvPr descr="7256fba7dda6e9f86cfcce451b8fd2217735a9a3df9a5291e675a4e5c904c1b3.jpg" id="25" name="Picture"/>
                           <pic:cNvPicPr>
                             <a:picLocks noChangeArrowheads="1" noChangeAspect="1"/>
                           </pic:cNvPicPr>
@@ -8073,7 +8073,7 @@
                         <pic:spPr bwMode="auto">
                           <a:xfrm>
                             <a:off x="0" y="0"/>
-                            <a:ext cx="2381250" cy="1830739"/>
+                            <a:ext cx="2381250" cy="2265537"/>
                           </a:xfrm>
                           <a:prstGeom prst="rect">
                             <a:avLst/>

--- a/06-学生侧材料/讲义/学生专用版/4-分析化学/有效数字与误差分析-超级充实版（学生专用版）.docx
+++ b/06-学生侧材料/讲义/学生专用版/4-分析化学/有效数字与误差分析-超级充实版（学生专用版）.docx
@@ -21753,11 +21753,11 @@
         </w:tblBorders>
       </w:tblPr>
       <w:tblGrid>
-        <w:gridCol w:w="1320"/>
-        <w:gridCol w:w="1650"/>
-        <w:gridCol w:w="1650"/>
-        <w:gridCol w:w="1650"/>
-        <w:gridCol w:w="1650"/>
+        <w:gridCol w:w="1980"/>
+        <w:gridCol w:w="1056"/>
+        <w:gridCol w:w="990"/>
+        <w:gridCol w:w="1914"/>
+        <w:gridCol w:w="1980"/>
       </w:tblGrid>
       <w:tr>
         <w:trPr>
